--- a/Protótipo 02/Documentação/Sark Tank.docx
+++ b/Protótipo 02/Documentação/Sark Tank.docx
@@ -12,10 +12,10 @@
           <w:noProof/>
         </w:rPr>
         <w:drawing>
-          <wp:inline distT="0" distB="0" distL="0" distR="0" wp14:anchorId="1F33EBAC" wp14:editId="1836AABC">
-            <wp:extent cx="5724525" cy="4305634"/>
+          <wp:inline distT="0" distB="0" distL="0" distR="0" wp14:anchorId="00AF41ED" wp14:editId="1F92A88B">
+            <wp:extent cx="5827395" cy="4380663"/>
             <wp:effectExtent l="0" t="0" r="0" b="0"/>
-            <wp:docPr id="1554298654" name="drawing"/>
+            <wp:docPr id="20358536" name="Imagem 2"/>
             <wp:cNvGraphicFramePr>
               <a:graphicFrameLocks xmlns:a="http://schemas.openxmlformats.org/drawingml/2006/main" noChangeAspect="1"/>
             </wp:cNvGraphicFramePr>
@@ -23,14 +23,14 @@
               <a:graphicData uri="http://schemas.openxmlformats.org/drawingml/2006/picture">
                 <pic:pic xmlns:pic="http://schemas.openxmlformats.org/drawingml/2006/picture">
                   <pic:nvPicPr>
-                    <pic:cNvPr id="134674707" name="Picture 134674707"/>
+                    <pic:cNvPr id="20358536" name="Imagem 20358536"/>
                     <pic:cNvPicPr/>
                   </pic:nvPicPr>
                   <pic:blipFill>
-                    <a:blip r:embed="rId10">
+                    <a:blip r:embed="rId11">
                       <a:extLst>
                         <a:ext uri="{28A0092B-C50C-407E-A947-70E740481C1C}">
-                          <a14:useLocalDpi xmlns:a14="http://schemas.microsoft.com/office/drawing/2010/main"/>
+                          <a14:useLocalDpi xmlns:a14="http://schemas.microsoft.com/office/drawing/2010/main" val="0"/>
                         </a:ext>
                       </a:extLst>
                     </a:blip>
@@ -41,7 +41,7 @@
                   <pic:spPr>
                     <a:xfrm>
                       <a:off x="0" y="0"/>
-                      <a:ext cx="5724525" cy="4305634"/>
+                      <a:ext cx="5843664" cy="4392893"/>
                     </a:xfrm>
                     <a:prstGeom prst="rect">
                       <a:avLst/>
@@ -460,6 +460,7 @@
               </w:rPr>
               <w:t xml:space="preserve"> </w:t>
             </w:r>
+            <w:proofErr w:type="spellStart"/>
             <w:r>
               <w:rPr>
                 <w:rFonts w:eastAsiaTheme="minorEastAsia"/>
@@ -469,6 +470,7 @@
               </w:rPr>
               <w:t>Antonacci</w:t>
             </w:r>
+            <w:proofErr w:type="spellEnd"/>
           </w:p>
           <w:p>
             <w:pPr>
@@ -488,8 +490,19 @@
                 <w:sz w:val="22"/>
                 <w:szCs w:val="22"/>
               </w:rPr>
-              <w:t xml:space="preserve"> Luiza Corazin</w:t>
+              <w:t xml:space="preserve"> Luiza </w:t>
             </w:r>
+            <w:proofErr w:type="spellStart"/>
+            <w:r>
+              <w:rPr>
+                <w:rFonts w:eastAsiaTheme="minorEastAsia"/>
+                <w:color w:val="000000" w:themeColor="text1"/>
+                <w:sz w:val="22"/>
+                <w:szCs w:val="22"/>
+              </w:rPr>
+              <w:t>Corazin</w:t>
+            </w:r>
+            <w:proofErr w:type="spellEnd"/>
           </w:p>
         </w:tc>
       </w:tr>
@@ -625,8 +638,19 @@
                 <w:sz w:val="22"/>
                 <w:szCs w:val="22"/>
               </w:rPr>
-              <w:t>Clara Antonacci</w:t>
+              <w:t xml:space="preserve">Clara </w:t>
             </w:r>
+            <w:proofErr w:type="spellStart"/>
+            <w:r>
+              <w:rPr>
+                <w:rFonts w:eastAsiaTheme="minorEastAsia"/>
+                <w:color w:val="000000" w:themeColor="text1"/>
+                <w:sz w:val="22"/>
+                <w:szCs w:val="22"/>
+              </w:rPr>
+              <w:t>Antonacci</w:t>
+            </w:r>
+            <w:proofErr w:type="spellEnd"/>
           </w:p>
           <w:p>
             <w:pPr>
@@ -646,8 +670,19 @@
                 <w:sz w:val="22"/>
                 <w:szCs w:val="22"/>
               </w:rPr>
-              <w:t>Luiza Corazin</w:t>
+              <w:t xml:space="preserve">Luiza </w:t>
             </w:r>
+            <w:proofErr w:type="spellStart"/>
+            <w:r>
+              <w:rPr>
+                <w:rFonts w:eastAsiaTheme="minorEastAsia"/>
+                <w:color w:val="000000" w:themeColor="text1"/>
+                <w:sz w:val="22"/>
+                <w:szCs w:val="22"/>
+              </w:rPr>
+              <w:t>Corazin</w:t>
+            </w:r>
+            <w:proofErr w:type="spellEnd"/>
           </w:p>
           <w:p>
             <w:pPr>
@@ -822,8 +857,19 @@
                 <w:sz w:val="22"/>
                 <w:szCs w:val="22"/>
               </w:rPr>
-              <w:t>Clara Antonacci</w:t>
+              <w:t xml:space="preserve">Clara </w:t>
             </w:r>
+            <w:proofErr w:type="spellStart"/>
+            <w:r>
+              <w:rPr>
+                <w:rFonts w:eastAsiaTheme="minorEastAsia"/>
+                <w:color w:val="000000" w:themeColor="text1"/>
+                <w:sz w:val="22"/>
+                <w:szCs w:val="22"/>
+              </w:rPr>
+              <w:t>Antonacci</w:t>
+            </w:r>
+            <w:proofErr w:type="spellEnd"/>
           </w:p>
           <w:p>
             <w:pPr>
@@ -843,8 +889,19 @@
                 <w:sz w:val="22"/>
                 <w:szCs w:val="22"/>
               </w:rPr>
-              <w:t>Luiza Corazin</w:t>
+              <w:t xml:space="preserve">Luiza </w:t>
             </w:r>
+            <w:proofErr w:type="spellStart"/>
+            <w:r>
+              <w:rPr>
+                <w:rFonts w:eastAsiaTheme="minorEastAsia"/>
+                <w:color w:val="000000" w:themeColor="text1"/>
+                <w:sz w:val="22"/>
+                <w:szCs w:val="22"/>
+              </w:rPr>
+              <w:t>Corazin</w:t>
+            </w:r>
+            <w:proofErr w:type="spellEnd"/>
           </w:p>
           <w:p>
             <w:pPr>
@@ -1039,8 +1096,19 @@
                 <w:sz w:val="22"/>
                 <w:szCs w:val="22"/>
               </w:rPr>
-              <w:t>Clara Antonacci</w:t>
+              <w:t xml:space="preserve">Clara </w:t>
             </w:r>
+            <w:proofErr w:type="spellStart"/>
+            <w:r>
+              <w:rPr>
+                <w:rFonts w:eastAsiaTheme="minorEastAsia"/>
+                <w:color w:val="000000" w:themeColor="text1"/>
+                <w:sz w:val="22"/>
+                <w:szCs w:val="22"/>
+              </w:rPr>
+              <w:t>Antonacci</w:t>
+            </w:r>
+            <w:proofErr w:type="spellEnd"/>
           </w:p>
           <w:p>
             <w:pPr>
@@ -1060,8 +1128,19 @@
                 <w:sz w:val="22"/>
                 <w:szCs w:val="22"/>
               </w:rPr>
-              <w:t>Luiza Corazin</w:t>
+              <w:t xml:space="preserve">Luiza </w:t>
             </w:r>
+            <w:proofErr w:type="spellStart"/>
+            <w:r>
+              <w:rPr>
+                <w:rFonts w:eastAsiaTheme="minorEastAsia"/>
+                <w:color w:val="000000" w:themeColor="text1"/>
+                <w:sz w:val="22"/>
+                <w:szCs w:val="22"/>
+              </w:rPr>
+              <w:t>Corazin</w:t>
+            </w:r>
+            <w:proofErr w:type="spellEnd"/>
           </w:p>
           <w:p>
             <w:pPr>
@@ -4024,7 +4103,7 @@
                     <pic:cNvPicPr/>
                   </pic:nvPicPr>
                   <pic:blipFill>
-                    <a:blip r:embed="rId11">
+                    <a:blip r:embed="rId12">
                       <a:extLst>
                         <a:ext uri="{28A0092B-C50C-407E-A947-70E740481C1C}">
                           <a14:useLocalDpi xmlns:a14="http://schemas.microsoft.com/office/drawing/2010/main"/>
@@ -4079,7 +4158,7 @@
         <w:rPr>
           <w:rFonts w:eastAsiaTheme="minorEastAsia"/>
         </w:rPr>
-        <w:t>O sistema desenvolvido pela empresa Algorítmica para a instituição SESI tem como objetivo melhorar a comunicação e a circulação de informações dentro da escola. A plataforma funciona como um Jornal Virtual, no qual alunos e professores podem visualizar notícias e publicações relacionadas ao ambiente escolar. O acesso ao sistema será realizado por meio de login com e-mail educacional e senha institucional previamente cadastrada. Os alunos poderão criar publicações que serão analisadas por usuários verificados (professores) antes de serem publicadas no feed oficial. Além disso, o sistema contará com salas informativas, utilizadas para divulgação de avisos de turmas, refeitório e outros setores da escola.</w:t>
+        <w:t>O sistema desenvolvido pela empresa Algorítmica para a instituição SESI tem como objetivo melhorar a comunicação e a circulação de informações dentro da escola. A plataforma funciona como um Jornal Virtual, no qual alunos e professores podem visualizar notícias e publicações relacionadas ao ambiente escolar. O acesso ao sistema será realizado por meio de login com e-mail educacional e senha institucional previamente cadastrada. Os alunos poderão criar publicações que serão analisadas por usuários verificados (professores) antes de serem publicadas no feed oficial.</w:t>
       </w:r>
     </w:p>
     <w:p>
@@ -4134,7 +4213,19 @@
         <w:rPr>
           <w:rFonts w:eastAsiaTheme="minorEastAsia"/>
         </w:rPr>
-        <w:t>Os usuários são os alunos da escola SESI que terão acesso ao sistema por meio do e-mail educacional. Eles poderão visualizar notícias, comentar em publicações, navegar pelas salas informativas e criar posts que serão enviados para análise antes de serem publicados. Além disso, poderão editar informações básicas de seu perfil, como foto e descrição.</w:t>
+        <w:t>Os usuários são os alunos da escola SESI que terão acesso ao sistema por meio do e-mail educacional. Eles poderão visualizar notícias, comentar em publicações</w:t>
+      </w:r>
+      <w:r>
+        <w:rPr>
+          <w:rFonts w:eastAsiaTheme="minorEastAsia"/>
+        </w:rPr>
+        <w:t xml:space="preserve"> e </w:t>
+      </w:r>
+      <w:r>
+        <w:rPr>
+          <w:rFonts w:eastAsiaTheme="minorEastAsia"/>
+        </w:rPr>
+        <w:t>criar posts que serão enviados para análise antes de serem publicados. Além disso, poderão editar informações básicas de seu perfil, como foto e descrição.</w:t>
       </w:r>
     </w:p>
     <w:p>
@@ -4166,7 +4257,6 @@
           <w:sz w:val="24"/>
           <w:szCs w:val="24"/>
         </w:rPr>
-        <w:lastRenderedPageBreak/>
         <w:t>Usuários Verificados</w:t>
       </w:r>
       <w:r>
@@ -4183,7 +4273,19 @@
         <w:rPr>
           <w:rFonts w:eastAsiaTheme="minorEastAsia"/>
         </w:rPr>
-        <w:t>Os Usuários Verificados possuem permissões adicionais dentro do sistema, podendo aprovar ou rejeitar publicações feitas pelos alunos, publicar notícias oficiais, criar novas salas informativas e gerenciar conteúdos disponíveis na plataforma.</w:t>
+        <w:t>Os Usuários Verificados possuem permissões adicionais dentro do sistema, podendo aprovar ou rejeitar publicações feitas pelos alunos, publicar notícias oficiais</w:t>
+      </w:r>
+      <w:r>
+        <w:rPr>
+          <w:rFonts w:eastAsiaTheme="minorEastAsia"/>
+        </w:rPr>
+        <w:t xml:space="preserve"> </w:t>
+      </w:r>
+      <w:r>
+        <w:rPr>
+          <w:rFonts w:eastAsiaTheme="minorEastAsia"/>
+        </w:rPr>
+        <w:t>e gerenciar conteúdos disponíveis na plataforma.</w:t>
       </w:r>
     </w:p>
     <w:p>
@@ -4241,7 +4343,19 @@
         <w:rPr>
           <w:rFonts w:eastAsiaTheme="minorEastAsia"/>
         </w:rPr>
-        <w:t>Os administradores são responsáveis pelo gerenciamento completo do sistema, podendo criar ou excluir usuários, gerenciar notícias publicadas, criar ou excluir salas informativas e garantir o funcionamento adequado da plataforma.</w:t>
+        <w:t>Os administradores são responsáveis pelo gerenciamento completo do sistema, podendo criar ou excluir usuários, gerenciar notícias publicadas</w:t>
+      </w:r>
+      <w:r>
+        <w:rPr>
+          <w:rFonts w:eastAsiaTheme="minorEastAsia"/>
+        </w:rPr>
+        <w:t xml:space="preserve"> </w:t>
+      </w:r>
+      <w:r>
+        <w:rPr>
+          <w:rFonts w:eastAsiaTheme="minorEastAsia"/>
+        </w:rPr>
+        <w:t>e garantir o funcionamento adequado da plataforma.</w:t>
       </w:r>
     </w:p>
     <w:p>
@@ -4286,6 +4400,7 @@
         </w:rPr>
         <w:t xml:space="preserve">Requisitos funcionais descrevem as diversas funções que usuários e clientes querem ou precisam que o software ofereça, ou seja, são requisitos ligados diretamente à funcionalidade do software, que o sistema deve prover. Suzanne e James Robertson (autores do livro </w:t>
       </w:r>
+      <w:proofErr w:type="spellStart"/>
       <w:r>
         <w:rPr>
           <w:rFonts w:eastAsiaTheme="minorEastAsia"/>
@@ -4293,8 +4408,69 @@
           <w:iCs/>
           <w:color w:val="000000" w:themeColor="text1"/>
         </w:rPr>
-        <w:t>Mastering the Requirements Process</w:t>
-      </w:r>
+        <w:t>Mastering</w:t>
+      </w:r>
+      <w:proofErr w:type="spellEnd"/>
+      <w:r>
+        <w:rPr>
+          <w:rFonts w:eastAsiaTheme="minorEastAsia"/>
+          <w:i/>
+          <w:iCs/>
+          <w:color w:val="000000" w:themeColor="text1"/>
+        </w:rPr>
+        <w:t xml:space="preserve"> </w:t>
+      </w:r>
+      <w:proofErr w:type="spellStart"/>
+      <w:r>
+        <w:rPr>
+          <w:rFonts w:eastAsiaTheme="minorEastAsia"/>
+          <w:i/>
+          <w:iCs/>
+          <w:color w:val="000000" w:themeColor="text1"/>
+        </w:rPr>
+        <w:t>the</w:t>
+      </w:r>
+      <w:proofErr w:type="spellEnd"/>
+      <w:r>
+        <w:rPr>
+          <w:rFonts w:eastAsiaTheme="minorEastAsia"/>
+          <w:i/>
+          <w:iCs/>
+          <w:color w:val="000000" w:themeColor="text1"/>
+        </w:rPr>
+        <w:t xml:space="preserve"> </w:t>
+      </w:r>
+      <w:proofErr w:type="spellStart"/>
+      <w:r>
+        <w:rPr>
+          <w:rFonts w:eastAsiaTheme="minorEastAsia"/>
+          <w:i/>
+          <w:iCs/>
+          <w:color w:val="000000" w:themeColor="text1"/>
+        </w:rPr>
+        <w:t>Requirements</w:t>
+      </w:r>
+      <w:proofErr w:type="spellEnd"/>
+      <w:r>
+        <w:rPr>
+          <w:rFonts w:eastAsiaTheme="minorEastAsia"/>
+          <w:i/>
+          <w:iCs/>
+          <w:color w:val="000000" w:themeColor="text1"/>
+        </w:rPr>
+        <w:t xml:space="preserve"> </w:t>
+      </w:r>
+      <w:proofErr w:type="spellStart"/>
+      <w:r>
+        <w:rPr>
+          <w:rFonts w:eastAsiaTheme="minorEastAsia"/>
+          <w:i/>
+          <w:iCs/>
+          <w:color w:val="000000" w:themeColor="text1"/>
+        </w:rPr>
+        <w:t>Process</w:t>
+      </w:r>
+      <w:proofErr w:type="spellEnd"/>
       <w:r>
         <w:rPr>
           <w:rFonts w:eastAsiaTheme="minorEastAsia"/>
@@ -4483,66 +4659,60 @@
         <w:rPr>
           <w:rFonts w:eastAsiaTheme="minorEastAsia"/>
         </w:rPr>
-        <w:t xml:space="preserve">Após a validação dos dados, o sistema autenticará o usuário e permitirá o acesso à plataforma. O usuário será direcionado ao feed principal do Jornal Virtual e o sistema </w:t>
-      </w:r>
-      <w:r>
-        <w:rPr>
-          <w:rFonts w:eastAsiaTheme="minorEastAsia"/>
+        <w:t>Após a validação dos dados, o sistema autenticará o usuário e permitirá o acesso à plataforma. O usuário será direcionado ao feed principal do Jornal Virtual e o sistema identificará o tipo de usuário (aluno, professor ou administrador), liberando as permissões correspondentes.</w:t>
+      </w:r>
+    </w:p>
+    <w:p>
+      <w:pPr>
+        <w:spacing w:before="240" w:after="240"/>
+        <w:rPr>
+          <w:rFonts w:eastAsiaTheme="minorEastAsia"/>
+          <w:color w:val="000000" w:themeColor="text1"/>
+        </w:rPr>
+      </w:pPr>
+    </w:p>
+    <w:p>
+      <w:pPr>
+        <w:spacing w:before="240" w:after="240"/>
+        <w:rPr>
+          <w:rFonts w:eastAsiaTheme="minorEastAsia"/>
+          <w:b/>
+          <w:bCs/>
+        </w:rPr>
+      </w:pPr>
+      <w:r>
+        <w:rPr>
+          <w:rFonts w:eastAsiaTheme="minorEastAsia"/>
+          <w:b/>
+          <w:bCs/>
+          <w:color w:val="000000" w:themeColor="text1"/>
+        </w:rPr>
+        <w:t xml:space="preserve">[RF002] </w:t>
+      </w:r>
+      <w:r>
+        <w:rPr>
+          <w:rFonts w:eastAsiaTheme="minorEastAsia"/>
+          <w:b/>
+          <w:bCs/>
+        </w:rPr>
+        <w:t>Criação de Publicações</w:t>
+      </w:r>
+    </w:p>
+    <w:p>
+      <w:pPr>
+        <w:spacing w:before="240" w:after="240"/>
+        <w:rPr>
+          <w:rFonts w:eastAsiaTheme="minorEastAsia"/>
+        </w:rPr>
+      </w:pPr>
+      <w:r>
+        <w:rPr>
+          <w:rFonts w:eastAsiaTheme="minorEastAsia"/>
+          <w:b/>
+          <w:bCs/>
+          <w:color w:val="000000" w:themeColor="text1"/>
         </w:rPr>
         <w:lastRenderedPageBreak/>
-        <w:t>identificará o tipo de usuário (aluno, professor ou administrador), liberando as permissões correspondentes.</w:t>
-      </w:r>
-    </w:p>
-    <w:p>
-      <w:pPr>
-        <w:spacing w:before="240" w:after="240"/>
-        <w:rPr>
-          <w:rFonts w:eastAsiaTheme="minorEastAsia"/>
-          <w:color w:val="000000" w:themeColor="text1"/>
-        </w:rPr>
-      </w:pPr>
-    </w:p>
-    <w:p>
-      <w:pPr>
-        <w:spacing w:before="240" w:after="240"/>
-        <w:rPr>
-          <w:rFonts w:eastAsiaTheme="minorEastAsia"/>
-          <w:b/>
-          <w:bCs/>
-        </w:rPr>
-      </w:pPr>
-      <w:r>
-        <w:rPr>
-          <w:rFonts w:eastAsiaTheme="minorEastAsia"/>
-          <w:b/>
-          <w:bCs/>
-          <w:color w:val="000000" w:themeColor="text1"/>
-        </w:rPr>
-        <w:t xml:space="preserve">[RF002] </w:t>
-      </w:r>
-      <w:r>
-        <w:rPr>
-          <w:rFonts w:eastAsiaTheme="minorEastAsia"/>
-          <w:b/>
-          <w:bCs/>
-        </w:rPr>
-        <w:t>Criação de Publicações</w:t>
-      </w:r>
-    </w:p>
-    <w:p>
-      <w:pPr>
-        <w:spacing w:before="240" w:after="240"/>
-        <w:rPr>
-          <w:rFonts w:eastAsiaTheme="minorEastAsia"/>
-        </w:rPr>
-      </w:pPr>
-      <w:r>
-        <w:rPr>
-          <w:rFonts w:eastAsiaTheme="minorEastAsia"/>
-          <w:b/>
-          <w:bCs/>
-          <w:color w:val="000000" w:themeColor="text1"/>
-        </w:rPr>
         <w:t>Descrição:</w:t>
       </w:r>
       <w:r>
@@ -4820,111 +4990,2149 @@
           <w:b/>
           <w:bCs/>
           <w:color w:val="000000" w:themeColor="text1"/>
+        </w:rPr>
+        <w:t>Saídas e Pós-Condições:</w:t>
+      </w:r>
+      <w:r>
+        <w:br/>
+      </w:r>
+      <w:r>
+        <w:rPr>
+          <w:rFonts w:eastAsiaTheme="minorEastAsia"/>
+        </w:rPr>
+        <w:t>Caso a postagem seja aprovada, ela será publicada no feed principal do Jornal Virtual. Caso seja rejeitada, a publicação será removida ou marcada como recusada no sistema.</w:t>
+      </w:r>
+    </w:p>
+    <w:p>
+      <w:pPr>
+        <w:spacing w:before="240" w:after="240"/>
+        <w:rPr>
+          <w:rFonts w:eastAsiaTheme="minorEastAsia"/>
+        </w:rPr>
+      </w:pPr>
+    </w:p>
+    <w:p>
+      <w:pPr>
+        <w:spacing w:before="240" w:after="240"/>
+        <w:rPr>
+          <w:rFonts w:eastAsiaTheme="minorEastAsia"/>
+          <w:b/>
+          <w:bCs/>
+        </w:rPr>
+      </w:pPr>
+      <w:r>
+        <w:rPr>
+          <w:rFonts w:eastAsiaTheme="minorEastAsia"/>
+          <w:b/>
+          <w:bCs/>
+          <w:color w:val="000000" w:themeColor="text1"/>
+        </w:rPr>
+        <w:t>[RF004]</w:t>
+      </w:r>
+      <w:r>
+        <w:rPr>
+          <w:rFonts w:eastAsiaTheme="minorEastAsia"/>
+          <w:color w:val="000000" w:themeColor="text1"/>
+        </w:rPr>
+        <w:t xml:space="preserve"> </w:t>
+      </w:r>
+      <w:r>
+        <w:rPr>
+          <w:rFonts w:eastAsiaTheme="minorEastAsia"/>
+          <w:b/>
+          <w:bCs/>
+        </w:rPr>
+        <w:t>Visualização de Notícias</w:t>
+      </w:r>
+    </w:p>
+    <w:p>
+      <w:pPr>
+        <w:spacing w:before="240" w:after="240"/>
+        <w:rPr>
+          <w:rFonts w:eastAsiaTheme="minorEastAsia"/>
+        </w:rPr>
+      </w:pPr>
+      <w:r>
+        <w:rPr>
+          <w:rFonts w:eastAsiaTheme="minorEastAsia"/>
+          <w:b/>
+          <w:bCs/>
+          <w:color w:val="000000" w:themeColor="text1"/>
+        </w:rPr>
+        <w:lastRenderedPageBreak/>
+        <w:t>Descrição:</w:t>
+      </w:r>
+      <w:r>
+        <w:br/>
+      </w:r>
+      <w:r>
+        <w:rPr>
+          <w:rFonts w:eastAsiaTheme="minorEastAsia"/>
+        </w:rPr>
+        <w:t>O sistema permitirá que os usuários visualizem as notícias publicadas na plataforma, organizadas em formato de feed semelhante a um jornal digital.</w:t>
+      </w:r>
+    </w:p>
+    <w:p>
+      <w:pPr>
+        <w:spacing w:before="240" w:after="240"/>
+        <w:rPr>
+          <w:rFonts w:eastAsiaTheme="minorEastAsia"/>
+        </w:rPr>
+      </w:pPr>
+      <w:r>
+        <w:rPr>
+          <w:rFonts w:eastAsiaTheme="minorEastAsia"/>
+          <w:b/>
+          <w:bCs/>
+          <w:color w:val="000000" w:themeColor="text1"/>
+        </w:rPr>
+        <w:t>Atores:</w:t>
+      </w:r>
+      <w:r>
+        <w:br/>
+      </w:r>
+      <w:r>
+        <w:rPr>
+          <w:rFonts w:eastAsiaTheme="minorEastAsia"/>
+        </w:rPr>
+        <w:t>Todos os usuários.</w:t>
+      </w:r>
+    </w:p>
+    <w:p>
+      <w:pPr>
+        <w:spacing w:before="240" w:after="240"/>
+        <w:rPr>
+          <w:rFonts w:eastAsiaTheme="minorEastAsia"/>
+          <w:color w:val="000000" w:themeColor="text1"/>
+        </w:rPr>
+      </w:pPr>
+      <w:r>
+        <w:rPr>
+          <w:rFonts w:eastAsiaTheme="minorEastAsia"/>
+          <w:b/>
+          <w:bCs/>
+          <w:color w:val="000000" w:themeColor="text1"/>
+        </w:rPr>
+        <w:t>Prioridade:</w:t>
+      </w:r>
+      <w:r>
+        <w:br/>
+      </w:r>
+      <w:r>
+        <w:rPr>
+          <w:rFonts w:eastAsiaTheme="minorEastAsia"/>
+          <w:color w:val="000000" w:themeColor="text1"/>
+        </w:rPr>
+        <w:t>☑ Essencial ☐ Importante ☐ Desejável</w:t>
+      </w:r>
+    </w:p>
+    <w:p>
+      <w:pPr>
+        <w:spacing w:before="240" w:after="240"/>
+        <w:rPr>
+          <w:rFonts w:eastAsiaTheme="minorEastAsia"/>
+        </w:rPr>
+      </w:pPr>
+      <w:r>
+        <w:rPr>
+          <w:rFonts w:eastAsiaTheme="minorEastAsia"/>
+          <w:b/>
+          <w:bCs/>
+          <w:color w:val="000000" w:themeColor="text1"/>
+        </w:rPr>
+        <w:t>Entradas e Pré-Condições:</w:t>
+      </w:r>
+      <w:r>
+        <w:br/>
+      </w:r>
+      <w:r>
+        <w:rPr>
+          <w:rFonts w:eastAsiaTheme="minorEastAsia"/>
+        </w:rPr>
+        <w:t>O usuário deve estar autenticado no sistema e acessar o feed principal da plataforma. O sistema deve possuir publicações aprovadas disponíveis para visualização.</w:t>
+      </w:r>
+    </w:p>
+    <w:p>
+      <w:pPr>
+        <w:spacing w:before="240" w:after="240"/>
+        <w:rPr>
+          <w:rFonts w:eastAsiaTheme="minorEastAsia"/>
+        </w:rPr>
+      </w:pPr>
+      <w:r>
+        <w:rPr>
+          <w:rFonts w:eastAsiaTheme="minorEastAsia"/>
+          <w:b/>
+          <w:bCs/>
+          <w:color w:val="000000" w:themeColor="text1"/>
+        </w:rPr>
+        <w:t>Saídas e Pós-Condições:</w:t>
+      </w:r>
+      <w:r>
+        <w:br/>
+      </w:r>
+      <w:r>
+        <w:rPr>
+          <w:rFonts w:eastAsiaTheme="minorEastAsia"/>
+        </w:rPr>
+        <w:t>O sistema exibirá as notícias publicadas com informações como título, conteúdo, autor da publicação e data de postagem.</w:t>
+      </w:r>
+    </w:p>
+    <w:p>
+      <w:pPr>
+        <w:spacing w:before="240" w:after="240"/>
+        <w:rPr>
+          <w:rFonts w:eastAsiaTheme="minorEastAsia"/>
+          <w:color w:val="000000" w:themeColor="text1"/>
+        </w:rPr>
+      </w:pPr>
+    </w:p>
+    <w:p>
+      <w:pPr>
+        <w:spacing w:before="240" w:after="240"/>
+        <w:rPr>
+          <w:rFonts w:eastAsiaTheme="minorEastAsia"/>
+          <w:b/>
+          <w:bCs/>
+        </w:rPr>
+      </w:pPr>
+      <w:r>
+        <w:rPr>
+          <w:rFonts w:eastAsiaTheme="minorEastAsia"/>
+          <w:b/>
+          <w:bCs/>
+          <w:color w:val="000000" w:themeColor="text1"/>
+        </w:rPr>
+        <w:t xml:space="preserve">[RF005] </w:t>
+      </w:r>
+      <w:r>
+        <w:rPr>
+          <w:rFonts w:eastAsiaTheme="minorEastAsia"/>
+          <w:b/>
+          <w:bCs/>
+        </w:rPr>
+        <w:t>Sistema de Comentários</w:t>
+      </w:r>
+    </w:p>
+    <w:p>
+      <w:pPr>
+        <w:spacing w:before="240" w:after="240"/>
+        <w:rPr>
+          <w:rFonts w:eastAsiaTheme="minorEastAsia"/>
+        </w:rPr>
+      </w:pPr>
+      <w:r>
+        <w:rPr>
+          <w:rFonts w:eastAsiaTheme="minorEastAsia"/>
+          <w:b/>
+          <w:bCs/>
+          <w:color w:val="000000" w:themeColor="text1"/>
+        </w:rPr>
+        <w:t>Descrição:</w:t>
+      </w:r>
+      <w:r>
+        <w:br/>
+      </w:r>
+      <w:r>
+        <w:rPr>
+          <w:rFonts w:eastAsiaTheme="minorEastAsia"/>
+        </w:rPr>
+        <w:t>O sistema permitirá que todos os usuários comentem nas publicações disponíveis no Jornal Virtual.</w:t>
+      </w:r>
+    </w:p>
+    <w:p>
+      <w:pPr>
+        <w:spacing w:before="240" w:after="240"/>
+        <w:rPr>
+          <w:rFonts w:eastAsiaTheme="minorEastAsia"/>
+        </w:rPr>
+      </w:pPr>
+      <w:r>
+        <w:rPr>
+          <w:rFonts w:eastAsiaTheme="minorEastAsia"/>
+          <w:b/>
+          <w:bCs/>
+          <w:color w:val="000000" w:themeColor="text1"/>
+        </w:rPr>
+        <w:t>Atores:</w:t>
+      </w:r>
+      <w:r>
+        <w:br/>
+      </w:r>
+      <w:r>
+        <w:rPr>
+          <w:rFonts w:eastAsiaTheme="minorEastAsia"/>
+        </w:rPr>
+        <w:t>Usuário, Usuário Verificado, Administrador.</w:t>
+      </w:r>
+    </w:p>
+    <w:p>
+      <w:pPr>
+        <w:spacing w:before="240" w:after="240"/>
+        <w:rPr>
+          <w:rFonts w:eastAsiaTheme="minorEastAsia"/>
+          <w:color w:val="000000" w:themeColor="text1"/>
+        </w:rPr>
+      </w:pPr>
+      <w:r>
+        <w:rPr>
+          <w:rFonts w:eastAsiaTheme="minorEastAsia"/>
+          <w:b/>
+          <w:bCs/>
+          <w:color w:val="000000" w:themeColor="text1"/>
+        </w:rPr>
+        <w:t>Prioridade:</w:t>
+      </w:r>
+      <w:r>
+        <w:br/>
+      </w:r>
+      <w:r>
+        <w:rPr>
+          <w:rFonts w:eastAsiaTheme="minorEastAsia"/>
+          <w:color w:val="000000" w:themeColor="text1"/>
+        </w:rPr>
+        <w:t>☑ Essencial ☐ Importante ☐ Desejável</w:t>
+      </w:r>
+    </w:p>
+    <w:p>
+      <w:pPr>
+        <w:spacing w:before="240" w:after="240"/>
+        <w:rPr>
+          <w:rFonts w:eastAsiaTheme="minorEastAsia"/>
+        </w:rPr>
+      </w:pPr>
+      <w:r>
+        <w:rPr>
+          <w:rFonts w:eastAsiaTheme="minorEastAsia"/>
+          <w:b/>
+          <w:bCs/>
+          <w:color w:val="000000" w:themeColor="text1"/>
+        </w:rPr>
+        <w:t>Entradas e Pré-Condições:</w:t>
+      </w:r>
+      <w:r>
+        <w:br/>
+      </w:r>
+      <w:r>
+        <w:rPr>
+          <w:rFonts w:eastAsiaTheme="minorEastAsia"/>
+        </w:rPr>
+        <w:t>O usuário deve estar autenticado no sistema e acessar uma publicação disponível no feed. Em seguida, deverá digitar seu comentário no campo destinado à interação.</w:t>
+      </w:r>
+    </w:p>
+    <w:p>
+      <w:pPr>
+        <w:spacing w:before="240" w:after="240"/>
+        <w:rPr>
+          <w:rFonts w:eastAsiaTheme="minorEastAsia"/>
+        </w:rPr>
+      </w:pPr>
+      <w:r>
+        <w:rPr>
+          <w:rFonts w:eastAsiaTheme="minorEastAsia"/>
+          <w:b/>
+          <w:bCs/>
+          <w:color w:val="000000" w:themeColor="text1"/>
+        </w:rPr>
+        <w:t>Saídas e Pós-Condições:</w:t>
+      </w:r>
+      <w:r>
+        <w:br/>
+      </w:r>
+      <w:r>
+        <w:rPr>
+          <w:rFonts w:eastAsiaTheme="minorEastAsia"/>
+        </w:rPr>
+        <w:t>O comentário será registrado no sistema e exibido abaixo da publicação correspondente, permitindo que outros usuários visualizem a interação.</w:t>
+      </w:r>
+    </w:p>
+    <w:p>
+      <w:pPr>
+        <w:shd w:val="clear" w:color="auto" w:fill="FFFFFF" w:themeFill="background1"/>
+        <w:spacing w:before="105" w:after="0"/>
+        <w:rPr>
+          <w:rFonts w:eastAsiaTheme="minorEastAsia"/>
+          <w:color w:val="000000" w:themeColor="text1"/>
+        </w:rPr>
+      </w:pPr>
+    </w:p>
+    <w:p>
+      <w:pPr>
+        <w:shd w:val="clear" w:color="auto" w:fill="FFFFFF" w:themeFill="background1"/>
+        <w:spacing w:before="105" w:after="0"/>
+        <w:rPr>
+          <w:rFonts w:eastAsiaTheme="minorEastAsia"/>
+          <w:b/>
+          <w:bCs/>
+        </w:rPr>
+      </w:pPr>
+      <w:r>
+        <w:rPr>
+          <w:rFonts w:eastAsiaTheme="minorEastAsia"/>
+          <w:b/>
+          <w:bCs/>
+          <w:color w:val="000000" w:themeColor="text1"/>
+        </w:rPr>
+        <w:t>[RF00</w:t>
+      </w:r>
+      <w:r>
+        <w:rPr>
+          <w:rFonts w:eastAsiaTheme="minorEastAsia"/>
+          <w:b/>
+          <w:bCs/>
+          <w:color w:val="000000" w:themeColor="text1"/>
+        </w:rPr>
+        <w:t>6</w:t>
+      </w:r>
+      <w:r>
+        <w:rPr>
+          <w:rFonts w:eastAsiaTheme="minorEastAsia"/>
+          <w:b/>
+          <w:bCs/>
+          <w:color w:val="000000" w:themeColor="text1"/>
+        </w:rPr>
+        <w:t xml:space="preserve">] </w:t>
+      </w:r>
+      <w:r>
+        <w:rPr>
+          <w:rFonts w:eastAsiaTheme="minorEastAsia"/>
+          <w:b/>
+          <w:bCs/>
+        </w:rPr>
+        <w:t>Edição de Perfil do Usuário</w:t>
+      </w:r>
+    </w:p>
+    <w:p>
+      <w:pPr>
+        <w:shd w:val="clear" w:color="auto" w:fill="FFFFFF" w:themeFill="background1"/>
+        <w:spacing w:before="105" w:after="0"/>
+        <w:rPr>
+          <w:rFonts w:eastAsiaTheme="minorEastAsia"/>
+        </w:rPr>
+      </w:pPr>
+      <w:r>
+        <w:rPr>
+          <w:rFonts w:eastAsiaTheme="minorEastAsia"/>
+          <w:b/>
+          <w:bCs/>
+          <w:color w:val="000000" w:themeColor="text1"/>
+        </w:rPr>
+        <w:t>Descrição:</w:t>
+      </w:r>
+      <w:r>
+        <w:br/>
+      </w:r>
+      <w:r>
+        <w:rPr>
+          <w:rFonts w:eastAsiaTheme="minorEastAsia"/>
+        </w:rPr>
+        <w:t>O sistema permitirá que os usuários editem informações básicas de seu perfil dentro da plataforma.</w:t>
+      </w:r>
+    </w:p>
+    <w:p>
+      <w:pPr>
+        <w:shd w:val="clear" w:color="auto" w:fill="FFFFFF" w:themeFill="background1"/>
+        <w:spacing w:before="105" w:after="0"/>
+        <w:rPr>
+          <w:rFonts w:eastAsiaTheme="minorEastAsia"/>
+          <w:color w:val="000000" w:themeColor="text1"/>
+        </w:rPr>
+      </w:pPr>
+      <w:r>
+        <w:rPr>
+          <w:rFonts w:eastAsiaTheme="minorEastAsia"/>
+          <w:b/>
+          <w:bCs/>
+          <w:color w:val="000000" w:themeColor="text1"/>
+        </w:rPr>
+        <w:lastRenderedPageBreak/>
+        <w:t>Atores:</w:t>
+      </w:r>
+      <w:r>
+        <w:br/>
+      </w:r>
+      <w:r>
+        <w:rPr>
+          <w:rStyle w:val="Ttulo2Char"/>
+          <w:rFonts w:asciiTheme="minorHAnsi" w:eastAsiaTheme="minorEastAsia" w:hAnsiTheme="minorHAnsi" w:cstheme="minorBidi"/>
+          <w:color w:val="000000" w:themeColor="text1"/>
+          <w:sz w:val="24"/>
+          <w:szCs w:val="24"/>
+        </w:rPr>
+        <w:t>Usuário, Usuário Verificado.</w:t>
+      </w:r>
+    </w:p>
+    <w:p>
+      <w:pPr>
+        <w:spacing w:before="240" w:after="240"/>
+        <w:rPr>
+          <w:rFonts w:eastAsiaTheme="minorEastAsia"/>
+          <w:color w:val="000000" w:themeColor="text1"/>
+        </w:rPr>
+      </w:pPr>
+      <w:r>
+        <w:rPr>
+          <w:rFonts w:eastAsiaTheme="minorEastAsia"/>
+          <w:b/>
+          <w:bCs/>
+          <w:color w:val="000000" w:themeColor="text1"/>
+        </w:rPr>
+        <w:t>Prioridade:</w:t>
+      </w:r>
+      <w:r>
+        <w:br/>
+      </w:r>
+      <w:r>
+        <w:rPr>
+          <w:rFonts w:eastAsiaTheme="minorEastAsia"/>
+          <w:color w:val="000000" w:themeColor="text1"/>
+        </w:rPr>
+        <w:t>☑ Essencial ☐</w:t>
+      </w:r>
+      <w:r>
+        <w:rPr>
+          <w:rFonts w:eastAsiaTheme="minorEastAsia"/>
+          <w:color w:val="000000" w:themeColor="text1"/>
+        </w:rPr>
+        <w:t xml:space="preserve"> </w:t>
+      </w:r>
+      <w:r>
+        <w:rPr>
+          <w:rFonts w:eastAsiaTheme="minorEastAsia"/>
+          <w:color w:val="000000" w:themeColor="text1"/>
+        </w:rPr>
+        <w:t>Importante ☐ Desejável</w:t>
+      </w:r>
+    </w:p>
+    <w:p>
+      <w:pPr>
+        <w:shd w:val="clear" w:color="auto" w:fill="FFFFFF" w:themeFill="background1"/>
+        <w:spacing w:before="105" w:after="0"/>
+        <w:rPr>
+          <w:rFonts w:eastAsiaTheme="minorEastAsia"/>
+          <w:b/>
+          <w:bCs/>
+          <w:color w:val="000000" w:themeColor="text1"/>
+        </w:rPr>
+      </w:pPr>
+    </w:p>
+    <w:p>
+      <w:pPr>
+        <w:shd w:val="clear" w:color="auto" w:fill="FFFFFF" w:themeFill="background1"/>
+        <w:spacing w:before="105" w:after="0"/>
+        <w:rPr>
+          <w:rFonts w:eastAsiaTheme="minorEastAsia"/>
+        </w:rPr>
+      </w:pPr>
+      <w:r>
+        <w:rPr>
+          <w:rFonts w:eastAsiaTheme="minorEastAsia"/>
+          <w:b/>
+          <w:bCs/>
+          <w:color w:val="000000" w:themeColor="text1"/>
+        </w:rPr>
+        <w:t>Entradas e Pré-Condições:</w:t>
+      </w:r>
+      <w:r>
+        <w:br/>
+      </w:r>
+      <w:r>
+        <w:rPr>
+          <w:rFonts w:eastAsiaTheme="minorEastAsia"/>
+        </w:rPr>
+        <w:t>O usuário deve estar autenticado no sistema e acessar a área de edição de perfil. O usuário poderá alterar informações como foto de perfil e descrição.</w:t>
+      </w:r>
+    </w:p>
+    <w:p>
+      <w:pPr>
+        <w:shd w:val="clear" w:color="auto" w:fill="FFFFFF" w:themeFill="background1"/>
+        <w:spacing w:before="105" w:after="0"/>
+        <w:rPr>
+          <w:rFonts w:eastAsiaTheme="minorEastAsia"/>
+          <w:color w:val="000000" w:themeColor="text1"/>
+        </w:rPr>
+      </w:pPr>
+      <w:r>
+        <w:rPr>
+          <w:rFonts w:eastAsiaTheme="minorEastAsia"/>
+          <w:b/>
+          <w:bCs/>
+          <w:color w:val="000000" w:themeColor="text1"/>
+        </w:rPr>
+        <w:t>Saídas e Pós-Condições:</w:t>
+      </w:r>
+      <w:r>
+        <w:br/>
+      </w:r>
+      <w:r>
+        <w:rPr>
+          <w:rFonts w:eastAsiaTheme="minorEastAsia"/>
+        </w:rPr>
+        <w:t>Após salvar as alterações, o sistema atualizará os dados do perfil e exibirá as novas informações na plataforma.</w:t>
+      </w:r>
+    </w:p>
+    <w:p>
+      <w:pPr>
+        <w:shd w:val="clear" w:color="auto" w:fill="FFFFFF" w:themeFill="background1"/>
+        <w:spacing w:before="105" w:after="0"/>
+        <w:rPr>
+          <w:rFonts w:eastAsiaTheme="minorEastAsia"/>
+          <w:color w:val="000000" w:themeColor="text1"/>
+        </w:rPr>
+      </w:pPr>
+    </w:p>
+    <w:p>
+      <w:pPr>
+        <w:pStyle w:val="SemEspaamento"/>
+        <w:rPr>
+          <w:rFonts w:eastAsiaTheme="minorEastAsia"/>
+          <w:b/>
+          <w:bCs/>
+        </w:rPr>
+      </w:pPr>
+      <w:r>
+        <w:rPr>
+          <w:rFonts w:eastAsiaTheme="minorEastAsia"/>
+          <w:b/>
+          <w:bCs/>
+        </w:rPr>
+        <w:t>[RF00</w:t>
+      </w:r>
+      <w:r>
+        <w:rPr>
+          <w:rFonts w:eastAsiaTheme="minorEastAsia"/>
+          <w:b/>
+          <w:bCs/>
+        </w:rPr>
+        <w:t>7</w:t>
+      </w:r>
+      <w:r>
+        <w:rPr>
+          <w:rFonts w:eastAsiaTheme="minorEastAsia"/>
+          <w:b/>
+          <w:bCs/>
+        </w:rPr>
+        <w:t>] Publicação de Notícias Oficiais</w:t>
+      </w:r>
+    </w:p>
+    <w:p>
+      <w:pPr>
+        <w:spacing w:before="240" w:after="240"/>
+        <w:rPr>
+          <w:rFonts w:eastAsiaTheme="minorEastAsia"/>
+        </w:rPr>
+      </w:pPr>
+      <w:r>
+        <w:rPr>
+          <w:rFonts w:eastAsiaTheme="minorEastAsia"/>
+          <w:b/>
+          <w:bCs/>
+        </w:rPr>
+        <w:t>Descrição:</w:t>
+      </w:r>
+      <w:r>
+        <w:br/>
+      </w:r>
+      <w:r>
+        <w:rPr>
+          <w:rFonts w:eastAsiaTheme="minorEastAsia"/>
+        </w:rPr>
+        <w:t>O sistema permitirá que professores publiquem notícias oficiais diretamente no Jornal Virtual.</w:t>
+      </w:r>
+    </w:p>
+    <w:p>
+      <w:pPr>
+        <w:spacing w:before="240" w:after="240"/>
+        <w:rPr>
+          <w:rFonts w:eastAsiaTheme="minorEastAsia"/>
+        </w:rPr>
+      </w:pPr>
+      <w:r>
+        <w:rPr>
+          <w:rFonts w:eastAsiaTheme="minorEastAsia"/>
+          <w:b/>
+          <w:bCs/>
+        </w:rPr>
+        <w:t>Atores:</w:t>
+      </w:r>
+      <w:r>
+        <w:br/>
+      </w:r>
+      <w:r>
+        <w:rPr>
+          <w:rFonts w:eastAsiaTheme="minorEastAsia"/>
+        </w:rPr>
+        <w:t>Usuá</w:t>
+      </w:r>
+      <w:r>
+        <w:rPr>
+          <w:rFonts w:eastAsiaTheme="minorEastAsia"/>
+        </w:rPr>
+        <w:t>rio Verificada</w:t>
+      </w:r>
+      <w:r>
+        <w:rPr>
+          <w:rFonts w:eastAsiaTheme="minorEastAsia"/>
+        </w:rPr>
+        <w:t>.</w:t>
+      </w:r>
+    </w:p>
+    <w:p>
+      <w:pPr>
+        <w:spacing w:before="240" w:after="240"/>
+        <w:rPr>
+          <w:rFonts w:eastAsiaTheme="minorEastAsia"/>
+        </w:rPr>
+      </w:pPr>
+      <w:r>
+        <w:rPr>
+          <w:rFonts w:eastAsiaTheme="minorEastAsia"/>
+          <w:b/>
+          <w:bCs/>
+        </w:rPr>
+        <w:t>Prioridade:</w:t>
+      </w:r>
+      <w:r>
+        <w:br/>
+      </w:r>
+      <w:r>
+        <w:rPr>
+          <w:rFonts w:eastAsiaTheme="minorEastAsia"/>
+        </w:rPr>
+        <w:t xml:space="preserve"> ☑ Essencial ☐ Importante ☐ Desejável</w:t>
+      </w:r>
+    </w:p>
+    <w:p>
+      <w:pPr>
+        <w:spacing w:before="240" w:after="240"/>
+        <w:rPr>
+          <w:rFonts w:eastAsiaTheme="minorEastAsia"/>
+        </w:rPr>
+      </w:pPr>
+      <w:r>
+        <w:rPr>
+          <w:rFonts w:eastAsiaTheme="minorEastAsia"/>
+          <w:b/>
+          <w:bCs/>
+        </w:rPr>
+        <w:t>Entradas e Pré-Condições:</w:t>
+      </w:r>
+      <w:r>
+        <w:br/>
+      </w:r>
+      <w:r>
+        <w:rPr>
+          <w:rFonts w:eastAsiaTheme="minorEastAsia"/>
+        </w:rPr>
+        <w:t>O professor deve estar autenticado no sistema e acessar a área de criação de notícias. Em seguida, deverá preencher os campos necessários como título e conteúdo da publicação.</w:t>
+      </w:r>
+    </w:p>
+    <w:p>
+      <w:pPr>
+        <w:spacing w:before="240" w:after="240"/>
+        <w:rPr>
+          <w:rFonts w:eastAsiaTheme="minorEastAsia"/>
+        </w:rPr>
+      </w:pPr>
+      <w:r>
+        <w:rPr>
+          <w:rFonts w:eastAsiaTheme="minorEastAsia"/>
+          <w:b/>
+          <w:bCs/>
+        </w:rPr>
+        <w:t>Saídas e Pós-Condições:</w:t>
+      </w:r>
+      <w:r>
+        <w:br/>
+      </w:r>
+      <w:r>
+        <w:rPr>
+          <w:rFonts w:eastAsiaTheme="minorEastAsia"/>
+        </w:rPr>
+        <w:t>A notícia será publicada diretamente no feed principal do Jornal Virtual e ficará disponível para visualização pelos usuários.</w:t>
+      </w:r>
+    </w:p>
+    <w:p>
+      <w:pPr>
+        <w:spacing w:before="240" w:after="240"/>
+        <w:rPr>
+          <w:rFonts w:eastAsiaTheme="minorEastAsia"/>
+        </w:rPr>
+      </w:pPr>
+    </w:p>
+    <w:p>
+      <w:pPr>
+        <w:pStyle w:val="SemEspaamento"/>
+        <w:rPr>
+          <w:rFonts w:eastAsiaTheme="minorEastAsia"/>
+          <w:b/>
+          <w:bCs/>
+        </w:rPr>
+      </w:pPr>
+      <w:r>
+        <w:rPr>
+          <w:rFonts w:eastAsiaTheme="minorEastAsia"/>
+          <w:b/>
+          <w:bCs/>
+        </w:rPr>
+        <w:t>[RF0</w:t>
+      </w:r>
+      <w:r>
+        <w:rPr>
+          <w:rFonts w:eastAsiaTheme="minorEastAsia"/>
+          <w:b/>
+          <w:bCs/>
+        </w:rPr>
+        <w:t>08</w:t>
+      </w:r>
+      <w:r>
+        <w:rPr>
+          <w:rFonts w:eastAsiaTheme="minorEastAsia"/>
+          <w:b/>
+          <w:bCs/>
+        </w:rPr>
+        <w:t>] Gerenciamento de Notícias</w:t>
+      </w:r>
+    </w:p>
+    <w:p>
+      <w:pPr>
+        <w:spacing w:before="240" w:after="240"/>
+        <w:rPr>
+          <w:rFonts w:eastAsiaTheme="minorEastAsia"/>
+        </w:rPr>
+      </w:pPr>
+      <w:r>
+        <w:rPr>
+          <w:rFonts w:eastAsiaTheme="minorEastAsia"/>
+          <w:b/>
+          <w:bCs/>
+        </w:rPr>
+        <w:t>Descrição:</w:t>
+      </w:r>
+      <w:r>
+        <w:br/>
+      </w:r>
+      <w:r>
+        <w:rPr>
+          <w:rFonts w:eastAsiaTheme="minorEastAsia"/>
+        </w:rPr>
+        <w:t>O sistema permitirá que administradores da equipe de TI gerenciem as notícias publicadas na plataforma.</w:t>
+      </w:r>
+    </w:p>
+    <w:p>
+      <w:pPr>
+        <w:spacing w:before="240" w:after="240"/>
+        <w:rPr>
+          <w:rFonts w:eastAsiaTheme="minorEastAsia"/>
+        </w:rPr>
+      </w:pPr>
+      <w:r>
+        <w:rPr>
+          <w:rFonts w:eastAsiaTheme="minorEastAsia"/>
+          <w:b/>
+          <w:bCs/>
+        </w:rPr>
+        <w:t>Atores:</w:t>
+      </w:r>
+      <w:r>
+        <w:br/>
+      </w:r>
+      <w:r>
+        <w:rPr>
+          <w:rFonts w:eastAsiaTheme="minorEastAsia"/>
+        </w:rPr>
+        <w:t>Administrador.</w:t>
+      </w:r>
+    </w:p>
+    <w:p>
+      <w:pPr>
+        <w:spacing w:before="240" w:after="240"/>
+        <w:rPr>
+          <w:rFonts w:eastAsiaTheme="minorEastAsia"/>
+        </w:rPr>
+      </w:pPr>
+      <w:r>
+        <w:rPr>
+          <w:rFonts w:eastAsiaTheme="minorEastAsia"/>
+          <w:b/>
+          <w:bCs/>
+        </w:rPr>
+        <w:lastRenderedPageBreak/>
+        <w:t>Prioridade:</w:t>
+      </w:r>
+      <w:r>
+        <w:br/>
+      </w:r>
+      <w:r>
+        <w:rPr>
+          <w:rFonts w:eastAsiaTheme="minorEastAsia"/>
+        </w:rPr>
+        <w:t>☑ Essencial ☐ Importante ☐ Desejável</w:t>
+      </w:r>
+    </w:p>
+    <w:p>
+      <w:pPr>
+        <w:spacing w:before="240" w:after="240"/>
+        <w:rPr>
+          <w:rFonts w:eastAsiaTheme="minorEastAsia"/>
+        </w:rPr>
+      </w:pPr>
+      <w:r>
+        <w:rPr>
+          <w:rFonts w:eastAsiaTheme="minorEastAsia"/>
+          <w:b/>
+          <w:bCs/>
+        </w:rPr>
+        <w:t>Entradas e Pré-Condições:</w:t>
+      </w:r>
+      <w:r>
+        <w:br/>
+      </w:r>
+      <w:r>
+        <w:rPr>
+          <w:rFonts w:eastAsiaTheme="minorEastAsia"/>
+        </w:rPr>
+        <w:t>O administrador deve estar autenticado no sistema e acessar o painel de gerenciamento de notícias. O sistema deve possuir notícias previamente cadastradas.</w:t>
+      </w:r>
+    </w:p>
+    <w:p>
+      <w:pPr>
+        <w:spacing w:before="240" w:after="240"/>
+        <w:rPr>
+          <w:rFonts w:eastAsiaTheme="minorEastAsia"/>
+        </w:rPr>
+      </w:pPr>
+      <w:r>
+        <w:rPr>
+          <w:rFonts w:eastAsiaTheme="minorEastAsia"/>
+          <w:b/>
+          <w:bCs/>
+        </w:rPr>
+        <w:t>Saídas e Pós-Condições:</w:t>
+      </w:r>
+      <w:r>
+        <w:br/>
+      </w:r>
+      <w:r>
+        <w:rPr>
+          <w:rFonts w:eastAsiaTheme="minorEastAsia"/>
+        </w:rPr>
+        <w:t>O administrador poderá editar ou excluir as notícias selecionadas, e o sistema atualizará as informações ou removerá a publicação conforme a ação realizada.</w:t>
+      </w:r>
+    </w:p>
+    <w:p>
+      <w:pPr>
+        <w:spacing w:before="240" w:after="240"/>
+        <w:rPr>
+          <w:rFonts w:eastAsiaTheme="minorEastAsia"/>
+        </w:rPr>
+      </w:pPr>
+    </w:p>
+    <w:p>
+      <w:pPr>
+        <w:pStyle w:val="SemEspaamento"/>
+        <w:rPr>
+          <w:rFonts w:eastAsiaTheme="minorEastAsia"/>
+          <w:b/>
+          <w:bCs/>
+        </w:rPr>
+      </w:pPr>
+      <w:r>
+        <w:rPr>
+          <w:rFonts w:eastAsiaTheme="minorEastAsia"/>
+          <w:b/>
+          <w:bCs/>
+        </w:rPr>
+        <w:t>[RF0</w:t>
+      </w:r>
+      <w:r>
+        <w:rPr>
+          <w:rFonts w:eastAsiaTheme="minorEastAsia"/>
+          <w:b/>
+          <w:bCs/>
+        </w:rPr>
+        <w:t>09</w:t>
+      </w:r>
+      <w:r>
+        <w:rPr>
+          <w:rFonts w:eastAsiaTheme="minorEastAsia"/>
+          <w:b/>
+          <w:bCs/>
+        </w:rPr>
+        <w:t>] Gerenciamento de Usuários</w:t>
+      </w:r>
+    </w:p>
+    <w:p>
+      <w:pPr>
+        <w:spacing w:before="240" w:after="240"/>
+        <w:rPr>
+          <w:rFonts w:eastAsiaTheme="minorEastAsia"/>
+        </w:rPr>
+      </w:pPr>
+      <w:r>
+        <w:rPr>
+          <w:rFonts w:eastAsiaTheme="minorEastAsia"/>
+          <w:b/>
+          <w:bCs/>
+        </w:rPr>
+        <w:t>Descrição:</w:t>
+      </w:r>
+      <w:r>
+        <w:br/>
+      </w:r>
+      <w:r>
+        <w:rPr>
+          <w:rFonts w:eastAsiaTheme="minorEastAsia"/>
+        </w:rPr>
+        <w:t xml:space="preserve"> O sistema permitirá que administradores da equipe de TI realizem o gerenciamento completo de usuários da plataforma.</w:t>
+      </w:r>
+    </w:p>
+    <w:p>
+      <w:pPr>
+        <w:spacing w:before="240" w:after="240"/>
+        <w:rPr>
+          <w:rFonts w:eastAsiaTheme="minorEastAsia"/>
+        </w:rPr>
+      </w:pPr>
+      <w:r>
+        <w:rPr>
+          <w:rFonts w:eastAsiaTheme="minorEastAsia"/>
+          <w:b/>
+          <w:bCs/>
+        </w:rPr>
+        <w:t>Atores:</w:t>
+      </w:r>
+      <w:r>
+        <w:br/>
+      </w:r>
+      <w:r>
+        <w:rPr>
+          <w:rFonts w:eastAsiaTheme="minorEastAsia"/>
+        </w:rPr>
+        <w:t xml:space="preserve"> Administrador TI.</w:t>
+      </w:r>
+    </w:p>
+    <w:p>
+      <w:pPr>
+        <w:spacing w:before="240" w:after="240"/>
+        <w:rPr>
+          <w:rFonts w:eastAsiaTheme="minorEastAsia"/>
+        </w:rPr>
+      </w:pPr>
+      <w:r>
+        <w:rPr>
+          <w:rFonts w:eastAsiaTheme="minorEastAsia"/>
+          <w:b/>
+          <w:bCs/>
+        </w:rPr>
+        <w:t>Prioridade:</w:t>
+      </w:r>
+      <w:r>
+        <w:br/>
+      </w:r>
+      <w:r>
+        <w:rPr>
+          <w:rFonts w:eastAsiaTheme="minorEastAsia"/>
+        </w:rPr>
+        <w:t xml:space="preserve"> ☑ Essencial ☐ Importante ☐ Desejável</w:t>
+      </w:r>
+    </w:p>
+    <w:p>
+      <w:pPr>
+        <w:spacing w:before="240" w:after="240"/>
+        <w:rPr>
+          <w:rFonts w:eastAsiaTheme="minorEastAsia"/>
+        </w:rPr>
+      </w:pPr>
+      <w:r>
+        <w:rPr>
+          <w:rFonts w:eastAsiaTheme="minorEastAsia"/>
+          <w:b/>
+          <w:bCs/>
+        </w:rPr>
+        <w:t>Entradas e Pré-Condições:</w:t>
+      </w:r>
+      <w:r>
+        <w:br/>
+      </w:r>
+      <w:r>
+        <w:rPr>
+          <w:rFonts w:eastAsiaTheme="minorEastAsia"/>
+        </w:rPr>
+        <w:t xml:space="preserve"> O administrador deve estar autenticado no sistema e acessar o painel de gerenciamento de usuários. Para realizar as ações, deverá informar os dados necessários para criação, atualização ou exclusão de usuários.</w:t>
+      </w:r>
+    </w:p>
+    <w:p>
+      <w:pPr>
+        <w:spacing w:before="240" w:after="240"/>
+        <w:rPr>
+          <w:rFonts w:eastAsiaTheme="minorEastAsia"/>
+        </w:rPr>
+      </w:pPr>
+      <w:r>
+        <w:rPr>
+          <w:rFonts w:eastAsiaTheme="minorEastAsia"/>
+          <w:b/>
+          <w:bCs/>
+        </w:rPr>
+        <w:t>Saídas e Pós-Condições:</w:t>
+      </w:r>
+      <w:r>
+        <w:br/>
+      </w:r>
+      <w:r>
+        <w:rPr>
+          <w:rFonts w:eastAsiaTheme="minorEastAsia"/>
+        </w:rPr>
+        <w:t xml:space="preserve"> O sistema registrará as alterações realizadas, </w:t>
+      </w:r>
+      <w:proofErr w:type="gramStart"/>
+      <w:r>
+        <w:rPr>
+          <w:rFonts w:eastAsiaTheme="minorEastAsia"/>
+        </w:rPr>
+        <w:t>criando novos</w:t>
+      </w:r>
+      <w:proofErr w:type="gramEnd"/>
+      <w:r>
+        <w:rPr>
+          <w:rFonts w:eastAsiaTheme="minorEastAsia"/>
+        </w:rPr>
+        <w:t xml:space="preserve"> usuários, atualizando informações ou removendo usuários do sistema conforme solicitado.</w:t>
+      </w:r>
+    </w:p>
+    <w:p>
+      <w:pPr>
+        <w:spacing w:before="240" w:after="240"/>
+        <w:rPr>
+          <w:rFonts w:eastAsiaTheme="minorEastAsia"/>
+        </w:rPr>
+      </w:pPr>
+    </w:p>
+    <w:p>
+      <w:pPr>
+        <w:spacing w:before="240" w:after="240"/>
+        <w:rPr>
+          <w:rFonts w:eastAsiaTheme="minorEastAsia"/>
+          <w:b/>
+          <w:bCs/>
+        </w:rPr>
+      </w:pPr>
+      <w:r>
+        <w:rPr>
+          <w:rFonts w:eastAsiaTheme="minorEastAsia"/>
+          <w:b/>
+          <w:bCs/>
+        </w:rPr>
+        <w:t>[RF010] Logout de Usuários</w:t>
+      </w:r>
+    </w:p>
+    <w:p>
+      <w:pPr>
+        <w:spacing w:before="240" w:after="240"/>
+        <w:rPr>
+          <w:rFonts w:eastAsiaTheme="minorEastAsia"/>
+        </w:rPr>
+      </w:pPr>
+      <w:r>
+        <w:rPr>
+          <w:rFonts w:eastAsiaTheme="minorEastAsia"/>
+          <w:b/>
+          <w:bCs/>
+        </w:rPr>
+        <w:t>Descrição:</w:t>
+      </w:r>
+      <w:r>
+        <w:rPr>
+          <w:rFonts w:eastAsiaTheme="minorEastAsia"/>
+        </w:rPr>
+        <w:br/>
+        <w:t>O sistema permitirá que os usuários encerrem sua sessão de forma segura no Jornal Virtual.</w:t>
+      </w:r>
+    </w:p>
+    <w:p>
+      <w:pPr>
+        <w:spacing w:before="240" w:after="240"/>
+        <w:rPr>
+          <w:rFonts w:eastAsiaTheme="minorEastAsia"/>
+        </w:rPr>
+      </w:pPr>
+      <w:r>
+        <w:rPr>
+          <w:rFonts w:eastAsiaTheme="minorEastAsia"/>
+          <w:b/>
+          <w:bCs/>
+        </w:rPr>
+        <w:t>Atores:</w:t>
+      </w:r>
+      <w:r>
+        <w:rPr>
+          <w:rFonts w:eastAsiaTheme="minorEastAsia"/>
+        </w:rPr>
+        <w:br/>
+        <w:t>Usuários, Usuários Verificados, Administradores.</w:t>
+      </w:r>
+    </w:p>
+    <w:p>
+      <w:pPr>
+        <w:spacing w:before="240" w:after="240"/>
+        <w:rPr>
+          <w:rFonts w:eastAsiaTheme="minorEastAsia"/>
+        </w:rPr>
+      </w:pPr>
+      <w:r>
+        <w:rPr>
+          <w:rFonts w:eastAsiaTheme="minorEastAsia"/>
+          <w:b/>
+          <w:bCs/>
+        </w:rPr>
+        <w:t>Prioridade:</w:t>
+      </w:r>
+      <w:r>
+        <w:rPr>
+          <w:rFonts w:eastAsiaTheme="minorEastAsia"/>
+        </w:rPr>
+        <w:br/>
+      </w:r>
+      <w:r>
+        <w:rPr>
+          <w:rFonts w:ascii="Segoe UI Symbol" w:eastAsiaTheme="minorEastAsia" w:hAnsi="Segoe UI Symbol" w:cs="Segoe UI Symbol"/>
+        </w:rPr>
+        <w:t>☑</w:t>
+      </w:r>
+      <w:r>
+        <w:rPr>
+          <w:rFonts w:eastAsiaTheme="minorEastAsia"/>
+        </w:rPr>
+        <w:t xml:space="preserve"> Essencial </w:t>
+      </w:r>
+      <w:r>
+        <w:rPr>
+          <w:rFonts w:ascii="Segoe UI Symbol" w:eastAsiaTheme="minorEastAsia" w:hAnsi="Segoe UI Symbol" w:cs="Segoe UI Symbol"/>
+        </w:rPr>
+        <w:t>☐</w:t>
+      </w:r>
+      <w:r>
+        <w:rPr>
+          <w:rFonts w:eastAsiaTheme="minorEastAsia"/>
+        </w:rPr>
+        <w:t xml:space="preserve"> Importante </w:t>
+      </w:r>
+      <w:r>
+        <w:rPr>
+          <w:rFonts w:ascii="Segoe UI Symbol" w:eastAsiaTheme="minorEastAsia" w:hAnsi="Segoe UI Symbol" w:cs="Segoe UI Symbol"/>
+        </w:rPr>
+        <w:t>☐</w:t>
+      </w:r>
+      <w:r>
+        <w:rPr>
+          <w:rFonts w:eastAsiaTheme="minorEastAsia"/>
+        </w:rPr>
+        <w:t xml:space="preserve"> Desej</w:t>
+      </w:r>
+      <w:r>
+        <w:rPr>
+          <w:rFonts w:ascii="Times New Roman" w:eastAsiaTheme="minorEastAsia" w:hAnsi="Times New Roman" w:cs="Times New Roman"/>
+        </w:rPr>
+        <w:t>á</w:t>
+      </w:r>
+      <w:r>
+        <w:rPr>
+          <w:rFonts w:eastAsiaTheme="minorEastAsia"/>
+        </w:rPr>
+        <w:t>vel</w:t>
+      </w:r>
+    </w:p>
+    <w:p>
+      <w:pPr>
+        <w:spacing w:before="240" w:after="240"/>
+        <w:rPr>
+          <w:rFonts w:eastAsiaTheme="minorEastAsia"/>
+        </w:rPr>
+      </w:pPr>
+      <w:r>
+        <w:rPr>
+          <w:rFonts w:eastAsiaTheme="minorEastAsia"/>
+          <w:b/>
+          <w:bCs/>
+        </w:rPr>
+        <w:lastRenderedPageBreak/>
+        <w:t>Entradas e Pré-Condições:</w:t>
+      </w:r>
+      <w:r>
+        <w:rPr>
+          <w:rFonts w:eastAsiaTheme="minorEastAsia"/>
+        </w:rPr>
+        <w:br/>
+        <w:t>O usuário deve estar autenticado no sistema e acessar a opção de logout disponível na interface.</w:t>
+      </w:r>
+    </w:p>
+    <w:p>
+      <w:pPr>
+        <w:spacing w:before="240" w:after="240"/>
+        <w:rPr>
+          <w:rFonts w:eastAsiaTheme="minorEastAsia"/>
+        </w:rPr>
+      </w:pPr>
+      <w:r>
+        <w:rPr>
+          <w:rFonts w:eastAsiaTheme="minorEastAsia"/>
+          <w:b/>
+          <w:bCs/>
+        </w:rPr>
+        <w:t>Saídas e Pós-Condições:</w:t>
+      </w:r>
+      <w:r>
+        <w:rPr>
+          <w:rFonts w:eastAsiaTheme="minorEastAsia"/>
+        </w:rPr>
+        <w:br/>
+        <w:t>O sistema encerrará a sessão do usuário e o redirecionará para a tela de login, garantindo que o acesso à plataforma seja interrompido com segurança.</w:t>
+      </w:r>
+    </w:p>
+    <w:p>
+      <w:pPr>
+        <w:spacing w:before="240" w:after="240"/>
+        <w:rPr>
+          <w:rFonts w:eastAsiaTheme="minorEastAsia"/>
+        </w:rPr>
+      </w:pPr>
+    </w:p>
+    <w:p>
+      <w:pPr>
+        <w:spacing w:before="240" w:after="240"/>
+        <w:rPr>
+          <w:rFonts w:eastAsiaTheme="minorEastAsia"/>
+          <w:b/>
+          <w:bCs/>
+        </w:rPr>
+      </w:pPr>
+      <w:r>
+        <w:rPr>
+          <w:rFonts w:eastAsiaTheme="minorEastAsia"/>
+          <w:b/>
+          <w:bCs/>
+        </w:rPr>
+        <w:t>[RF011] Recuperação de Senha</w:t>
+      </w:r>
+    </w:p>
+    <w:p>
+      <w:pPr>
+        <w:spacing w:before="240" w:after="240"/>
+        <w:rPr>
+          <w:rFonts w:eastAsiaTheme="minorEastAsia"/>
+        </w:rPr>
+      </w:pPr>
+      <w:r>
+        <w:rPr>
+          <w:rFonts w:eastAsiaTheme="minorEastAsia"/>
+          <w:b/>
+          <w:bCs/>
+        </w:rPr>
+        <w:t>Descrição:</w:t>
+      </w:r>
+      <w:r>
+        <w:rPr>
+          <w:rFonts w:eastAsiaTheme="minorEastAsia"/>
+        </w:rPr>
+        <w:br/>
+        <w:t>O sistema permitirá que os usuários recuperem ou redefinam sua senha em caso de esquecimento.</w:t>
+      </w:r>
+    </w:p>
+    <w:p>
+      <w:pPr>
+        <w:spacing w:before="240" w:after="240"/>
+        <w:rPr>
+          <w:rFonts w:eastAsiaTheme="minorEastAsia"/>
+        </w:rPr>
+      </w:pPr>
+      <w:r>
+        <w:rPr>
+          <w:rFonts w:eastAsiaTheme="minorEastAsia"/>
+          <w:b/>
+          <w:bCs/>
+        </w:rPr>
+        <w:t>Atores:</w:t>
+      </w:r>
+      <w:r>
+        <w:rPr>
+          <w:rFonts w:eastAsiaTheme="minorEastAsia"/>
+        </w:rPr>
+        <w:br/>
+        <w:t>Usuários, Usuários Verificados, Administradores.</w:t>
+      </w:r>
+    </w:p>
+    <w:p>
+      <w:pPr>
+        <w:spacing w:before="240" w:after="240"/>
+        <w:rPr>
+          <w:rFonts w:eastAsiaTheme="minorEastAsia"/>
+        </w:rPr>
+      </w:pPr>
+      <w:r>
+        <w:rPr>
+          <w:rFonts w:eastAsiaTheme="minorEastAsia"/>
+          <w:b/>
+          <w:bCs/>
+        </w:rPr>
+        <w:t>Prioridade:</w:t>
+      </w:r>
+      <w:r>
+        <w:rPr>
+          <w:rFonts w:eastAsiaTheme="minorEastAsia"/>
+        </w:rPr>
+        <w:br/>
+      </w:r>
+      <w:r>
+        <w:rPr>
+          <w:rFonts w:ascii="Segoe UI Symbol" w:eastAsiaTheme="minorEastAsia" w:hAnsi="Segoe UI Symbol" w:cs="Segoe UI Symbol"/>
+        </w:rPr>
+        <w:t>☑</w:t>
+      </w:r>
+      <w:r>
+        <w:rPr>
+          <w:rFonts w:eastAsiaTheme="minorEastAsia"/>
+        </w:rPr>
+        <w:t xml:space="preserve"> Essencial </w:t>
+      </w:r>
+      <w:r>
+        <w:rPr>
+          <w:rFonts w:ascii="Segoe UI Symbol" w:eastAsiaTheme="minorEastAsia" w:hAnsi="Segoe UI Symbol" w:cs="Segoe UI Symbol"/>
+        </w:rPr>
+        <w:t>☐</w:t>
+      </w:r>
+      <w:r>
+        <w:rPr>
+          <w:rFonts w:eastAsiaTheme="minorEastAsia"/>
+        </w:rPr>
+        <w:t xml:space="preserve"> Importante </w:t>
+      </w:r>
+      <w:r>
+        <w:rPr>
+          <w:rFonts w:ascii="Segoe UI Symbol" w:eastAsiaTheme="minorEastAsia" w:hAnsi="Segoe UI Symbol" w:cs="Segoe UI Symbol"/>
+        </w:rPr>
+        <w:t>☐</w:t>
+      </w:r>
+      <w:r>
+        <w:rPr>
+          <w:rFonts w:eastAsiaTheme="minorEastAsia"/>
+        </w:rPr>
+        <w:t xml:space="preserve"> Desej</w:t>
+      </w:r>
+      <w:r>
+        <w:rPr>
+          <w:rFonts w:ascii="Times New Roman" w:eastAsiaTheme="minorEastAsia" w:hAnsi="Times New Roman" w:cs="Times New Roman"/>
+        </w:rPr>
+        <w:t>á</w:t>
+      </w:r>
+      <w:r>
+        <w:rPr>
+          <w:rFonts w:eastAsiaTheme="minorEastAsia"/>
+        </w:rPr>
+        <w:t>vel</w:t>
+      </w:r>
+    </w:p>
+    <w:p>
+      <w:pPr>
+        <w:spacing w:before="240" w:after="240"/>
+        <w:rPr>
+          <w:rFonts w:eastAsiaTheme="minorEastAsia"/>
+        </w:rPr>
+      </w:pPr>
+      <w:r>
+        <w:rPr>
+          <w:rFonts w:eastAsiaTheme="minorEastAsia"/>
+          <w:b/>
+          <w:bCs/>
+        </w:rPr>
+        <w:t>Entradas e Pré-Condições:</w:t>
+      </w:r>
+      <w:r>
+        <w:rPr>
+          <w:rFonts w:eastAsiaTheme="minorEastAsia"/>
+        </w:rPr>
+        <w:br/>
+        <w:t>O usuário deve acessar a opção de recuperação de senha e informar seu e-mail educacional válido cadastrado no sistema.</w:t>
+      </w:r>
+    </w:p>
+    <w:p>
+      <w:pPr>
+        <w:spacing w:before="240" w:after="240"/>
+        <w:rPr>
+          <w:rFonts w:eastAsiaTheme="minorEastAsia"/>
+        </w:rPr>
+      </w:pPr>
+      <w:r>
+        <w:rPr>
+          <w:rFonts w:eastAsiaTheme="minorEastAsia"/>
+          <w:b/>
+          <w:bCs/>
+        </w:rPr>
+        <w:t>Saídas e Pós-Condições:</w:t>
+      </w:r>
+      <w:r>
+        <w:rPr>
+          <w:rFonts w:eastAsiaTheme="minorEastAsia"/>
+        </w:rPr>
+        <w:br/>
+        <w:t xml:space="preserve">O sistema enviará instruções para redefinição de senha ao e-mail informado, permitindo que o usuário </w:t>
+      </w:r>
+      <w:proofErr w:type="gramStart"/>
+      <w:r>
+        <w:rPr>
+          <w:rFonts w:eastAsiaTheme="minorEastAsia"/>
+        </w:rPr>
+        <w:t>crie uma nova</w:t>
+      </w:r>
+      <w:proofErr w:type="gramEnd"/>
+      <w:r>
+        <w:rPr>
+          <w:rFonts w:eastAsiaTheme="minorEastAsia"/>
+        </w:rPr>
+        <w:t xml:space="preserve"> senha e recupere o acesso à plataforma.</w:t>
+      </w:r>
+    </w:p>
+    <w:p>
+      <w:pPr>
+        <w:spacing w:before="240" w:after="240"/>
+        <w:rPr>
+          <w:rFonts w:eastAsiaTheme="minorEastAsia"/>
+        </w:rPr>
+      </w:pPr>
+    </w:p>
+    <w:p>
+      <w:pPr>
+        <w:spacing w:before="240" w:after="240"/>
+        <w:rPr>
+          <w:rFonts w:eastAsiaTheme="minorEastAsia"/>
+          <w:b/>
+          <w:bCs/>
+        </w:rPr>
+      </w:pPr>
+      <w:r>
+        <w:rPr>
+          <w:rFonts w:eastAsiaTheme="minorEastAsia"/>
+          <w:b/>
+          <w:bCs/>
+        </w:rPr>
+        <w:t>[RF012] Edição e Exclusão de Comentários</w:t>
+      </w:r>
+    </w:p>
+    <w:p>
+      <w:pPr>
+        <w:spacing w:before="240" w:after="240"/>
+        <w:rPr>
+          <w:rFonts w:eastAsiaTheme="minorEastAsia"/>
+        </w:rPr>
+      </w:pPr>
+      <w:r>
+        <w:rPr>
+          <w:rFonts w:eastAsiaTheme="minorEastAsia"/>
+          <w:b/>
+          <w:bCs/>
+        </w:rPr>
+        <w:t>Descrição:</w:t>
+      </w:r>
+      <w:r>
+        <w:rPr>
+          <w:rFonts w:eastAsiaTheme="minorEastAsia"/>
+        </w:rPr>
+        <w:br/>
+        <w:t>O sistema permitirá que os usuários editem ou excluam seus próprios comentários em publicações.</w:t>
+      </w:r>
+    </w:p>
+    <w:p>
+      <w:pPr>
+        <w:spacing w:before="240" w:after="240"/>
+        <w:rPr>
+          <w:rFonts w:eastAsiaTheme="minorEastAsia"/>
+        </w:rPr>
+      </w:pPr>
+      <w:r>
+        <w:rPr>
+          <w:rFonts w:eastAsiaTheme="minorEastAsia"/>
+          <w:b/>
+          <w:bCs/>
+        </w:rPr>
+        <w:t>Atores:</w:t>
+      </w:r>
+      <w:r>
+        <w:rPr>
+          <w:rFonts w:eastAsiaTheme="minorEastAsia"/>
+        </w:rPr>
+        <w:br/>
+        <w:t>Usuário, Usuário Verificado, Administrador.</w:t>
+      </w:r>
+    </w:p>
+    <w:p>
+      <w:pPr>
+        <w:spacing w:before="240" w:after="240"/>
+        <w:rPr>
+          <w:rFonts w:eastAsiaTheme="minorEastAsia"/>
+        </w:rPr>
+      </w:pPr>
+      <w:r>
+        <w:rPr>
+          <w:rFonts w:eastAsiaTheme="minorEastAsia"/>
+          <w:b/>
+          <w:bCs/>
+        </w:rPr>
+        <w:t>Prioridade:</w:t>
+      </w:r>
+      <w:r>
+        <w:rPr>
+          <w:rFonts w:eastAsiaTheme="minorEastAsia"/>
+        </w:rPr>
+        <w:br/>
+      </w:r>
+      <w:r>
+        <w:rPr>
+          <w:rFonts w:ascii="Segoe UI Symbol" w:eastAsiaTheme="minorEastAsia" w:hAnsi="Segoe UI Symbol" w:cs="Segoe UI Symbol"/>
+        </w:rPr>
+        <w:t>☑</w:t>
+      </w:r>
+      <w:r>
+        <w:rPr>
+          <w:rFonts w:eastAsiaTheme="minorEastAsia"/>
+        </w:rPr>
+        <w:t xml:space="preserve"> Essencial </w:t>
+      </w:r>
+      <w:r>
+        <w:rPr>
+          <w:rFonts w:ascii="Segoe UI Symbol" w:eastAsiaTheme="minorEastAsia" w:hAnsi="Segoe UI Symbol" w:cs="Segoe UI Symbol"/>
+        </w:rPr>
+        <w:t>☐</w:t>
+      </w:r>
+      <w:r>
+        <w:rPr>
+          <w:rFonts w:eastAsiaTheme="minorEastAsia"/>
+        </w:rPr>
+        <w:t xml:space="preserve"> Importante </w:t>
+      </w:r>
+      <w:r>
+        <w:rPr>
+          <w:rFonts w:ascii="Segoe UI Symbol" w:eastAsiaTheme="minorEastAsia" w:hAnsi="Segoe UI Symbol" w:cs="Segoe UI Symbol"/>
+        </w:rPr>
+        <w:t>☐</w:t>
+      </w:r>
+      <w:r>
+        <w:rPr>
+          <w:rFonts w:eastAsiaTheme="minorEastAsia"/>
+        </w:rPr>
+        <w:t xml:space="preserve"> Desej</w:t>
+      </w:r>
+      <w:r>
+        <w:rPr>
+          <w:rFonts w:ascii="Times New Roman" w:eastAsiaTheme="minorEastAsia" w:hAnsi="Times New Roman" w:cs="Times New Roman"/>
+        </w:rPr>
+        <w:t>á</w:t>
+      </w:r>
+      <w:r>
+        <w:rPr>
+          <w:rFonts w:eastAsiaTheme="minorEastAsia"/>
+        </w:rPr>
+        <w:t>vel</w:t>
+      </w:r>
+    </w:p>
+    <w:p>
+      <w:pPr>
+        <w:spacing w:before="240" w:after="240"/>
+        <w:rPr>
+          <w:rFonts w:eastAsiaTheme="minorEastAsia"/>
+        </w:rPr>
+      </w:pPr>
+      <w:r>
+        <w:rPr>
+          <w:rFonts w:eastAsiaTheme="minorEastAsia"/>
+          <w:b/>
+          <w:bCs/>
+        </w:rPr>
+        <w:lastRenderedPageBreak/>
+        <w:t>Entradas e Pré-Condições:</w:t>
+      </w:r>
+      <w:r>
+        <w:rPr>
+          <w:rFonts w:eastAsiaTheme="minorEastAsia"/>
+        </w:rPr>
+        <w:br/>
+        <w:t>O usuário deve estar autenticado no sistema e ser o autor do comentário que deseja editar ou excluir.</w:t>
+      </w:r>
+    </w:p>
+    <w:p>
+      <w:pPr>
+        <w:spacing w:before="240" w:after="240"/>
+        <w:rPr>
+          <w:rFonts w:eastAsiaTheme="minorEastAsia"/>
+        </w:rPr>
+      </w:pPr>
+      <w:r>
+        <w:rPr>
+          <w:rFonts w:eastAsiaTheme="minorEastAsia"/>
+          <w:b/>
+          <w:bCs/>
+        </w:rPr>
+        <w:t>Saídas e Pós-Condições:</w:t>
+      </w:r>
+      <w:r>
+        <w:rPr>
+          <w:rFonts w:eastAsiaTheme="minorEastAsia"/>
+        </w:rPr>
+        <w:br/>
+        <w:t>O sistema atualizará o comentário com as alterações realizadas ou removerá o comentário da publicação, conforme a ação escolhida.</w:t>
+      </w:r>
+    </w:p>
+    <w:p>
+      <w:pPr>
+        <w:spacing w:before="240" w:after="240"/>
+        <w:rPr>
+          <w:rFonts w:eastAsiaTheme="minorEastAsia"/>
+        </w:rPr>
+      </w:pPr>
+    </w:p>
+    <w:p>
+      <w:pPr>
+        <w:spacing w:before="240" w:after="240"/>
+        <w:rPr>
+          <w:rFonts w:eastAsiaTheme="minorEastAsia"/>
+          <w:b/>
+          <w:bCs/>
+        </w:rPr>
+      </w:pPr>
+      <w:r>
+        <w:rPr>
+          <w:rFonts w:eastAsiaTheme="minorEastAsia"/>
+          <w:b/>
+          <w:bCs/>
+        </w:rPr>
+        <w:t>[RF013] Edição e Exclusão de Publicações</w:t>
+      </w:r>
+    </w:p>
+    <w:p>
+      <w:pPr>
+        <w:spacing w:before="240" w:after="240"/>
+        <w:rPr>
+          <w:rFonts w:eastAsiaTheme="minorEastAsia"/>
+        </w:rPr>
+      </w:pPr>
+      <w:r>
+        <w:rPr>
+          <w:rFonts w:eastAsiaTheme="minorEastAsia"/>
+          <w:b/>
+          <w:bCs/>
+        </w:rPr>
+        <w:t>Descrição:</w:t>
+      </w:r>
+      <w:r>
+        <w:rPr>
+          <w:rFonts w:eastAsiaTheme="minorEastAsia"/>
+        </w:rPr>
+        <w:br/>
+        <w:t>O sistema permitirá que os usuários editem ou excluam suas próprias publicações antes ou após a aprovação.</w:t>
+      </w:r>
+    </w:p>
+    <w:p>
+      <w:pPr>
+        <w:spacing w:before="240" w:after="240"/>
+        <w:rPr>
+          <w:rFonts w:eastAsiaTheme="minorEastAsia"/>
+        </w:rPr>
+      </w:pPr>
+      <w:r>
+        <w:rPr>
+          <w:rFonts w:eastAsiaTheme="minorEastAsia"/>
+          <w:b/>
+          <w:bCs/>
+        </w:rPr>
+        <w:t>Atores:</w:t>
+      </w:r>
+      <w:r>
+        <w:rPr>
+          <w:rFonts w:eastAsiaTheme="minorEastAsia"/>
+        </w:rPr>
+        <w:br/>
+        <w:t>Usuário, Usuário Verificado, Administrador.</w:t>
+      </w:r>
+    </w:p>
+    <w:p>
+      <w:pPr>
+        <w:spacing w:before="240" w:after="240"/>
+        <w:rPr>
+          <w:rFonts w:eastAsiaTheme="minorEastAsia"/>
+        </w:rPr>
+      </w:pPr>
+      <w:r>
+        <w:rPr>
+          <w:rFonts w:eastAsiaTheme="minorEastAsia"/>
+          <w:b/>
+          <w:bCs/>
+        </w:rPr>
+        <w:t>Prioridade:</w:t>
+      </w:r>
+      <w:r>
+        <w:rPr>
+          <w:rFonts w:eastAsiaTheme="minorEastAsia"/>
+        </w:rPr>
+        <w:br/>
+      </w:r>
+      <w:r>
+        <w:rPr>
+          <w:rFonts w:ascii="Segoe UI Symbol" w:eastAsiaTheme="minorEastAsia" w:hAnsi="Segoe UI Symbol" w:cs="Segoe UI Symbol"/>
+        </w:rPr>
+        <w:t>☑</w:t>
+      </w:r>
+      <w:r>
+        <w:rPr>
+          <w:rFonts w:eastAsiaTheme="minorEastAsia"/>
+        </w:rPr>
+        <w:t xml:space="preserve"> Essencial </w:t>
+      </w:r>
+      <w:r>
+        <w:rPr>
+          <w:rFonts w:ascii="Segoe UI Symbol" w:eastAsiaTheme="minorEastAsia" w:hAnsi="Segoe UI Symbol" w:cs="Segoe UI Symbol"/>
+        </w:rPr>
+        <w:t>☐</w:t>
+      </w:r>
+      <w:r>
+        <w:rPr>
+          <w:rFonts w:eastAsiaTheme="minorEastAsia"/>
+        </w:rPr>
+        <w:t xml:space="preserve"> Importante </w:t>
+      </w:r>
+      <w:r>
+        <w:rPr>
+          <w:rFonts w:ascii="Segoe UI Symbol" w:eastAsiaTheme="minorEastAsia" w:hAnsi="Segoe UI Symbol" w:cs="Segoe UI Symbol"/>
+        </w:rPr>
+        <w:t>☐</w:t>
+      </w:r>
+      <w:r>
+        <w:rPr>
+          <w:rFonts w:eastAsiaTheme="minorEastAsia"/>
+        </w:rPr>
+        <w:t xml:space="preserve"> Desej</w:t>
+      </w:r>
+      <w:r>
+        <w:rPr>
+          <w:rFonts w:ascii="Times New Roman" w:eastAsiaTheme="minorEastAsia" w:hAnsi="Times New Roman" w:cs="Times New Roman"/>
+        </w:rPr>
+        <w:t>á</w:t>
+      </w:r>
+      <w:r>
+        <w:rPr>
+          <w:rFonts w:eastAsiaTheme="minorEastAsia"/>
+        </w:rPr>
+        <w:t>vel</w:t>
+      </w:r>
+    </w:p>
+    <w:p>
+      <w:pPr>
+        <w:spacing w:before="240" w:after="240"/>
+        <w:rPr>
+          <w:rFonts w:eastAsiaTheme="minorEastAsia"/>
+        </w:rPr>
+      </w:pPr>
+      <w:r>
+        <w:rPr>
+          <w:rFonts w:eastAsiaTheme="minorEastAsia"/>
+          <w:b/>
+          <w:bCs/>
+        </w:rPr>
+        <w:t>Entradas e Pré-Condições:</w:t>
+      </w:r>
+      <w:r>
+        <w:rPr>
+          <w:rFonts w:eastAsiaTheme="minorEastAsia"/>
+        </w:rPr>
+        <w:br/>
+        <w:t>O usuário deve estar autenticado no sistema e ser o autor da publicação.</w:t>
+      </w:r>
+    </w:p>
+    <w:p>
+      <w:pPr>
+        <w:spacing w:before="240" w:after="240"/>
+        <w:rPr>
+          <w:rFonts w:eastAsiaTheme="minorEastAsia"/>
+        </w:rPr>
+      </w:pPr>
+      <w:r>
+        <w:rPr>
+          <w:rFonts w:eastAsiaTheme="minorEastAsia"/>
+          <w:b/>
+          <w:bCs/>
+        </w:rPr>
+        <w:t>Saídas e Pós-Condições:</w:t>
+      </w:r>
+      <w:r>
+        <w:rPr>
+          <w:rFonts w:eastAsiaTheme="minorEastAsia"/>
+        </w:rPr>
+        <w:br/>
+        <w:t>O sistema atualizará a publicação com as alterações realizadas ou removerá a publicação do sistema.</w:t>
+      </w:r>
+    </w:p>
+    <w:p>
+      <w:pPr>
+        <w:spacing w:before="240" w:after="240"/>
+        <w:rPr>
+          <w:rFonts w:eastAsiaTheme="minorEastAsia"/>
+        </w:rPr>
+      </w:pPr>
+    </w:p>
+    <w:p>
+      <w:pPr>
+        <w:spacing w:before="240" w:after="240"/>
+        <w:rPr>
+          <w:rFonts w:eastAsiaTheme="minorEastAsia"/>
+          <w:b/>
+          <w:bCs/>
+        </w:rPr>
+      </w:pPr>
+      <w:r>
+        <w:rPr>
+          <w:rFonts w:eastAsiaTheme="minorEastAsia"/>
+          <w:b/>
+          <w:bCs/>
+        </w:rPr>
+        <w:t>[RF014] Busca de Notícias</w:t>
+      </w:r>
+    </w:p>
+    <w:p>
+      <w:pPr>
+        <w:spacing w:before="240" w:after="240"/>
+        <w:rPr>
+          <w:rFonts w:eastAsiaTheme="minorEastAsia"/>
+        </w:rPr>
+      </w:pPr>
+      <w:r>
+        <w:rPr>
+          <w:rFonts w:eastAsiaTheme="minorEastAsia"/>
+          <w:b/>
+          <w:bCs/>
+        </w:rPr>
+        <w:t>Descrição:</w:t>
+      </w:r>
+      <w:r>
+        <w:rPr>
+          <w:rFonts w:eastAsiaTheme="minorEastAsia"/>
+        </w:rPr>
+        <w:br/>
+        <w:t>O sistema permitirá que os usuários realizem buscas por notícias utilizando palavras-chave.</w:t>
+      </w:r>
+    </w:p>
+    <w:p>
+      <w:pPr>
+        <w:spacing w:before="240" w:after="240"/>
+        <w:rPr>
+          <w:rFonts w:eastAsiaTheme="minorEastAsia"/>
+        </w:rPr>
+      </w:pPr>
+      <w:r>
+        <w:rPr>
+          <w:rFonts w:eastAsiaTheme="minorEastAsia"/>
+          <w:b/>
+          <w:bCs/>
+        </w:rPr>
+        <w:t>Atores:</w:t>
+      </w:r>
+      <w:r>
+        <w:rPr>
+          <w:rFonts w:eastAsiaTheme="minorEastAsia"/>
+        </w:rPr>
+        <w:br/>
+        <w:t>Todos os usuários.</w:t>
+      </w:r>
+    </w:p>
+    <w:p>
+      <w:pPr>
+        <w:spacing w:before="240" w:after="240"/>
+        <w:rPr>
+          <w:rFonts w:eastAsiaTheme="minorEastAsia"/>
+        </w:rPr>
+      </w:pPr>
+      <w:r>
+        <w:rPr>
+          <w:rFonts w:eastAsiaTheme="minorEastAsia"/>
+          <w:b/>
+          <w:bCs/>
+        </w:rPr>
+        <w:t>Prioridade:</w:t>
+      </w:r>
+      <w:r>
+        <w:rPr>
+          <w:rFonts w:eastAsiaTheme="minorEastAsia"/>
+        </w:rPr>
+        <w:br/>
+      </w:r>
+      <w:r>
+        <w:rPr>
+          <w:rFonts w:ascii="Segoe UI Symbol" w:eastAsiaTheme="minorEastAsia" w:hAnsi="Segoe UI Symbol" w:cs="Segoe UI Symbol"/>
+        </w:rPr>
+        <w:t>☑</w:t>
+      </w:r>
+      <w:r>
+        <w:rPr>
+          <w:rFonts w:eastAsiaTheme="minorEastAsia"/>
+        </w:rPr>
+        <w:t xml:space="preserve"> Essencial </w:t>
+      </w:r>
+      <w:r>
+        <w:rPr>
+          <w:rFonts w:ascii="Segoe UI Symbol" w:eastAsiaTheme="minorEastAsia" w:hAnsi="Segoe UI Symbol" w:cs="Segoe UI Symbol"/>
+        </w:rPr>
+        <w:t>☐</w:t>
+      </w:r>
+      <w:r>
+        <w:rPr>
+          <w:rFonts w:eastAsiaTheme="minorEastAsia"/>
+        </w:rPr>
+        <w:t xml:space="preserve"> Importante </w:t>
+      </w:r>
+      <w:r>
+        <w:rPr>
+          <w:rFonts w:ascii="Segoe UI Symbol" w:eastAsiaTheme="minorEastAsia" w:hAnsi="Segoe UI Symbol" w:cs="Segoe UI Symbol"/>
+        </w:rPr>
+        <w:t>☐</w:t>
+      </w:r>
+      <w:r>
+        <w:rPr>
+          <w:rFonts w:eastAsiaTheme="minorEastAsia"/>
+        </w:rPr>
+        <w:t xml:space="preserve"> Desej</w:t>
+      </w:r>
+      <w:r>
+        <w:rPr>
+          <w:rFonts w:ascii="Times New Roman" w:eastAsiaTheme="minorEastAsia" w:hAnsi="Times New Roman" w:cs="Times New Roman"/>
+        </w:rPr>
+        <w:t>á</w:t>
+      </w:r>
+      <w:r>
+        <w:rPr>
+          <w:rFonts w:eastAsiaTheme="minorEastAsia"/>
+        </w:rPr>
+        <w:t>vel</w:t>
+      </w:r>
+    </w:p>
+    <w:p>
+      <w:pPr>
+        <w:spacing w:before="240" w:after="240"/>
+        <w:rPr>
+          <w:rFonts w:eastAsiaTheme="minorEastAsia"/>
+        </w:rPr>
+      </w:pPr>
+      <w:r>
+        <w:rPr>
+          <w:rFonts w:eastAsiaTheme="minorEastAsia"/>
+          <w:b/>
+          <w:bCs/>
+        </w:rPr>
+        <w:t>Entradas e Pré-Condições:</w:t>
+      </w:r>
+      <w:r>
+        <w:rPr>
+          <w:rFonts w:eastAsiaTheme="minorEastAsia"/>
+        </w:rPr>
+        <w:br/>
+        <w:t>O usuário deve estar autenticado no sistema e inserir um termo de busca no campo apropriado.</w:t>
+      </w:r>
+    </w:p>
+    <w:p>
+      <w:pPr>
+        <w:spacing w:before="240" w:after="240"/>
+        <w:rPr>
+          <w:rFonts w:eastAsiaTheme="minorEastAsia"/>
+        </w:rPr>
+      </w:pPr>
+      <w:r>
+        <w:rPr>
+          <w:rFonts w:eastAsiaTheme="minorEastAsia"/>
+          <w:b/>
+          <w:bCs/>
         </w:rPr>
         <w:lastRenderedPageBreak/>
         <w:t>Saídas e Pós-Condições:</w:t>
       </w:r>
       <w:r>
+        <w:rPr>
+          <w:rFonts w:eastAsiaTheme="minorEastAsia"/>
+        </w:rPr>
         <w:br/>
-      </w:r>
-      <w:r>
-        <w:rPr>
-          <w:rFonts w:eastAsiaTheme="minorEastAsia"/>
-        </w:rPr>
-        <w:t>Caso a postagem seja aprovada, ela será publicada no feed principal do Jornal Virtual. Caso seja rejeitada, a publicação será removida ou marcada como recusada no sistema.</w:t>
-      </w:r>
-    </w:p>
-    <w:p>
-      <w:pPr>
-        <w:spacing w:before="240" w:after="240"/>
-        <w:rPr>
-          <w:rFonts w:eastAsiaTheme="minorEastAsia"/>
-        </w:rPr>
-      </w:pPr>
-    </w:p>
-    <w:p>
-      <w:pPr>
-        <w:spacing w:before="240" w:after="240"/>
-        <w:rPr>
-          <w:rFonts w:eastAsiaTheme="minorEastAsia"/>
-          <w:b/>
-          <w:bCs/>
-        </w:rPr>
-      </w:pPr>
-      <w:r>
-        <w:rPr>
-          <w:rFonts w:eastAsiaTheme="minorEastAsia"/>
-          <w:b/>
-          <w:bCs/>
-          <w:color w:val="000000" w:themeColor="text1"/>
-        </w:rPr>
-        <w:t>[RF004]</w:t>
-      </w:r>
-      <w:r>
-        <w:rPr>
-          <w:rFonts w:eastAsiaTheme="minorEastAsia"/>
-          <w:color w:val="000000" w:themeColor="text1"/>
-        </w:rPr>
-        <w:t xml:space="preserve"> </w:t>
-      </w:r>
-      <w:r>
-        <w:rPr>
-          <w:rFonts w:eastAsiaTheme="minorEastAsia"/>
-          <w:b/>
-          <w:bCs/>
-        </w:rPr>
-        <w:t>Visualização de Notícias</w:t>
-      </w:r>
-    </w:p>
-    <w:p>
-      <w:pPr>
-        <w:spacing w:before="240" w:after="240"/>
-        <w:rPr>
-          <w:rFonts w:eastAsiaTheme="minorEastAsia"/>
-        </w:rPr>
-      </w:pPr>
-      <w:r>
-        <w:rPr>
-          <w:rFonts w:eastAsiaTheme="minorEastAsia"/>
-          <w:b/>
-          <w:bCs/>
-          <w:color w:val="000000" w:themeColor="text1"/>
+        <w:t>O sistema exibirá uma lista de notícias relacionadas ao termo pesquisado.</w:t>
+      </w:r>
+    </w:p>
+    <w:p>
+      <w:pPr>
+        <w:spacing w:before="240" w:after="240"/>
+        <w:rPr>
+          <w:rFonts w:eastAsiaTheme="minorEastAsia"/>
+        </w:rPr>
+      </w:pPr>
+    </w:p>
+    <w:p>
+      <w:pPr>
+        <w:spacing w:before="240" w:after="240"/>
+        <w:rPr>
+          <w:rFonts w:eastAsiaTheme="minorEastAsia"/>
+          <w:b/>
+          <w:bCs/>
+        </w:rPr>
+      </w:pPr>
+      <w:r>
+        <w:rPr>
+          <w:rFonts w:eastAsiaTheme="minorEastAsia"/>
+          <w:b/>
+          <w:bCs/>
+        </w:rPr>
+        <w:t>[RF015] Filtragem de Notícias</w:t>
+      </w:r>
+    </w:p>
+    <w:p>
+      <w:pPr>
+        <w:spacing w:before="240" w:after="240"/>
+        <w:rPr>
+          <w:rFonts w:eastAsiaTheme="minorEastAsia"/>
+        </w:rPr>
+      </w:pPr>
+      <w:r>
+        <w:rPr>
+          <w:rFonts w:eastAsiaTheme="minorEastAsia"/>
+          <w:b/>
+          <w:bCs/>
         </w:rPr>
         <w:t>Descrição:</w:t>
       </w:r>
       <w:r>
+        <w:rPr>
+          <w:rFonts w:eastAsiaTheme="minorEastAsia"/>
+        </w:rPr>
         <w:br/>
-      </w:r>
-      <w:r>
-        <w:rPr>
-          <w:rFonts w:eastAsiaTheme="minorEastAsia"/>
-        </w:rPr>
-        <w:t>O sistema permitirá que os usuários visualizem as notícias publicadas na plataforma, organizadas em formato de feed semelhante a um jornal digital.</w:t>
-      </w:r>
-    </w:p>
-    <w:p>
-      <w:pPr>
-        <w:spacing w:before="240" w:after="240"/>
-        <w:rPr>
-          <w:rFonts w:eastAsiaTheme="minorEastAsia"/>
-        </w:rPr>
-      </w:pPr>
-      <w:r>
-        <w:rPr>
-          <w:rFonts w:eastAsiaTheme="minorEastAsia"/>
-          <w:b/>
-          <w:bCs/>
-          <w:color w:val="000000" w:themeColor="text1"/>
+        <w:t>O sistema permitirá que os usuários filtrem as notícias p</w:t>
+      </w:r>
+      <w:r>
+        <w:rPr>
+          <w:rFonts w:eastAsiaTheme="minorEastAsia"/>
+        </w:rPr>
+        <w:t>elos critérios de hashtags</w:t>
+      </w:r>
+    </w:p>
+    <w:p>
+      <w:pPr>
+        <w:spacing w:before="240" w:after="240"/>
+        <w:rPr>
+          <w:rFonts w:eastAsiaTheme="minorEastAsia"/>
+        </w:rPr>
+      </w:pPr>
+      <w:r>
+        <w:rPr>
+          <w:rFonts w:eastAsiaTheme="minorEastAsia"/>
+          <w:b/>
+          <w:bCs/>
         </w:rPr>
         <w:t>Atores:</w:t>
       </w:r>
       <w:r>
+        <w:rPr>
+          <w:rFonts w:eastAsiaTheme="minorEastAsia"/>
+        </w:rPr>
         <w:br/>
-      </w:r>
-      <w:r>
-        <w:rPr>
-          <w:rFonts w:eastAsiaTheme="minorEastAsia"/>
-        </w:rPr>
         <w:t>Todos os usuários.</w:t>
       </w:r>
     </w:p>
@@ -4933,1414 +7141,164 @@
         <w:spacing w:before="240" w:after="240"/>
         <w:rPr>
           <w:rFonts w:eastAsiaTheme="minorEastAsia"/>
-          <w:color w:val="000000" w:themeColor="text1"/>
-        </w:rPr>
-      </w:pPr>
-      <w:r>
-        <w:rPr>
-          <w:rFonts w:eastAsiaTheme="minorEastAsia"/>
-          <w:b/>
-          <w:bCs/>
-          <w:color w:val="000000" w:themeColor="text1"/>
+        </w:rPr>
+      </w:pPr>
+      <w:r>
+        <w:rPr>
+          <w:rFonts w:eastAsiaTheme="minorEastAsia"/>
+          <w:b/>
+          <w:bCs/>
         </w:rPr>
         <w:t>Prioridade:</w:t>
       </w:r>
       <w:r>
+        <w:rPr>
+          <w:rFonts w:eastAsiaTheme="minorEastAsia"/>
+        </w:rPr>
         <w:br/>
       </w:r>
       <w:r>
         <w:rPr>
-          <w:rFonts w:eastAsiaTheme="minorEastAsia"/>
-          <w:color w:val="000000" w:themeColor="text1"/>
-        </w:rPr>
-        <w:t>☑ Essencial ☐ Importante ☐ Desejável</w:t>
-      </w:r>
-    </w:p>
-    <w:p>
-      <w:pPr>
-        <w:spacing w:before="240" w:after="240"/>
-        <w:rPr>
-          <w:rFonts w:eastAsiaTheme="minorEastAsia"/>
-        </w:rPr>
-      </w:pPr>
-      <w:r>
-        <w:rPr>
-          <w:rFonts w:eastAsiaTheme="minorEastAsia"/>
-          <w:b/>
-          <w:bCs/>
-          <w:color w:val="000000" w:themeColor="text1"/>
+          <w:rFonts w:ascii="Segoe UI Symbol" w:eastAsiaTheme="minorEastAsia" w:hAnsi="Segoe UI Symbol" w:cs="Segoe UI Symbol"/>
+        </w:rPr>
+        <w:t>☐</w:t>
+      </w:r>
+      <w:r>
+        <w:rPr>
+          <w:rFonts w:eastAsiaTheme="minorEastAsia"/>
+        </w:rPr>
+        <w:t xml:space="preserve"> Essencial </w:t>
+      </w:r>
+      <w:r>
+        <w:rPr>
+          <w:rFonts w:ascii="Segoe UI Symbol" w:eastAsiaTheme="minorEastAsia" w:hAnsi="Segoe UI Symbol" w:cs="Segoe UI Symbol"/>
+        </w:rPr>
+        <w:t>☑</w:t>
+      </w:r>
+      <w:r>
+        <w:rPr>
+          <w:rFonts w:eastAsiaTheme="minorEastAsia"/>
+        </w:rPr>
+        <w:t xml:space="preserve"> Importante </w:t>
+      </w:r>
+      <w:r>
+        <w:rPr>
+          <w:rFonts w:ascii="Segoe UI Symbol" w:eastAsiaTheme="minorEastAsia" w:hAnsi="Segoe UI Symbol" w:cs="Segoe UI Symbol"/>
+        </w:rPr>
+        <w:t>☐</w:t>
+      </w:r>
+      <w:r>
+        <w:rPr>
+          <w:rFonts w:eastAsiaTheme="minorEastAsia"/>
+        </w:rPr>
+        <w:t xml:space="preserve"> Desej</w:t>
+      </w:r>
+      <w:r>
+        <w:rPr>
+          <w:rFonts w:ascii="Times New Roman" w:eastAsiaTheme="minorEastAsia" w:hAnsi="Times New Roman" w:cs="Times New Roman"/>
+        </w:rPr>
+        <w:t>á</w:t>
+      </w:r>
+      <w:r>
+        <w:rPr>
+          <w:rFonts w:eastAsiaTheme="minorEastAsia"/>
+        </w:rPr>
+        <w:t>vel</w:t>
+      </w:r>
+    </w:p>
+    <w:p>
+      <w:pPr>
+        <w:spacing w:before="240" w:after="240"/>
+        <w:rPr>
+          <w:rFonts w:eastAsiaTheme="minorEastAsia"/>
+        </w:rPr>
+      </w:pPr>
+      <w:r>
+        <w:rPr>
+          <w:rFonts w:eastAsiaTheme="minorEastAsia"/>
+          <w:b/>
+          <w:bCs/>
         </w:rPr>
         <w:t>Entradas e Pré-Condições:</w:t>
       </w:r>
       <w:r>
+        <w:rPr>
+          <w:rFonts w:eastAsiaTheme="minorEastAsia"/>
+        </w:rPr>
         <w:br/>
-      </w:r>
-      <w:r>
-        <w:rPr>
-          <w:rFonts w:eastAsiaTheme="minorEastAsia"/>
-        </w:rPr>
-        <w:t>O usuário deve estar autenticado no sistema e acessar o feed principal da plataforma. O sistema deve possuir publicações aprovadas disponíveis para visualização.</w:t>
-      </w:r>
-    </w:p>
-    <w:p>
-      <w:pPr>
-        <w:spacing w:before="240" w:after="240"/>
-        <w:rPr>
-          <w:rFonts w:eastAsiaTheme="minorEastAsia"/>
-        </w:rPr>
-      </w:pPr>
-      <w:r>
-        <w:rPr>
-          <w:rFonts w:eastAsiaTheme="minorEastAsia"/>
-          <w:b/>
-          <w:bCs/>
-          <w:color w:val="000000" w:themeColor="text1"/>
+        <w:t>O usuário deve estar autenticado e selecionar um ou mais filtros disponíveis no sistema.</w:t>
+      </w:r>
+    </w:p>
+    <w:p>
+      <w:pPr>
+        <w:spacing w:before="240" w:after="240"/>
+        <w:rPr>
+          <w:rFonts w:eastAsiaTheme="minorEastAsia"/>
+        </w:rPr>
+      </w:pPr>
+      <w:r>
+        <w:rPr>
+          <w:rFonts w:eastAsiaTheme="minorEastAsia"/>
+          <w:b/>
+          <w:bCs/>
         </w:rPr>
         <w:t>Saídas e Pós-Condições:</w:t>
       </w:r>
       <w:r>
+        <w:rPr>
+          <w:rFonts w:eastAsiaTheme="minorEastAsia"/>
+        </w:rPr>
         <w:br/>
-      </w:r>
-      <w:r>
-        <w:rPr>
-          <w:rFonts w:eastAsiaTheme="minorEastAsia"/>
-        </w:rPr>
-        <w:t>O sistema exibirá as notícias publicadas com informações como título, conteúdo, autor da publicação e data de postagem.</w:t>
-      </w:r>
-    </w:p>
-    <w:p>
-      <w:pPr>
-        <w:spacing w:before="240" w:after="240"/>
-        <w:rPr>
-          <w:rFonts w:eastAsiaTheme="minorEastAsia"/>
-          <w:color w:val="000000" w:themeColor="text1"/>
-        </w:rPr>
-      </w:pPr>
-    </w:p>
-    <w:p>
-      <w:pPr>
-        <w:spacing w:before="240" w:after="240"/>
-        <w:rPr>
-          <w:rFonts w:eastAsiaTheme="minorEastAsia"/>
-          <w:b/>
-          <w:bCs/>
-        </w:rPr>
-      </w:pPr>
-      <w:r>
-        <w:rPr>
-          <w:rFonts w:eastAsiaTheme="minorEastAsia"/>
-          <w:b/>
-          <w:bCs/>
-          <w:color w:val="000000" w:themeColor="text1"/>
-        </w:rPr>
-        <w:t xml:space="preserve">[RF005] </w:t>
-      </w:r>
-      <w:r>
-        <w:rPr>
-          <w:rFonts w:eastAsiaTheme="minorEastAsia"/>
-          <w:b/>
-          <w:bCs/>
-        </w:rPr>
-        <w:t>Sistema de Comentários</w:t>
-      </w:r>
-    </w:p>
-    <w:p>
-      <w:pPr>
-        <w:spacing w:before="240" w:after="240"/>
-        <w:rPr>
-          <w:rFonts w:eastAsiaTheme="minorEastAsia"/>
-        </w:rPr>
-      </w:pPr>
-      <w:r>
-        <w:rPr>
-          <w:rFonts w:eastAsiaTheme="minorEastAsia"/>
-          <w:b/>
-          <w:bCs/>
-          <w:color w:val="000000" w:themeColor="text1"/>
+        <w:t>O sistema exibirá apenas as notícias que atendam aos critérios selecionados.</w:t>
+      </w:r>
+    </w:p>
+    <w:p>
+      <w:pPr>
+        <w:spacing w:before="240" w:after="240"/>
+        <w:rPr>
+          <w:rFonts w:eastAsiaTheme="minorEastAsia"/>
+        </w:rPr>
+      </w:pPr>
+    </w:p>
+    <w:p>
+      <w:pPr>
+        <w:spacing w:before="240" w:after="240"/>
+        <w:rPr>
+          <w:rFonts w:eastAsiaTheme="minorEastAsia"/>
+          <w:b/>
+          <w:bCs/>
+        </w:rPr>
+      </w:pPr>
+      <w:r>
+        <w:rPr>
+          <w:rFonts w:eastAsiaTheme="minorEastAsia"/>
+          <w:b/>
+          <w:bCs/>
+        </w:rPr>
+        <w:t>[RF016] Denúncia de Conteúdo</w:t>
+      </w:r>
+    </w:p>
+    <w:p>
+      <w:pPr>
+        <w:spacing w:before="240" w:after="240"/>
+        <w:rPr>
+          <w:rFonts w:eastAsiaTheme="minorEastAsia"/>
+        </w:rPr>
+      </w:pPr>
+      <w:r>
+        <w:rPr>
+          <w:rFonts w:eastAsiaTheme="minorEastAsia"/>
+          <w:b/>
+          <w:bCs/>
         </w:rPr>
         <w:t>Descrição:</w:t>
       </w:r>
       <w:r>
+        <w:rPr>
+          <w:rFonts w:eastAsiaTheme="minorEastAsia"/>
+        </w:rPr>
         <w:br/>
-      </w:r>
-      <w:r>
-        <w:rPr>
-          <w:rFonts w:eastAsiaTheme="minorEastAsia"/>
-        </w:rPr>
-        <w:t>O sistema permitirá que todos os usuários comentem nas publicações disponíveis no Jornal Virtual.</w:t>
-      </w:r>
-    </w:p>
-    <w:p>
-      <w:pPr>
-        <w:spacing w:before="240" w:after="240"/>
-        <w:rPr>
-          <w:rFonts w:eastAsiaTheme="minorEastAsia"/>
-        </w:rPr>
-      </w:pPr>
-      <w:r>
-        <w:rPr>
-          <w:rFonts w:eastAsiaTheme="minorEastAsia"/>
-          <w:b/>
-          <w:bCs/>
-          <w:color w:val="000000" w:themeColor="text1"/>
-        </w:rPr>
-        <w:t>Atores:</w:t>
-      </w:r>
-      <w:r>
-        <w:br/>
-      </w:r>
-      <w:r>
-        <w:rPr>
-          <w:rFonts w:eastAsiaTheme="minorEastAsia"/>
-        </w:rPr>
-        <w:t>Usuário, Usuário Verificado, Administrador.</w:t>
-      </w:r>
-    </w:p>
-    <w:p>
-      <w:pPr>
-        <w:spacing w:before="240" w:after="240"/>
-        <w:rPr>
-          <w:rFonts w:eastAsiaTheme="minorEastAsia"/>
-          <w:color w:val="000000" w:themeColor="text1"/>
-        </w:rPr>
-      </w:pPr>
-      <w:r>
-        <w:rPr>
-          <w:rFonts w:eastAsiaTheme="minorEastAsia"/>
-          <w:b/>
-          <w:bCs/>
-          <w:color w:val="000000" w:themeColor="text1"/>
-        </w:rPr>
-        <w:t>Prioridade:</w:t>
-      </w:r>
-      <w:r>
-        <w:br/>
-      </w:r>
-      <w:r>
-        <w:rPr>
-          <w:rFonts w:eastAsiaTheme="minorEastAsia"/>
-          <w:color w:val="000000" w:themeColor="text1"/>
-        </w:rPr>
-        <w:t>☑ Essencial ☐ Importante ☐ Desejável</w:t>
-      </w:r>
-    </w:p>
-    <w:p>
-      <w:pPr>
-        <w:spacing w:before="240" w:after="240"/>
-        <w:rPr>
-          <w:rFonts w:eastAsiaTheme="minorEastAsia"/>
-        </w:rPr>
-      </w:pPr>
-      <w:r>
-        <w:rPr>
-          <w:rFonts w:eastAsiaTheme="minorEastAsia"/>
-          <w:b/>
-          <w:bCs/>
-          <w:color w:val="000000" w:themeColor="text1"/>
-        </w:rPr>
-        <w:t>Entradas e Pré-Condições:</w:t>
-      </w:r>
-      <w:r>
-        <w:br/>
-      </w:r>
-      <w:r>
-        <w:rPr>
-          <w:rFonts w:eastAsiaTheme="minorEastAsia"/>
-        </w:rPr>
-        <w:t>O usuário deve estar autenticado no sistema e acessar uma publicação disponível no feed. Em seguida, deverá digitar seu comentário no campo destinado à interação.</w:t>
-      </w:r>
-    </w:p>
-    <w:p>
-      <w:pPr>
-        <w:spacing w:before="240" w:after="240"/>
-        <w:rPr>
-          <w:rFonts w:eastAsiaTheme="minorEastAsia"/>
-        </w:rPr>
-      </w:pPr>
-      <w:r>
-        <w:rPr>
-          <w:rFonts w:eastAsiaTheme="minorEastAsia"/>
-          <w:b/>
-          <w:bCs/>
-          <w:color w:val="000000" w:themeColor="text1"/>
-        </w:rPr>
-        <w:lastRenderedPageBreak/>
-        <w:t>Saídas e Pós-Condições:</w:t>
-      </w:r>
-      <w:r>
-        <w:br/>
-      </w:r>
-      <w:r>
-        <w:rPr>
-          <w:rFonts w:eastAsiaTheme="minorEastAsia"/>
-        </w:rPr>
-        <w:t>O comentário será registrado no sistema e exibido abaixo da publicação correspondente, permitindo que outros usuários visualizem a interação.</w:t>
-      </w:r>
-    </w:p>
-    <w:p>
-      <w:pPr>
-        <w:shd w:val="clear" w:color="auto" w:fill="FFFFFF" w:themeFill="background1"/>
-        <w:spacing w:before="105" w:after="0"/>
-        <w:rPr>
-          <w:rFonts w:eastAsiaTheme="minorEastAsia"/>
-          <w:color w:val="000000" w:themeColor="text1"/>
-        </w:rPr>
-      </w:pPr>
-    </w:p>
-    <w:p>
-      <w:pPr>
-        <w:shd w:val="clear" w:color="auto" w:fill="FFFFFF" w:themeFill="background1"/>
-        <w:spacing w:before="105" w:after="0"/>
-        <w:rPr>
-          <w:rFonts w:eastAsiaTheme="minorEastAsia"/>
-          <w:b/>
-          <w:bCs/>
-        </w:rPr>
-      </w:pPr>
-      <w:r>
-        <w:rPr>
-          <w:rFonts w:eastAsiaTheme="minorEastAsia"/>
-          <w:b/>
-          <w:bCs/>
-          <w:color w:val="000000" w:themeColor="text1"/>
-        </w:rPr>
-        <w:t>[RF00</w:t>
-      </w:r>
-      <w:r>
-        <w:rPr>
-          <w:rFonts w:eastAsiaTheme="minorEastAsia"/>
-          <w:b/>
-          <w:bCs/>
-          <w:color w:val="000000" w:themeColor="text1"/>
-        </w:rPr>
-        <w:t>6</w:t>
-      </w:r>
-      <w:r>
-        <w:rPr>
-          <w:rFonts w:eastAsiaTheme="minorEastAsia"/>
-          <w:b/>
-          <w:bCs/>
-          <w:color w:val="000000" w:themeColor="text1"/>
-        </w:rPr>
-        <w:t xml:space="preserve">] </w:t>
-      </w:r>
-      <w:r>
-        <w:rPr>
-          <w:rFonts w:eastAsiaTheme="minorEastAsia"/>
-          <w:b/>
-          <w:bCs/>
-        </w:rPr>
-        <w:t>Edição de Perfil do Usuário</w:t>
-      </w:r>
-    </w:p>
-    <w:p>
-      <w:pPr>
-        <w:shd w:val="clear" w:color="auto" w:fill="FFFFFF" w:themeFill="background1"/>
-        <w:spacing w:before="105" w:after="0"/>
-        <w:rPr>
-          <w:rFonts w:eastAsiaTheme="minorEastAsia"/>
-        </w:rPr>
-      </w:pPr>
-      <w:r>
-        <w:rPr>
-          <w:rFonts w:eastAsiaTheme="minorEastAsia"/>
-          <w:b/>
-          <w:bCs/>
-          <w:color w:val="000000" w:themeColor="text1"/>
-        </w:rPr>
-        <w:t>Descrição:</w:t>
-      </w:r>
-      <w:r>
-        <w:br/>
-      </w:r>
-      <w:r>
-        <w:rPr>
-          <w:rFonts w:eastAsiaTheme="minorEastAsia"/>
-        </w:rPr>
-        <w:t>O sistema permitirá que os usuários editem informações básicas de seu perfil dentro da plataforma.</w:t>
-      </w:r>
-    </w:p>
-    <w:p>
-      <w:pPr>
-        <w:shd w:val="clear" w:color="auto" w:fill="FFFFFF" w:themeFill="background1"/>
-        <w:spacing w:before="105" w:after="0"/>
-        <w:rPr>
-          <w:rFonts w:eastAsiaTheme="minorEastAsia"/>
-          <w:color w:val="000000" w:themeColor="text1"/>
-        </w:rPr>
-      </w:pPr>
-      <w:r>
-        <w:rPr>
-          <w:rFonts w:eastAsiaTheme="minorEastAsia"/>
-          <w:b/>
-          <w:bCs/>
-          <w:color w:val="000000" w:themeColor="text1"/>
-        </w:rPr>
-        <w:t>Atores:</w:t>
-      </w:r>
-      <w:r>
-        <w:br/>
-      </w:r>
-      <w:r>
-        <w:rPr>
-          <w:rStyle w:val="Ttulo2Char"/>
-          <w:rFonts w:asciiTheme="minorHAnsi" w:eastAsiaTheme="minorEastAsia" w:hAnsiTheme="minorHAnsi" w:cstheme="minorBidi"/>
-          <w:color w:val="000000" w:themeColor="text1"/>
-          <w:sz w:val="24"/>
-          <w:szCs w:val="24"/>
-        </w:rPr>
-        <w:t>Usuário, Usuário Verificado.</w:t>
-      </w:r>
-    </w:p>
-    <w:p>
-      <w:pPr>
-        <w:spacing w:before="240" w:after="240"/>
-        <w:rPr>
-          <w:rFonts w:eastAsiaTheme="minorEastAsia"/>
-          <w:color w:val="000000" w:themeColor="text1"/>
-        </w:rPr>
-      </w:pPr>
-      <w:r>
-        <w:rPr>
-          <w:rFonts w:eastAsiaTheme="minorEastAsia"/>
-          <w:b/>
-          <w:bCs/>
-          <w:color w:val="000000" w:themeColor="text1"/>
-        </w:rPr>
-        <w:t>Prioridade:</w:t>
-      </w:r>
-      <w:r>
-        <w:br/>
-      </w:r>
-      <w:r>
-        <w:rPr>
-          <w:rFonts w:eastAsiaTheme="minorEastAsia"/>
-          <w:color w:val="000000" w:themeColor="text1"/>
-        </w:rPr>
-        <w:t>☑ Essencial ☐</w:t>
-      </w:r>
-      <w:r>
-        <w:rPr>
-          <w:rFonts w:eastAsiaTheme="minorEastAsia"/>
-          <w:color w:val="000000" w:themeColor="text1"/>
-        </w:rPr>
-        <w:t xml:space="preserve"> </w:t>
-      </w:r>
-      <w:r>
-        <w:rPr>
-          <w:rFonts w:eastAsiaTheme="minorEastAsia"/>
-          <w:color w:val="000000" w:themeColor="text1"/>
-        </w:rPr>
-        <w:t>Importante ☐ Desejável</w:t>
-      </w:r>
-    </w:p>
-    <w:p>
-      <w:pPr>
-        <w:shd w:val="clear" w:color="auto" w:fill="FFFFFF" w:themeFill="background1"/>
-        <w:spacing w:before="105" w:after="0"/>
-        <w:rPr>
-          <w:rFonts w:eastAsiaTheme="minorEastAsia"/>
-          <w:b/>
-          <w:bCs/>
-          <w:color w:val="000000" w:themeColor="text1"/>
-        </w:rPr>
-      </w:pPr>
-    </w:p>
-    <w:p>
-      <w:pPr>
-        <w:shd w:val="clear" w:color="auto" w:fill="FFFFFF" w:themeFill="background1"/>
-        <w:spacing w:before="105" w:after="0"/>
-        <w:rPr>
-          <w:rFonts w:eastAsiaTheme="minorEastAsia"/>
-        </w:rPr>
-      </w:pPr>
-      <w:r>
-        <w:rPr>
-          <w:rFonts w:eastAsiaTheme="minorEastAsia"/>
-          <w:b/>
-          <w:bCs/>
-          <w:color w:val="000000" w:themeColor="text1"/>
-        </w:rPr>
-        <w:t>Entradas e Pré-Condições:</w:t>
-      </w:r>
-      <w:r>
-        <w:br/>
-      </w:r>
-      <w:r>
-        <w:rPr>
-          <w:rFonts w:eastAsiaTheme="minorEastAsia"/>
-        </w:rPr>
-        <w:t>O usuário deve estar autenticado no sistema e acessar a área de edição de perfil. O usuário poderá alterar informações como foto de perfil e descrição.</w:t>
-      </w:r>
-    </w:p>
-    <w:p>
-      <w:pPr>
-        <w:shd w:val="clear" w:color="auto" w:fill="FFFFFF" w:themeFill="background1"/>
-        <w:spacing w:before="105" w:after="0"/>
-        <w:rPr>
-          <w:rFonts w:eastAsiaTheme="minorEastAsia"/>
-          <w:color w:val="000000" w:themeColor="text1"/>
-        </w:rPr>
-      </w:pPr>
-      <w:r>
-        <w:rPr>
-          <w:rFonts w:eastAsiaTheme="minorEastAsia"/>
-          <w:b/>
-          <w:bCs/>
-          <w:color w:val="000000" w:themeColor="text1"/>
-        </w:rPr>
-        <w:t>Saídas e Pós-Condições:</w:t>
-      </w:r>
-      <w:r>
-        <w:br/>
-      </w:r>
-      <w:r>
-        <w:rPr>
-          <w:rFonts w:eastAsiaTheme="minorEastAsia"/>
-        </w:rPr>
-        <w:t>Após salvar as alterações, o sistema atualizará os dados do perfil e exibirá as novas informações na plataforma.</w:t>
-      </w:r>
-    </w:p>
-    <w:p>
-      <w:pPr>
-        <w:shd w:val="clear" w:color="auto" w:fill="FFFFFF" w:themeFill="background1"/>
-        <w:spacing w:before="105" w:after="0"/>
-        <w:rPr>
-          <w:rFonts w:eastAsiaTheme="minorEastAsia"/>
-          <w:color w:val="000000" w:themeColor="text1"/>
-        </w:rPr>
-      </w:pPr>
-    </w:p>
-    <w:p>
-      <w:pPr>
-        <w:pStyle w:val="SemEspaamento"/>
-        <w:rPr>
-          <w:rFonts w:eastAsiaTheme="minorEastAsia"/>
-          <w:b/>
-          <w:bCs/>
-        </w:rPr>
-      </w:pPr>
-      <w:r>
-        <w:rPr>
-          <w:rFonts w:eastAsiaTheme="minorEastAsia"/>
-          <w:b/>
-          <w:bCs/>
-        </w:rPr>
-        <w:t>[RF00</w:t>
-      </w:r>
-      <w:r>
-        <w:rPr>
-          <w:rFonts w:eastAsiaTheme="minorEastAsia"/>
-          <w:b/>
-          <w:bCs/>
-        </w:rPr>
-        <w:t>7</w:t>
-      </w:r>
-      <w:r>
-        <w:rPr>
-          <w:rFonts w:eastAsiaTheme="minorEastAsia"/>
-          <w:b/>
-          <w:bCs/>
-        </w:rPr>
-        <w:t>] Publicação de Notícias Oficiais</w:t>
-      </w:r>
-    </w:p>
-    <w:p>
-      <w:pPr>
-        <w:spacing w:before="240" w:after="240"/>
-        <w:rPr>
-          <w:rFonts w:eastAsiaTheme="minorEastAsia"/>
-        </w:rPr>
-      </w:pPr>
-      <w:r>
-        <w:rPr>
-          <w:rFonts w:eastAsiaTheme="minorEastAsia"/>
-          <w:b/>
-          <w:bCs/>
-        </w:rPr>
-        <w:t>Descrição:</w:t>
-      </w:r>
-      <w:r>
-        <w:br/>
-      </w:r>
-      <w:r>
-        <w:rPr>
-          <w:rFonts w:eastAsiaTheme="minorEastAsia"/>
-        </w:rPr>
-        <w:t>O sistema permitirá que professores publiquem notícias oficiais diretamente no Jornal Virtual.</w:t>
-      </w:r>
-    </w:p>
-    <w:p>
-      <w:pPr>
-        <w:spacing w:before="240" w:after="240"/>
-        <w:rPr>
-          <w:rFonts w:eastAsiaTheme="minorEastAsia"/>
-        </w:rPr>
-      </w:pPr>
-      <w:r>
-        <w:rPr>
-          <w:rFonts w:eastAsiaTheme="minorEastAsia"/>
-          <w:b/>
-          <w:bCs/>
-        </w:rPr>
-        <w:t>Atores:</w:t>
-      </w:r>
-      <w:r>
-        <w:br/>
-      </w:r>
-      <w:r>
-        <w:rPr>
-          <w:rFonts w:eastAsiaTheme="minorEastAsia"/>
-        </w:rPr>
-        <w:t>Usuá</w:t>
-      </w:r>
-      <w:r>
-        <w:rPr>
-          <w:rFonts w:eastAsiaTheme="minorEastAsia"/>
-        </w:rPr>
-        <w:t>rio Verificada</w:t>
-      </w:r>
-      <w:r>
-        <w:rPr>
-          <w:rFonts w:eastAsiaTheme="minorEastAsia"/>
-        </w:rPr>
-        <w:t>.</w:t>
-      </w:r>
-    </w:p>
-    <w:p>
-      <w:pPr>
-        <w:spacing w:before="240" w:after="240"/>
-        <w:rPr>
-          <w:rFonts w:eastAsiaTheme="minorEastAsia"/>
-        </w:rPr>
-      </w:pPr>
-      <w:r>
-        <w:rPr>
-          <w:rFonts w:eastAsiaTheme="minorEastAsia"/>
-          <w:b/>
-          <w:bCs/>
-        </w:rPr>
-        <w:t>Prioridade:</w:t>
-      </w:r>
-      <w:r>
-        <w:br/>
-      </w:r>
-      <w:r>
-        <w:rPr>
-          <w:rFonts w:eastAsiaTheme="minorEastAsia"/>
-        </w:rPr>
-        <w:t xml:space="preserve"> ☑ Essencial ☐ Importante ☐ Desejável</w:t>
-      </w:r>
-    </w:p>
-    <w:p>
-      <w:pPr>
-        <w:spacing w:before="240" w:after="240"/>
-        <w:rPr>
-          <w:rFonts w:eastAsiaTheme="minorEastAsia"/>
-        </w:rPr>
-      </w:pPr>
-      <w:r>
-        <w:rPr>
-          <w:rFonts w:eastAsiaTheme="minorEastAsia"/>
-          <w:b/>
-          <w:bCs/>
-        </w:rPr>
-        <w:t>Entradas e Pré-Condições:</w:t>
-      </w:r>
-      <w:r>
-        <w:br/>
-      </w:r>
-      <w:r>
-        <w:rPr>
-          <w:rFonts w:eastAsiaTheme="minorEastAsia"/>
-        </w:rPr>
-        <w:t>O professor deve estar autenticado no sistema e acessar a área de criação de notícias. Em seguida, deverá preencher os campos necessários como título e conteúdo da publicação.</w:t>
-      </w:r>
-    </w:p>
-    <w:p>
-      <w:pPr>
-        <w:spacing w:before="240" w:after="240"/>
-        <w:rPr>
-          <w:rFonts w:eastAsiaTheme="minorEastAsia"/>
-        </w:rPr>
-      </w:pPr>
-      <w:r>
-        <w:rPr>
-          <w:rFonts w:eastAsiaTheme="minorEastAsia"/>
-          <w:b/>
-          <w:bCs/>
-        </w:rPr>
-        <w:t>Saídas e Pós-Condições:</w:t>
-      </w:r>
-      <w:r>
-        <w:br/>
-      </w:r>
-      <w:r>
-        <w:rPr>
-          <w:rFonts w:eastAsiaTheme="minorEastAsia"/>
-        </w:rPr>
-        <w:t>A notícia será publicada diretamente no feed principal do Jornal Virtual e ficará disponível para visualização pelos usuários.</w:t>
-      </w:r>
-    </w:p>
-    <w:p>
-      <w:pPr>
-        <w:spacing w:before="240" w:after="240"/>
-        <w:rPr>
-          <w:rFonts w:eastAsiaTheme="minorEastAsia"/>
-        </w:rPr>
-      </w:pPr>
-    </w:p>
-    <w:p>
-      <w:pPr>
-        <w:pStyle w:val="SemEspaamento"/>
-        <w:rPr>
-          <w:rFonts w:eastAsiaTheme="minorEastAsia"/>
-          <w:b/>
-          <w:bCs/>
-        </w:rPr>
-      </w:pPr>
-      <w:r>
-        <w:rPr>
-          <w:rFonts w:eastAsiaTheme="minorEastAsia"/>
-          <w:b/>
-          <w:bCs/>
-        </w:rPr>
-        <w:t>[RF0</w:t>
-      </w:r>
-      <w:r>
-        <w:rPr>
-          <w:rFonts w:eastAsiaTheme="minorEastAsia"/>
-          <w:b/>
-          <w:bCs/>
-        </w:rPr>
-        <w:t>08</w:t>
-      </w:r>
-      <w:r>
-        <w:rPr>
-          <w:rFonts w:eastAsiaTheme="minorEastAsia"/>
-          <w:b/>
-          <w:bCs/>
-        </w:rPr>
-        <w:t>] Gerenciamento de Notícias</w:t>
-      </w:r>
-    </w:p>
-    <w:p>
-      <w:pPr>
-        <w:spacing w:before="240" w:after="240"/>
-        <w:rPr>
-          <w:rFonts w:eastAsiaTheme="minorEastAsia"/>
-        </w:rPr>
-      </w:pPr>
-      <w:r>
-        <w:rPr>
-          <w:rFonts w:eastAsiaTheme="minorEastAsia"/>
-          <w:b/>
-          <w:bCs/>
-        </w:rPr>
-        <w:t>Descrição:</w:t>
-      </w:r>
-      <w:r>
-        <w:br/>
-      </w:r>
-      <w:r>
-        <w:rPr>
-          <w:rFonts w:eastAsiaTheme="minorEastAsia"/>
-        </w:rPr>
-        <w:t>O sistema permitirá que administradores da equipe de TI gerenciem as notícias publicadas na plataforma.</w:t>
-      </w:r>
-    </w:p>
-    <w:p>
-      <w:pPr>
-        <w:spacing w:before="240" w:after="240"/>
-        <w:rPr>
-          <w:rFonts w:eastAsiaTheme="minorEastAsia"/>
-        </w:rPr>
-      </w:pPr>
-      <w:r>
-        <w:rPr>
-          <w:rFonts w:eastAsiaTheme="minorEastAsia"/>
-          <w:b/>
-          <w:bCs/>
-        </w:rPr>
-        <w:t>Atores:</w:t>
-      </w:r>
-      <w:r>
-        <w:br/>
-      </w:r>
-      <w:r>
-        <w:rPr>
-          <w:rFonts w:eastAsiaTheme="minorEastAsia"/>
-        </w:rPr>
-        <w:t>Administrador.</w:t>
-      </w:r>
-    </w:p>
-    <w:p>
-      <w:pPr>
-        <w:spacing w:before="240" w:after="240"/>
-        <w:rPr>
-          <w:rFonts w:eastAsiaTheme="minorEastAsia"/>
-        </w:rPr>
-      </w:pPr>
-      <w:r>
-        <w:rPr>
-          <w:rFonts w:eastAsiaTheme="minorEastAsia"/>
-          <w:b/>
-          <w:bCs/>
-        </w:rPr>
-        <w:t>Prioridade:</w:t>
-      </w:r>
-      <w:r>
-        <w:br/>
-      </w:r>
-      <w:r>
-        <w:rPr>
-          <w:rFonts w:eastAsiaTheme="minorEastAsia"/>
-        </w:rPr>
-        <w:t>☑ Essencial ☐ Importante ☐ Desejável</w:t>
-      </w:r>
-    </w:p>
-    <w:p>
-      <w:pPr>
-        <w:spacing w:before="240" w:after="240"/>
-        <w:rPr>
-          <w:rFonts w:eastAsiaTheme="minorEastAsia"/>
-        </w:rPr>
-      </w:pPr>
-      <w:r>
-        <w:rPr>
-          <w:rFonts w:eastAsiaTheme="minorEastAsia"/>
-          <w:b/>
-          <w:bCs/>
-        </w:rPr>
-        <w:t>Entradas e Pré-Condições:</w:t>
-      </w:r>
-      <w:r>
-        <w:br/>
-      </w:r>
-      <w:r>
-        <w:rPr>
-          <w:rFonts w:eastAsiaTheme="minorEastAsia"/>
-        </w:rPr>
-        <w:t>O administrador deve estar autenticado no sistema e acessar o painel de gerenciamento de notícias. O sistema deve possuir notícias previamente cadastradas.</w:t>
-      </w:r>
-    </w:p>
-    <w:p>
-      <w:pPr>
-        <w:spacing w:before="240" w:after="240"/>
-        <w:rPr>
-          <w:rFonts w:eastAsiaTheme="minorEastAsia"/>
-        </w:rPr>
-      </w:pPr>
-      <w:r>
-        <w:rPr>
-          <w:rFonts w:eastAsiaTheme="minorEastAsia"/>
-          <w:b/>
-          <w:bCs/>
-        </w:rPr>
-        <w:t>Saídas e Pós-Condições:</w:t>
-      </w:r>
-      <w:r>
-        <w:br/>
-      </w:r>
-      <w:r>
-        <w:rPr>
-          <w:rFonts w:eastAsiaTheme="minorEastAsia"/>
-        </w:rPr>
-        <w:t>O administrador poderá editar ou excluir as notícias selecionadas, e o sistema atualizará as informações ou removerá a publicação conforme a ação realizada.</w:t>
-      </w:r>
-    </w:p>
-    <w:p>
-      <w:pPr>
-        <w:spacing w:before="240" w:after="240"/>
-        <w:rPr>
-          <w:rFonts w:eastAsiaTheme="minorEastAsia"/>
-        </w:rPr>
-      </w:pPr>
-    </w:p>
-    <w:p>
-      <w:pPr>
-        <w:pStyle w:val="SemEspaamento"/>
-        <w:rPr>
-          <w:rFonts w:eastAsiaTheme="minorEastAsia"/>
-          <w:b/>
-          <w:bCs/>
-        </w:rPr>
-      </w:pPr>
-      <w:r>
-        <w:rPr>
-          <w:rFonts w:eastAsiaTheme="minorEastAsia"/>
-          <w:b/>
-          <w:bCs/>
-        </w:rPr>
-        <w:t>[RF0</w:t>
-      </w:r>
-      <w:r>
-        <w:rPr>
-          <w:rFonts w:eastAsiaTheme="minorEastAsia"/>
-          <w:b/>
-          <w:bCs/>
-        </w:rPr>
-        <w:t>09</w:t>
-      </w:r>
-      <w:r>
-        <w:rPr>
-          <w:rFonts w:eastAsiaTheme="minorEastAsia"/>
-          <w:b/>
-          <w:bCs/>
-        </w:rPr>
-        <w:t>] Gerenciamento de Usuários</w:t>
-      </w:r>
-    </w:p>
-    <w:p>
-      <w:pPr>
-        <w:spacing w:before="240" w:after="240"/>
-        <w:rPr>
-          <w:rFonts w:eastAsiaTheme="minorEastAsia"/>
-        </w:rPr>
-      </w:pPr>
-      <w:r>
-        <w:rPr>
-          <w:rFonts w:eastAsiaTheme="minorEastAsia"/>
-          <w:b/>
-          <w:bCs/>
-        </w:rPr>
-        <w:t>Descrição:</w:t>
-      </w:r>
-      <w:r>
-        <w:br/>
-      </w:r>
-      <w:r>
-        <w:rPr>
-          <w:rFonts w:eastAsiaTheme="minorEastAsia"/>
-        </w:rPr>
-        <w:t xml:space="preserve"> O sistema permitirá que administradores da equipe de TI realizem o gerenciamento completo de usuários da plataforma.</w:t>
-      </w:r>
-    </w:p>
-    <w:p>
-      <w:pPr>
-        <w:spacing w:before="240" w:after="240"/>
-        <w:rPr>
-          <w:rFonts w:eastAsiaTheme="minorEastAsia"/>
-        </w:rPr>
-      </w:pPr>
-      <w:r>
-        <w:rPr>
-          <w:rFonts w:eastAsiaTheme="minorEastAsia"/>
-          <w:b/>
-          <w:bCs/>
-        </w:rPr>
-        <w:t>Atores:</w:t>
-      </w:r>
-      <w:r>
-        <w:br/>
-      </w:r>
-      <w:r>
-        <w:rPr>
-          <w:rFonts w:eastAsiaTheme="minorEastAsia"/>
-        </w:rPr>
-        <w:t xml:space="preserve"> Administrador TI.</w:t>
-      </w:r>
-    </w:p>
-    <w:p>
-      <w:pPr>
-        <w:spacing w:before="240" w:after="240"/>
-        <w:rPr>
-          <w:rFonts w:eastAsiaTheme="minorEastAsia"/>
-        </w:rPr>
-      </w:pPr>
-      <w:r>
-        <w:rPr>
-          <w:rFonts w:eastAsiaTheme="minorEastAsia"/>
-          <w:b/>
-          <w:bCs/>
-        </w:rPr>
-        <w:t>Prioridade:</w:t>
-      </w:r>
-      <w:r>
-        <w:br/>
-      </w:r>
-      <w:r>
-        <w:rPr>
-          <w:rFonts w:eastAsiaTheme="minorEastAsia"/>
-        </w:rPr>
-        <w:t xml:space="preserve"> ☑ Essencial ☐ Importante ☐ Desejável</w:t>
-      </w:r>
-    </w:p>
-    <w:p>
-      <w:pPr>
-        <w:spacing w:before="240" w:after="240"/>
-        <w:rPr>
-          <w:rFonts w:eastAsiaTheme="minorEastAsia"/>
-        </w:rPr>
-      </w:pPr>
-      <w:r>
-        <w:rPr>
-          <w:rFonts w:eastAsiaTheme="minorEastAsia"/>
-          <w:b/>
-          <w:bCs/>
-        </w:rPr>
-        <w:t>Entradas e Pré-Condições:</w:t>
-      </w:r>
-      <w:r>
-        <w:br/>
-      </w:r>
-      <w:r>
-        <w:rPr>
-          <w:rFonts w:eastAsiaTheme="minorEastAsia"/>
-        </w:rPr>
-        <w:t xml:space="preserve"> O administrador deve estar autenticado no sistema e acessar o painel de gerenciamento de usuários. Para realizar as ações, deverá informar os dados necessários para criação, atualização ou exclusão de usuários.</w:t>
-      </w:r>
-    </w:p>
-    <w:p>
-      <w:pPr>
-        <w:spacing w:before="240" w:after="240"/>
-        <w:rPr>
-          <w:rFonts w:eastAsiaTheme="minorEastAsia"/>
-        </w:rPr>
-      </w:pPr>
-      <w:r>
-        <w:rPr>
-          <w:rFonts w:eastAsiaTheme="minorEastAsia"/>
-          <w:b/>
-          <w:bCs/>
-        </w:rPr>
-        <w:t>Saídas e Pós-Condições:</w:t>
-      </w:r>
-      <w:r>
-        <w:br/>
-      </w:r>
-      <w:r>
-        <w:rPr>
-          <w:rFonts w:eastAsiaTheme="minorEastAsia"/>
-        </w:rPr>
-        <w:t xml:space="preserve"> O sistema registrará as alterações realizadas, criando novos usuários, atualizando informações ou removendo usuários do sistema conforme solicitado.</w:t>
-      </w:r>
-    </w:p>
-    <w:p>
-      <w:pPr>
-        <w:spacing w:before="240" w:after="240"/>
-        <w:rPr>
-          <w:rFonts w:eastAsiaTheme="minorEastAsia"/>
-        </w:rPr>
-      </w:pPr>
-    </w:p>
-    <w:p>
-      <w:pPr>
-        <w:spacing w:before="240" w:after="240"/>
-        <w:rPr>
-          <w:rFonts w:eastAsiaTheme="minorEastAsia"/>
-          <w:b/>
-          <w:bCs/>
-        </w:rPr>
-      </w:pPr>
-      <w:r>
-        <w:rPr>
-          <w:rFonts w:eastAsiaTheme="minorEastAsia"/>
-          <w:b/>
-          <w:bCs/>
-        </w:rPr>
-        <w:lastRenderedPageBreak/>
-        <w:t>[RF010] Logout de Usuários</w:t>
-      </w:r>
-    </w:p>
-    <w:p>
-      <w:pPr>
-        <w:spacing w:before="240" w:after="240"/>
-        <w:rPr>
-          <w:rFonts w:eastAsiaTheme="minorEastAsia"/>
-        </w:rPr>
-      </w:pPr>
-      <w:r>
-        <w:rPr>
-          <w:rFonts w:eastAsiaTheme="minorEastAsia"/>
-          <w:b/>
-          <w:bCs/>
-        </w:rPr>
-        <w:t>Descrição:</w:t>
-      </w:r>
-      <w:r>
-        <w:rPr>
-          <w:rFonts w:eastAsiaTheme="minorEastAsia"/>
-        </w:rPr>
-        <w:br/>
-        <w:t>O sistema permitirá que os usuários encerrem sua sessão de forma segura no Jornal Virtual.</w:t>
-      </w:r>
-    </w:p>
-    <w:p>
-      <w:pPr>
-        <w:spacing w:before="240" w:after="240"/>
-        <w:rPr>
-          <w:rFonts w:eastAsiaTheme="minorEastAsia"/>
-        </w:rPr>
-      </w:pPr>
-      <w:r>
-        <w:rPr>
-          <w:rFonts w:eastAsiaTheme="minorEastAsia"/>
-          <w:b/>
-          <w:bCs/>
-        </w:rPr>
-        <w:t>Atores:</w:t>
-      </w:r>
-      <w:r>
-        <w:rPr>
-          <w:rFonts w:eastAsiaTheme="minorEastAsia"/>
-        </w:rPr>
-        <w:br/>
-        <w:t>Usuários, Usuários Verificados, Administradores.</w:t>
-      </w:r>
-    </w:p>
-    <w:p>
-      <w:pPr>
-        <w:spacing w:before="240" w:after="240"/>
-        <w:rPr>
-          <w:rFonts w:eastAsiaTheme="minorEastAsia"/>
-        </w:rPr>
-      </w:pPr>
-      <w:r>
-        <w:rPr>
-          <w:rFonts w:eastAsiaTheme="minorEastAsia"/>
-          <w:b/>
-          <w:bCs/>
-        </w:rPr>
-        <w:t>Prioridade:</w:t>
-      </w:r>
-      <w:r>
-        <w:rPr>
-          <w:rFonts w:eastAsiaTheme="minorEastAsia"/>
-        </w:rPr>
-        <w:br/>
-      </w:r>
-      <w:r>
-        <w:rPr>
-          <w:rFonts w:ascii="Segoe UI Symbol" w:eastAsiaTheme="minorEastAsia" w:hAnsi="Segoe UI Symbol" w:cs="Segoe UI Symbol"/>
-        </w:rPr>
-        <w:t>☑</w:t>
-      </w:r>
-      <w:r>
-        <w:rPr>
-          <w:rFonts w:eastAsiaTheme="minorEastAsia"/>
-        </w:rPr>
-        <w:t xml:space="preserve"> Essencial </w:t>
-      </w:r>
-      <w:r>
-        <w:rPr>
-          <w:rFonts w:ascii="Segoe UI Symbol" w:eastAsiaTheme="minorEastAsia" w:hAnsi="Segoe UI Symbol" w:cs="Segoe UI Symbol"/>
-        </w:rPr>
-        <w:t>☐</w:t>
-      </w:r>
-      <w:r>
-        <w:rPr>
-          <w:rFonts w:eastAsiaTheme="minorEastAsia"/>
-        </w:rPr>
-        <w:t xml:space="preserve"> Importante </w:t>
-      </w:r>
-      <w:r>
-        <w:rPr>
-          <w:rFonts w:ascii="Segoe UI Symbol" w:eastAsiaTheme="minorEastAsia" w:hAnsi="Segoe UI Symbol" w:cs="Segoe UI Symbol"/>
-        </w:rPr>
-        <w:t>☐</w:t>
-      </w:r>
-      <w:r>
-        <w:rPr>
-          <w:rFonts w:eastAsiaTheme="minorEastAsia"/>
-        </w:rPr>
-        <w:t xml:space="preserve"> Desej</w:t>
-      </w:r>
-      <w:r>
-        <w:rPr>
-          <w:rFonts w:ascii="Times New Roman" w:eastAsiaTheme="minorEastAsia" w:hAnsi="Times New Roman" w:cs="Times New Roman"/>
-        </w:rPr>
-        <w:t>á</w:t>
-      </w:r>
-      <w:r>
-        <w:rPr>
-          <w:rFonts w:eastAsiaTheme="minorEastAsia"/>
-        </w:rPr>
-        <w:t>vel</w:t>
-      </w:r>
-    </w:p>
-    <w:p>
-      <w:pPr>
-        <w:spacing w:before="240" w:after="240"/>
-        <w:rPr>
-          <w:rFonts w:eastAsiaTheme="minorEastAsia"/>
-        </w:rPr>
-      </w:pPr>
-      <w:r>
-        <w:rPr>
-          <w:rFonts w:eastAsiaTheme="minorEastAsia"/>
-          <w:b/>
-          <w:bCs/>
-        </w:rPr>
-        <w:t>Entradas e Pré-Condições:</w:t>
-      </w:r>
-      <w:r>
-        <w:rPr>
-          <w:rFonts w:eastAsiaTheme="minorEastAsia"/>
-        </w:rPr>
-        <w:br/>
-        <w:t>O usuário deve estar autenticado no sistema e acessar a opção de logout disponível na interface.</w:t>
-      </w:r>
-    </w:p>
-    <w:p>
-      <w:pPr>
-        <w:spacing w:before="240" w:after="240"/>
-        <w:rPr>
-          <w:rFonts w:eastAsiaTheme="minorEastAsia"/>
-        </w:rPr>
-      </w:pPr>
-      <w:r>
-        <w:rPr>
-          <w:rFonts w:eastAsiaTheme="minorEastAsia"/>
-          <w:b/>
-          <w:bCs/>
-        </w:rPr>
-        <w:t>Saídas e Pós-Condições:</w:t>
-      </w:r>
-      <w:r>
-        <w:rPr>
-          <w:rFonts w:eastAsiaTheme="minorEastAsia"/>
-        </w:rPr>
-        <w:br/>
-        <w:t>O sistema encerrará a sessão do usuário e o redirecionará para a tela de login, garantindo que o acesso à plataforma seja interrompido com segurança.</w:t>
-      </w:r>
-    </w:p>
-    <w:p>
-      <w:pPr>
-        <w:spacing w:before="240" w:after="240"/>
-        <w:rPr>
-          <w:rFonts w:eastAsiaTheme="minorEastAsia"/>
-        </w:rPr>
-      </w:pPr>
-    </w:p>
-    <w:p>
-      <w:pPr>
-        <w:spacing w:before="240" w:after="240"/>
-        <w:rPr>
-          <w:rFonts w:eastAsiaTheme="minorEastAsia"/>
-          <w:b/>
-          <w:bCs/>
-        </w:rPr>
-      </w:pPr>
-      <w:r>
-        <w:rPr>
-          <w:rFonts w:eastAsiaTheme="minorEastAsia"/>
-          <w:b/>
-          <w:bCs/>
-        </w:rPr>
-        <w:t>[RF011] Recuperação de Senha</w:t>
-      </w:r>
-    </w:p>
-    <w:p>
-      <w:pPr>
-        <w:spacing w:before="240" w:after="240"/>
-        <w:rPr>
-          <w:rFonts w:eastAsiaTheme="minorEastAsia"/>
-        </w:rPr>
-      </w:pPr>
-      <w:r>
-        <w:rPr>
-          <w:rFonts w:eastAsiaTheme="minorEastAsia"/>
-          <w:b/>
-          <w:bCs/>
-        </w:rPr>
-        <w:t>Descrição:</w:t>
-      </w:r>
-      <w:r>
-        <w:rPr>
-          <w:rFonts w:eastAsiaTheme="minorEastAsia"/>
-        </w:rPr>
-        <w:br/>
-        <w:t>O sistema permitirá que os usuários recuperem ou redefinam sua senha em caso de esquecimento.</w:t>
-      </w:r>
-    </w:p>
-    <w:p>
-      <w:pPr>
-        <w:spacing w:before="240" w:after="240"/>
-        <w:rPr>
-          <w:rFonts w:eastAsiaTheme="minorEastAsia"/>
-        </w:rPr>
-      </w:pPr>
-      <w:r>
-        <w:rPr>
-          <w:rFonts w:eastAsiaTheme="minorEastAsia"/>
-          <w:b/>
-          <w:bCs/>
-        </w:rPr>
-        <w:t>Atores:</w:t>
-      </w:r>
-      <w:r>
-        <w:rPr>
-          <w:rFonts w:eastAsiaTheme="minorEastAsia"/>
-        </w:rPr>
-        <w:br/>
-        <w:t>Usuários, Usuários Verificados, Administradores.</w:t>
-      </w:r>
-    </w:p>
-    <w:p>
-      <w:pPr>
-        <w:spacing w:before="240" w:after="240"/>
-        <w:rPr>
-          <w:rFonts w:eastAsiaTheme="minorEastAsia"/>
-        </w:rPr>
-      </w:pPr>
-      <w:r>
-        <w:rPr>
-          <w:rFonts w:eastAsiaTheme="minorEastAsia"/>
-          <w:b/>
-          <w:bCs/>
-        </w:rPr>
-        <w:t>Prioridade:</w:t>
-      </w:r>
-      <w:r>
-        <w:rPr>
-          <w:rFonts w:eastAsiaTheme="minorEastAsia"/>
-        </w:rPr>
-        <w:br/>
-      </w:r>
-      <w:r>
-        <w:rPr>
-          <w:rFonts w:ascii="Segoe UI Symbol" w:eastAsiaTheme="minorEastAsia" w:hAnsi="Segoe UI Symbol" w:cs="Segoe UI Symbol"/>
-        </w:rPr>
-        <w:t>☑</w:t>
-      </w:r>
-      <w:r>
-        <w:rPr>
-          <w:rFonts w:eastAsiaTheme="minorEastAsia"/>
-        </w:rPr>
-        <w:t xml:space="preserve"> Essencial </w:t>
-      </w:r>
-      <w:r>
-        <w:rPr>
-          <w:rFonts w:ascii="Segoe UI Symbol" w:eastAsiaTheme="minorEastAsia" w:hAnsi="Segoe UI Symbol" w:cs="Segoe UI Symbol"/>
-        </w:rPr>
-        <w:t>☐</w:t>
-      </w:r>
-      <w:r>
-        <w:rPr>
-          <w:rFonts w:eastAsiaTheme="minorEastAsia"/>
-        </w:rPr>
-        <w:t xml:space="preserve"> Importante </w:t>
-      </w:r>
-      <w:r>
-        <w:rPr>
-          <w:rFonts w:ascii="Segoe UI Symbol" w:eastAsiaTheme="minorEastAsia" w:hAnsi="Segoe UI Symbol" w:cs="Segoe UI Symbol"/>
-        </w:rPr>
-        <w:t>☐</w:t>
-      </w:r>
-      <w:r>
-        <w:rPr>
-          <w:rFonts w:eastAsiaTheme="minorEastAsia"/>
-        </w:rPr>
-        <w:t xml:space="preserve"> Desej</w:t>
-      </w:r>
-      <w:r>
-        <w:rPr>
-          <w:rFonts w:ascii="Times New Roman" w:eastAsiaTheme="minorEastAsia" w:hAnsi="Times New Roman" w:cs="Times New Roman"/>
-        </w:rPr>
-        <w:t>á</w:t>
-      </w:r>
-      <w:r>
-        <w:rPr>
-          <w:rFonts w:eastAsiaTheme="minorEastAsia"/>
-        </w:rPr>
-        <w:t>vel</w:t>
-      </w:r>
-    </w:p>
-    <w:p>
-      <w:pPr>
-        <w:spacing w:before="240" w:after="240"/>
-        <w:rPr>
-          <w:rFonts w:eastAsiaTheme="minorEastAsia"/>
-        </w:rPr>
-      </w:pPr>
-      <w:r>
-        <w:rPr>
-          <w:rFonts w:eastAsiaTheme="minorEastAsia"/>
-          <w:b/>
-          <w:bCs/>
-        </w:rPr>
-        <w:t>Entradas e Pré-Condições:</w:t>
-      </w:r>
-      <w:r>
-        <w:rPr>
-          <w:rFonts w:eastAsiaTheme="minorEastAsia"/>
-        </w:rPr>
-        <w:br/>
-        <w:t>O usuário deve acessar a opção de recuperação de senha e informar seu e-mail educacional válido cadastrado no sistema.</w:t>
-      </w:r>
-    </w:p>
-    <w:p>
-      <w:pPr>
-        <w:spacing w:before="240" w:after="240"/>
-        <w:rPr>
-          <w:rFonts w:eastAsiaTheme="minorEastAsia"/>
-        </w:rPr>
-      </w:pPr>
-      <w:r>
-        <w:rPr>
-          <w:rFonts w:eastAsiaTheme="minorEastAsia"/>
-          <w:b/>
-          <w:bCs/>
-        </w:rPr>
-        <w:t>Saídas e Pós-Condições:</w:t>
-      </w:r>
-      <w:r>
-        <w:rPr>
-          <w:rFonts w:eastAsiaTheme="minorEastAsia"/>
-        </w:rPr>
-        <w:br/>
-        <w:t>O sistema enviará instruções para redefinição de senha ao e-mail informado, permitindo que o usuário crie uma nova senha e recupere o acesso à plataforma.</w:t>
-      </w:r>
-    </w:p>
-    <w:p>
-      <w:pPr>
-        <w:spacing w:before="240" w:after="240"/>
-        <w:rPr>
-          <w:rFonts w:eastAsiaTheme="minorEastAsia"/>
-        </w:rPr>
-      </w:pPr>
-    </w:p>
-    <w:p>
-      <w:pPr>
-        <w:spacing w:before="240" w:after="240"/>
-        <w:rPr>
-          <w:rFonts w:eastAsiaTheme="minorEastAsia"/>
-          <w:b/>
-          <w:bCs/>
-        </w:rPr>
-      </w:pPr>
-      <w:r>
-        <w:rPr>
-          <w:rFonts w:eastAsiaTheme="minorEastAsia"/>
-          <w:b/>
-          <w:bCs/>
-        </w:rPr>
-        <w:t>[RF012] Edição e Exclusão de Comentários</w:t>
-      </w:r>
-    </w:p>
-    <w:p>
-      <w:pPr>
-        <w:spacing w:before="240" w:after="240"/>
-        <w:rPr>
-          <w:rFonts w:eastAsiaTheme="minorEastAsia"/>
-        </w:rPr>
-      </w:pPr>
-      <w:r>
-        <w:rPr>
-          <w:rFonts w:eastAsiaTheme="minorEastAsia"/>
-          <w:b/>
-          <w:bCs/>
-        </w:rPr>
-        <w:lastRenderedPageBreak/>
-        <w:t>Descrição:</w:t>
-      </w:r>
-      <w:r>
-        <w:rPr>
-          <w:rFonts w:eastAsiaTheme="minorEastAsia"/>
-        </w:rPr>
-        <w:br/>
-        <w:t>O sistema permitirá que os usuários editem ou excluam seus próprios comentários em publicações.</w:t>
+        <w:t>O sistema permitirá que os usuários denunciem publicações ou comentários considerados inadequados.</w:t>
       </w:r>
     </w:p>
     <w:p>
@@ -6391,13 +7349,25 @@
         <w:rPr>
           <w:rFonts w:ascii="Segoe UI Symbol" w:eastAsiaTheme="minorEastAsia" w:hAnsi="Segoe UI Symbol" w:cs="Segoe UI Symbol"/>
         </w:rPr>
+        <w:t>☐</w:t>
+      </w:r>
+      <w:r>
+        <w:rPr>
+          <w:rFonts w:eastAsiaTheme="minorEastAsia"/>
+        </w:rPr>
+        <w:t xml:space="preserve"> Essencial </w:t>
+      </w:r>
+      <w:r>
+        <w:rPr>
+          <w:rFonts w:ascii="Segoe UI Symbol" w:eastAsiaTheme="minorEastAsia" w:hAnsi="Segoe UI Symbol" w:cs="Segoe UI Symbol"/>
+        </w:rPr>
         <w:t>☑</w:t>
       </w:r>
       <w:r>
         <w:rPr>
           <w:rFonts w:eastAsiaTheme="minorEastAsia"/>
         </w:rPr>
-        <w:t xml:space="preserve"> Essencial </w:t>
+        <w:t xml:space="preserve"> Importante </w:t>
       </w:r>
       <w:r>
         <w:rPr>
@@ -6409,18 +7379,6 @@
         <w:rPr>
           <w:rFonts w:eastAsiaTheme="minorEastAsia"/>
         </w:rPr>
-        <w:t xml:space="preserve"> Importante </w:t>
-      </w:r>
-      <w:r>
-        <w:rPr>
-          <w:rFonts w:ascii="Segoe UI Symbol" w:eastAsiaTheme="minorEastAsia" w:hAnsi="Segoe UI Symbol" w:cs="Segoe UI Symbol"/>
-        </w:rPr>
-        <w:t>☐</w:t>
-      </w:r>
-      <w:r>
-        <w:rPr>
-          <w:rFonts w:eastAsiaTheme="minorEastAsia"/>
-        </w:rPr>
         <w:t xml:space="preserve"> Desej</w:t>
       </w:r>
       <w:r>
@@ -6449,766 +7407,6 @@
           <w:b/>
           <w:bCs/>
         </w:rPr>
-        <w:t>Entradas e Pré-Condições:</w:t>
-      </w:r>
-      <w:r>
-        <w:rPr>
-          <w:rFonts w:eastAsiaTheme="minorEastAsia"/>
-        </w:rPr>
-        <w:br/>
-        <w:t>O usuário deve estar autenticado no sistema e ser o autor do comentário que deseja editar ou excluir.</w:t>
-      </w:r>
-    </w:p>
-    <w:p>
-      <w:pPr>
-        <w:spacing w:before="240" w:after="240"/>
-        <w:rPr>
-          <w:rFonts w:eastAsiaTheme="minorEastAsia"/>
-        </w:rPr>
-      </w:pPr>
-      <w:r>
-        <w:rPr>
-          <w:rFonts w:eastAsiaTheme="minorEastAsia"/>
-          <w:b/>
-          <w:bCs/>
-        </w:rPr>
-        <w:t>Saídas e Pós-Condições:</w:t>
-      </w:r>
-      <w:r>
-        <w:rPr>
-          <w:rFonts w:eastAsiaTheme="minorEastAsia"/>
-        </w:rPr>
-        <w:br/>
-        <w:t>O sistema atualizará o comentário com as alterações realizadas ou removerá o comentário da publicação, conforme a ação escolhida.</w:t>
-      </w:r>
-    </w:p>
-    <w:p>
-      <w:pPr>
-        <w:spacing w:before="240" w:after="240"/>
-        <w:rPr>
-          <w:rFonts w:eastAsiaTheme="minorEastAsia"/>
-        </w:rPr>
-      </w:pPr>
-    </w:p>
-    <w:p>
-      <w:pPr>
-        <w:spacing w:before="240" w:after="240"/>
-        <w:rPr>
-          <w:rFonts w:eastAsiaTheme="minorEastAsia"/>
-          <w:b/>
-          <w:bCs/>
-        </w:rPr>
-      </w:pPr>
-      <w:r>
-        <w:rPr>
-          <w:rFonts w:eastAsiaTheme="minorEastAsia"/>
-          <w:b/>
-          <w:bCs/>
-        </w:rPr>
-        <w:t>[RF013] Edição e Exclusão de Publicações</w:t>
-      </w:r>
-    </w:p>
-    <w:p>
-      <w:pPr>
-        <w:spacing w:before="240" w:after="240"/>
-        <w:rPr>
-          <w:rFonts w:eastAsiaTheme="minorEastAsia"/>
-        </w:rPr>
-      </w:pPr>
-      <w:r>
-        <w:rPr>
-          <w:rFonts w:eastAsiaTheme="minorEastAsia"/>
-          <w:b/>
-          <w:bCs/>
-        </w:rPr>
-        <w:t>Descrição:</w:t>
-      </w:r>
-      <w:r>
-        <w:rPr>
-          <w:rFonts w:eastAsiaTheme="minorEastAsia"/>
-        </w:rPr>
-        <w:br/>
-        <w:t>O sistema permitirá que os usuários editem ou excluam suas próprias publicações antes ou após a aprovação.</w:t>
-      </w:r>
-    </w:p>
-    <w:p>
-      <w:pPr>
-        <w:spacing w:before="240" w:after="240"/>
-        <w:rPr>
-          <w:rFonts w:eastAsiaTheme="minorEastAsia"/>
-        </w:rPr>
-      </w:pPr>
-      <w:r>
-        <w:rPr>
-          <w:rFonts w:eastAsiaTheme="minorEastAsia"/>
-          <w:b/>
-          <w:bCs/>
-        </w:rPr>
-        <w:t>Atores:</w:t>
-      </w:r>
-      <w:r>
-        <w:rPr>
-          <w:rFonts w:eastAsiaTheme="minorEastAsia"/>
-        </w:rPr>
-        <w:br/>
-        <w:t>Usuário, Usuário Verificado, Administrador.</w:t>
-      </w:r>
-    </w:p>
-    <w:p>
-      <w:pPr>
-        <w:spacing w:before="240" w:after="240"/>
-        <w:rPr>
-          <w:rFonts w:eastAsiaTheme="minorEastAsia"/>
-        </w:rPr>
-      </w:pPr>
-      <w:r>
-        <w:rPr>
-          <w:rFonts w:eastAsiaTheme="minorEastAsia"/>
-          <w:b/>
-          <w:bCs/>
-        </w:rPr>
-        <w:t>Prioridade:</w:t>
-      </w:r>
-      <w:r>
-        <w:rPr>
-          <w:rFonts w:eastAsiaTheme="minorEastAsia"/>
-        </w:rPr>
-        <w:br/>
-      </w:r>
-      <w:r>
-        <w:rPr>
-          <w:rFonts w:ascii="Segoe UI Symbol" w:eastAsiaTheme="minorEastAsia" w:hAnsi="Segoe UI Symbol" w:cs="Segoe UI Symbol"/>
-        </w:rPr>
-        <w:t>☑</w:t>
-      </w:r>
-      <w:r>
-        <w:rPr>
-          <w:rFonts w:eastAsiaTheme="minorEastAsia"/>
-        </w:rPr>
-        <w:t xml:space="preserve"> Essencial </w:t>
-      </w:r>
-      <w:r>
-        <w:rPr>
-          <w:rFonts w:ascii="Segoe UI Symbol" w:eastAsiaTheme="minorEastAsia" w:hAnsi="Segoe UI Symbol" w:cs="Segoe UI Symbol"/>
-        </w:rPr>
-        <w:t>☐</w:t>
-      </w:r>
-      <w:r>
-        <w:rPr>
-          <w:rFonts w:eastAsiaTheme="minorEastAsia"/>
-        </w:rPr>
-        <w:t xml:space="preserve"> Importante </w:t>
-      </w:r>
-      <w:r>
-        <w:rPr>
-          <w:rFonts w:ascii="Segoe UI Symbol" w:eastAsiaTheme="minorEastAsia" w:hAnsi="Segoe UI Symbol" w:cs="Segoe UI Symbol"/>
-        </w:rPr>
-        <w:t>☐</w:t>
-      </w:r>
-      <w:r>
-        <w:rPr>
-          <w:rFonts w:eastAsiaTheme="minorEastAsia"/>
-        </w:rPr>
-        <w:t xml:space="preserve"> Desej</w:t>
-      </w:r>
-      <w:r>
-        <w:rPr>
-          <w:rFonts w:ascii="Times New Roman" w:eastAsiaTheme="minorEastAsia" w:hAnsi="Times New Roman" w:cs="Times New Roman"/>
-        </w:rPr>
-        <w:t>á</w:t>
-      </w:r>
-      <w:r>
-        <w:rPr>
-          <w:rFonts w:eastAsiaTheme="minorEastAsia"/>
-        </w:rPr>
-        <w:t>vel</w:t>
-      </w:r>
-    </w:p>
-    <w:p>
-      <w:pPr>
-        <w:spacing w:before="240" w:after="240"/>
-        <w:rPr>
-          <w:rFonts w:eastAsiaTheme="minorEastAsia"/>
-        </w:rPr>
-      </w:pPr>
-      <w:r>
-        <w:rPr>
-          <w:rFonts w:eastAsiaTheme="minorEastAsia"/>
-          <w:b/>
-          <w:bCs/>
-        </w:rPr>
-        <w:t>Entradas e Pré-Condições:</w:t>
-      </w:r>
-      <w:r>
-        <w:rPr>
-          <w:rFonts w:eastAsiaTheme="minorEastAsia"/>
-        </w:rPr>
-        <w:br/>
-        <w:t>O usuário deve estar autenticado no sistema e ser o autor da publicação.</w:t>
-      </w:r>
-    </w:p>
-    <w:p>
-      <w:pPr>
-        <w:spacing w:before="240" w:after="240"/>
-        <w:rPr>
-          <w:rFonts w:eastAsiaTheme="minorEastAsia"/>
-        </w:rPr>
-      </w:pPr>
-      <w:r>
-        <w:rPr>
-          <w:rFonts w:eastAsiaTheme="minorEastAsia"/>
-          <w:b/>
-          <w:bCs/>
-        </w:rPr>
-        <w:t>Saídas e Pós-Condições:</w:t>
-      </w:r>
-      <w:r>
-        <w:rPr>
-          <w:rFonts w:eastAsiaTheme="minorEastAsia"/>
-        </w:rPr>
-        <w:br/>
-        <w:t>O sistema atualizará a publicação com as alterações realizadas ou removerá a publicação do sistema.</w:t>
-      </w:r>
-    </w:p>
-    <w:p>
-      <w:pPr>
-        <w:spacing w:before="240" w:after="240"/>
-        <w:rPr>
-          <w:rFonts w:eastAsiaTheme="minorEastAsia"/>
-        </w:rPr>
-      </w:pPr>
-    </w:p>
-    <w:p>
-      <w:pPr>
-        <w:spacing w:before="240" w:after="240"/>
-        <w:rPr>
-          <w:rFonts w:eastAsiaTheme="minorEastAsia"/>
-          <w:b/>
-          <w:bCs/>
-        </w:rPr>
-      </w:pPr>
-      <w:r>
-        <w:rPr>
-          <w:rFonts w:eastAsiaTheme="minorEastAsia"/>
-          <w:b/>
-          <w:bCs/>
-        </w:rPr>
-        <w:t>[RF014] Busca de Notícias</w:t>
-      </w:r>
-    </w:p>
-    <w:p>
-      <w:pPr>
-        <w:spacing w:before="240" w:after="240"/>
-        <w:rPr>
-          <w:rFonts w:eastAsiaTheme="minorEastAsia"/>
-        </w:rPr>
-      </w:pPr>
-      <w:r>
-        <w:rPr>
-          <w:rFonts w:eastAsiaTheme="minorEastAsia"/>
-          <w:b/>
-          <w:bCs/>
-        </w:rPr>
-        <w:t>Descrição:</w:t>
-      </w:r>
-      <w:r>
-        <w:rPr>
-          <w:rFonts w:eastAsiaTheme="minorEastAsia"/>
-        </w:rPr>
-        <w:br/>
-        <w:t>O sistema permitirá que os usuários realizem buscas por notícias utilizando palavras-chave.</w:t>
-      </w:r>
-    </w:p>
-    <w:p>
-      <w:pPr>
-        <w:spacing w:before="240" w:after="240"/>
-        <w:rPr>
-          <w:rFonts w:eastAsiaTheme="minorEastAsia"/>
-        </w:rPr>
-      </w:pPr>
-      <w:r>
-        <w:rPr>
-          <w:rFonts w:eastAsiaTheme="minorEastAsia"/>
-          <w:b/>
-          <w:bCs/>
-        </w:rPr>
-        <w:lastRenderedPageBreak/>
-        <w:t>Atores:</w:t>
-      </w:r>
-      <w:r>
-        <w:rPr>
-          <w:rFonts w:eastAsiaTheme="minorEastAsia"/>
-        </w:rPr>
-        <w:br/>
-        <w:t>Todos os usuários.</w:t>
-      </w:r>
-    </w:p>
-    <w:p>
-      <w:pPr>
-        <w:spacing w:before="240" w:after="240"/>
-        <w:rPr>
-          <w:rFonts w:eastAsiaTheme="minorEastAsia"/>
-        </w:rPr>
-      </w:pPr>
-      <w:r>
-        <w:rPr>
-          <w:rFonts w:eastAsiaTheme="minorEastAsia"/>
-          <w:b/>
-          <w:bCs/>
-        </w:rPr>
-        <w:t>Prioridade:</w:t>
-      </w:r>
-      <w:r>
-        <w:rPr>
-          <w:rFonts w:eastAsiaTheme="minorEastAsia"/>
-        </w:rPr>
-        <w:br/>
-      </w:r>
-      <w:r>
-        <w:rPr>
-          <w:rFonts w:ascii="Segoe UI Symbol" w:eastAsiaTheme="minorEastAsia" w:hAnsi="Segoe UI Symbol" w:cs="Segoe UI Symbol"/>
-        </w:rPr>
-        <w:t>☑</w:t>
-      </w:r>
-      <w:r>
-        <w:rPr>
-          <w:rFonts w:eastAsiaTheme="minorEastAsia"/>
-        </w:rPr>
-        <w:t xml:space="preserve"> Essencial </w:t>
-      </w:r>
-      <w:r>
-        <w:rPr>
-          <w:rFonts w:ascii="Segoe UI Symbol" w:eastAsiaTheme="minorEastAsia" w:hAnsi="Segoe UI Symbol" w:cs="Segoe UI Symbol"/>
-        </w:rPr>
-        <w:t>☐</w:t>
-      </w:r>
-      <w:r>
-        <w:rPr>
-          <w:rFonts w:eastAsiaTheme="minorEastAsia"/>
-        </w:rPr>
-        <w:t xml:space="preserve"> Importante </w:t>
-      </w:r>
-      <w:r>
-        <w:rPr>
-          <w:rFonts w:ascii="Segoe UI Symbol" w:eastAsiaTheme="minorEastAsia" w:hAnsi="Segoe UI Symbol" w:cs="Segoe UI Symbol"/>
-        </w:rPr>
-        <w:t>☐</w:t>
-      </w:r>
-      <w:r>
-        <w:rPr>
-          <w:rFonts w:eastAsiaTheme="minorEastAsia"/>
-        </w:rPr>
-        <w:t xml:space="preserve"> Desej</w:t>
-      </w:r>
-      <w:r>
-        <w:rPr>
-          <w:rFonts w:ascii="Times New Roman" w:eastAsiaTheme="minorEastAsia" w:hAnsi="Times New Roman" w:cs="Times New Roman"/>
-        </w:rPr>
-        <w:t>á</w:t>
-      </w:r>
-      <w:r>
-        <w:rPr>
-          <w:rFonts w:eastAsiaTheme="minorEastAsia"/>
-        </w:rPr>
-        <w:t>vel</w:t>
-      </w:r>
-    </w:p>
-    <w:p>
-      <w:pPr>
-        <w:spacing w:before="240" w:after="240"/>
-        <w:rPr>
-          <w:rFonts w:eastAsiaTheme="minorEastAsia"/>
-        </w:rPr>
-      </w:pPr>
-      <w:r>
-        <w:rPr>
-          <w:rFonts w:eastAsiaTheme="minorEastAsia"/>
-          <w:b/>
-          <w:bCs/>
-        </w:rPr>
-        <w:t>Entradas e Pré-Condições:</w:t>
-      </w:r>
-      <w:r>
-        <w:rPr>
-          <w:rFonts w:eastAsiaTheme="minorEastAsia"/>
-        </w:rPr>
-        <w:br/>
-        <w:t>O usuário deve estar autenticado no sistema e inserir um termo de busca no campo apropriado.</w:t>
-      </w:r>
-    </w:p>
-    <w:p>
-      <w:pPr>
-        <w:spacing w:before="240" w:after="240"/>
-        <w:rPr>
-          <w:rFonts w:eastAsiaTheme="minorEastAsia"/>
-        </w:rPr>
-      </w:pPr>
-      <w:r>
-        <w:rPr>
-          <w:rFonts w:eastAsiaTheme="minorEastAsia"/>
-          <w:b/>
-          <w:bCs/>
-        </w:rPr>
-        <w:t>Saídas e Pós-Condições:</w:t>
-      </w:r>
-      <w:r>
-        <w:rPr>
-          <w:rFonts w:eastAsiaTheme="minorEastAsia"/>
-        </w:rPr>
-        <w:br/>
-        <w:t>O sistema exibirá uma lista de notícias relacionadas ao termo pesquisado.</w:t>
-      </w:r>
-    </w:p>
-    <w:p>
-      <w:pPr>
-        <w:spacing w:before="240" w:after="240"/>
-        <w:rPr>
-          <w:rFonts w:eastAsiaTheme="minorEastAsia"/>
-        </w:rPr>
-      </w:pPr>
-    </w:p>
-    <w:p>
-      <w:pPr>
-        <w:spacing w:before="240" w:after="240"/>
-        <w:rPr>
-          <w:rFonts w:eastAsiaTheme="minorEastAsia"/>
-          <w:b/>
-          <w:bCs/>
-        </w:rPr>
-      </w:pPr>
-      <w:r>
-        <w:rPr>
-          <w:rFonts w:eastAsiaTheme="minorEastAsia"/>
-          <w:b/>
-          <w:bCs/>
-        </w:rPr>
-        <w:t>[RF015] Filtragem de Notícias</w:t>
-      </w:r>
-    </w:p>
-    <w:p>
-      <w:pPr>
-        <w:spacing w:before="240" w:after="240"/>
-        <w:rPr>
-          <w:rFonts w:eastAsiaTheme="minorEastAsia"/>
-        </w:rPr>
-      </w:pPr>
-      <w:r>
-        <w:rPr>
-          <w:rFonts w:eastAsiaTheme="minorEastAsia"/>
-          <w:b/>
-          <w:bCs/>
-        </w:rPr>
-        <w:t>Descrição:</w:t>
-      </w:r>
-      <w:r>
-        <w:rPr>
-          <w:rFonts w:eastAsiaTheme="minorEastAsia"/>
-        </w:rPr>
-        <w:br/>
-        <w:t>O sistema permitirá que os usuários filtrem as notícias p</w:t>
-      </w:r>
-      <w:r>
-        <w:rPr>
-          <w:rFonts w:eastAsiaTheme="minorEastAsia"/>
-        </w:rPr>
-        <w:t>elos critérios de hashtags</w:t>
-      </w:r>
-    </w:p>
-    <w:p>
-      <w:pPr>
-        <w:spacing w:before="240" w:after="240"/>
-        <w:rPr>
-          <w:rFonts w:eastAsiaTheme="minorEastAsia"/>
-        </w:rPr>
-      </w:pPr>
-      <w:r>
-        <w:rPr>
-          <w:rFonts w:eastAsiaTheme="minorEastAsia"/>
-          <w:b/>
-          <w:bCs/>
-        </w:rPr>
-        <w:t>Atores:</w:t>
-      </w:r>
-      <w:r>
-        <w:rPr>
-          <w:rFonts w:eastAsiaTheme="minorEastAsia"/>
-        </w:rPr>
-        <w:br/>
-        <w:t>Todos os usuários.</w:t>
-      </w:r>
-    </w:p>
-    <w:p>
-      <w:pPr>
-        <w:spacing w:before="240" w:after="240"/>
-        <w:rPr>
-          <w:rFonts w:eastAsiaTheme="minorEastAsia"/>
-        </w:rPr>
-      </w:pPr>
-      <w:r>
-        <w:rPr>
-          <w:rFonts w:eastAsiaTheme="minorEastAsia"/>
-          <w:b/>
-          <w:bCs/>
-        </w:rPr>
-        <w:t>Prioridade:</w:t>
-      </w:r>
-      <w:r>
-        <w:rPr>
-          <w:rFonts w:eastAsiaTheme="minorEastAsia"/>
-        </w:rPr>
-        <w:br/>
-      </w:r>
-      <w:r>
-        <w:rPr>
-          <w:rFonts w:ascii="Segoe UI Symbol" w:eastAsiaTheme="minorEastAsia" w:hAnsi="Segoe UI Symbol" w:cs="Segoe UI Symbol"/>
-        </w:rPr>
-        <w:t>☐</w:t>
-      </w:r>
-      <w:r>
-        <w:rPr>
-          <w:rFonts w:eastAsiaTheme="minorEastAsia"/>
-        </w:rPr>
-        <w:t xml:space="preserve"> Essencial </w:t>
-      </w:r>
-      <w:r>
-        <w:rPr>
-          <w:rFonts w:ascii="Segoe UI Symbol" w:eastAsiaTheme="minorEastAsia" w:hAnsi="Segoe UI Symbol" w:cs="Segoe UI Symbol"/>
-        </w:rPr>
-        <w:t>☑</w:t>
-      </w:r>
-      <w:r>
-        <w:rPr>
-          <w:rFonts w:eastAsiaTheme="minorEastAsia"/>
-        </w:rPr>
-        <w:t xml:space="preserve"> Importante </w:t>
-      </w:r>
-      <w:r>
-        <w:rPr>
-          <w:rFonts w:ascii="Segoe UI Symbol" w:eastAsiaTheme="minorEastAsia" w:hAnsi="Segoe UI Symbol" w:cs="Segoe UI Symbol"/>
-        </w:rPr>
-        <w:t>☐</w:t>
-      </w:r>
-      <w:r>
-        <w:rPr>
-          <w:rFonts w:eastAsiaTheme="minorEastAsia"/>
-        </w:rPr>
-        <w:t xml:space="preserve"> Desej</w:t>
-      </w:r>
-      <w:r>
-        <w:rPr>
-          <w:rFonts w:ascii="Times New Roman" w:eastAsiaTheme="minorEastAsia" w:hAnsi="Times New Roman" w:cs="Times New Roman"/>
-        </w:rPr>
-        <w:t>á</w:t>
-      </w:r>
-      <w:r>
-        <w:rPr>
-          <w:rFonts w:eastAsiaTheme="minorEastAsia"/>
-        </w:rPr>
-        <w:t>vel</w:t>
-      </w:r>
-    </w:p>
-    <w:p>
-      <w:pPr>
-        <w:spacing w:before="240" w:after="240"/>
-        <w:rPr>
-          <w:rFonts w:eastAsiaTheme="minorEastAsia"/>
-        </w:rPr>
-      </w:pPr>
-      <w:r>
-        <w:rPr>
-          <w:rFonts w:eastAsiaTheme="minorEastAsia"/>
-          <w:b/>
-          <w:bCs/>
-        </w:rPr>
-        <w:t>Entradas e Pré-Condições:</w:t>
-      </w:r>
-      <w:r>
-        <w:rPr>
-          <w:rFonts w:eastAsiaTheme="minorEastAsia"/>
-        </w:rPr>
-        <w:br/>
-        <w:t>O usuário deve estar autenticado e selecionar um ou mais filtros disponíveis no sistema.</w:t>
-      </w:r>
-    </w:p>
-    <w:p>
-      <w:pPr>
-        <w:spacing w:before="240" w:after="240"/>
-        <w:rPr>
-          <w:rFonts w:eastAsiaTheme="minorEastAsia"/>
-        </w:rPr>
-      </w:pPr>
-      <w:r>
-        <w:rPr>
-          <w:rFonts w:eastAsiaTheme="minorEastAsia"/>
-          <w:b/>
-          <w:bCs/>
-        </w:rPr>
-        <w:t>Saídas e Pós-Condições:</w:t>
-      </w:r>
-      <w:r>
-        <w:rPr>
-          <w:rFonts w:eastAsiaTheme="minorEastAsia"/>
-        </w:rPr>
-        <w:br/>
-        <w:t>O sistema exibirá apenas as notícias que atendam aos critérios selecionados.</w:t>
-      </w:r>
-    </w:p>
-    <w:p>
-      <w:pPr>
-        <w:spacing w:before="240" w:after="240"/>
-        <w:rPr>
-          <w:rFonts w:eastAsiaTheme="minorEastAsia"/>
-        </w:rPr>
-      </w:pPr>
-    </w:p>
-    <w:p>
-      <w:pPr>
-        <w:spacing w:before="240" w:after="240"/>
-        <w:rPr>
-          <w:rFonts w:eastAsiaTheme="minorEastAsia"/>
-          <w:b/>
-          <w:bCs/>
-        </w:rPr>
-      </w:pPr>
-      <w:r>
-        <w:rPr>
-          <w:rFonts w:eastAsiaTheme="minorEastAsia"/>
-          <w:b/>
-          <w:bCs/>
-        </w:rPr>
-        <w:t>[RF016] Denúncia de Conteúdo</w:t>
-      </w:r>
-    </w:p>
-    <w:p>
-      <w:pPr>
-        <w:spacing w:before="240" w:after="240"/>
-        <w:rPr>
-          <w:rFonts w:eastAsiaTheme="minorEastAsia"/>
-        </w:rPr>
-      </w:pPr>
-      <w:r>
-        <w:rPr>
-          <w:rFonts w:eastAsiaTheme="minorEastAsia"/>
-          <w:b/>
-          <w:bCs/>
-        </w:rPr>
-        <w:t>Descrição:</w:t>
-      </w:r>
-      <w:r>
-        <w:rPr>
-          <w:rFonts w:eastAsiaTheme="minorEastAsia"/>
-        </w:rPr>
-        <w:br/>
-        <w:t>O sistema permitirá que os usuários denunciem publicações ou comentários considerados inadequados.</w:t>
-      </w:r>
-    </w:p>
-    <w:p>
-      <w:pPr>
-        <w:spacing w:before="240" w:after="240"/>
-        <w:rPr>
-          <w:rFonts w:eastAsiaTheme="minorEastAsia"/>
-        </w:rPr>
-      </w:pPr>
-      <w:r>
-        <w:rPr>
-          <w:rFonts w:eastAsiaTheme="minorEastAsia"/>
-          <w:b/>
-          <w:bCs/>
-        </w:rPr>
-        <w:t>Atores:</w:t>
-      </w:r>
-      <w:r>
-        <w:rPr>
-          <w:rFonts w:eastAsiaTheme="minorEastAsia"/>
-        </w:rPr>
-        <w:br/>
-        <w:t>Usuário, Usuário Verificado, Administrador.</w:t>
-      </w:r>
-    </w:p>
-    <w:p>
-      <w:pPr>
-        <w:spacing w:before="240" w:after="240"/>
-        <w:rPr>
-          <w:rFonts w:eastAsiaTheme="minorEastAsia"/>
-        </w:rPr>
-      </w:pPr>
-      <w:r>
-        <w:rPr>
-          <w:rFonts w:eastAsiaTheme="minorEastAsia"/>
-          <w:b/>
-          <w:bCs/>
-        </w:rPr>
-        <w:t>Prioridade:</w:t>
-      </w:r>
-      <w:r>
-        <w:rPr>
-          <w:rFonts w:eastAsiaTheme="minorEastAsia"/>
-        </w:rPr>
-        <w:br/>
-      </w:r>
-      <w:r>
-        <w:rPr>
-          <w:rFonts w:ascii="Segoe UI Symbol" w:eastAsiaTheme="minorEastAsia" w:hAnsi="Segoe UI Symbol" w:cs="Segoe UI Symbol"/>
-        </w:rPr>
-        <w:t>☐</w:t>
-      </w:r>
-      <w:r>
-        <w:rPr>
-          <w:rFonts w:eastAsiaTheme="minorEastAsia"/>
-        </w:rPr>
-        <w:t xml:space="preserve"> Essencial </w:t>
-      </w:r>
-      <w:r>
-        <w:rPr>
-          <w:rFonts w:ascii="Segoe UI Symbol" w:eastAsiaTheme="minorEastAsia" w:hAnsi="Segoe UI Symbol" w:cs="Segoe UI Symbol"/>
-        </w:rPr>
-        <w:t>☑</w:t>
-      </w:r>
-      <w:r>
-        <w:rPr>
-          <w:rFonts w:eastAsiaTheme="minorEastAsia"/>
-        </w:rPr>
-        <w:t xml:space="preserve"> Importante </w:t>
-      </w:r>
-      <w:r>
-        <w:rPr>
-          <w:rFonts w:ascii="Segoe UI Symbol" w:eastAsiaTheme="minorEastAsia" w:hAnsi="Segoe UI Symbol" w:cs="Segoe UI Symbol"/>
-        </w:rPr>
-        <w:t>☐</w:t>
-      </w:r>
-      <w:r>
-        <w:rPr>
-          <w:rFonts w:eastAsiaTheme="minorEastAsia"/>
-        </w:rPr>
-        <w:t xml:space="preserve"> Desej</w:t>
-      </w:r>
-      <w:r>
-        <w:rPr>
-          <w:rFonts w:ascii="Times New Roman" w:eastAsiaTheme="minorEastAsia" w:hAnsi="Times New Roman" w:cs="Times New Roman"/>
-        </w:rPr>
-        <w:t>á</w:t>
-      </w:r>
-      <w:r>
-        <w:rPr>
-          <w:rFonts w:eastAsiaTheme="minorEastAsia"/>
-        </w:rPr>
-        <w:t>vel</w:t>
-      </w:r>
-    </w:p>
-    <w:p>
-      <w:pPr>
-        <w:spacing w:before="240" w:after="240"/>
-        <w:rPr>
-          <w:rFonts w:eastAsiaTheme="minorEastAsia"/>
-        </w:rPr>
-      </w:pPr>
-      <w:r>
-        <w:rPr>
-          <w:rFonts w:eastAsiaTheme="minorEastAsia"/>
-          <w:b/>
-          <w:bCs/>
-        </w:rPr>
-        <w:lastRenderedPageBreak/>
         <w:t>Entradas e Pré-Condições:</w:t>
       </w:r>
       <w:r>
@@ -7264,6 +7462,7 @@
           <w:rFonts w:asciiTheme="minorHAnsi" w:eastAsiaTheme="minorEastAsia" w:hAnsiTheme="minorHAnsi" w:cstheme="minorBidi"/>
           <w:color w:val="D52E5D"/>
         </w:rPr>
+        <w:lastRenderedPageBreak/>
         <w:t>Requisitos</w:t>
       </w:r>
       <w:r>
@@ -7631,6 +7830,7 @@
           <w:bCs/>
           <w:color w:val="000000" w:themeColor="text1"/>
         </w:rPr>
+        <w:lastRenderedPageBreak/>
         <w:t>[NF00</w:t>
       </w:r>
       <w:r>
@@ -7718,7 +7918,23 @@
           <w:rFonts w:eastAsiaTheme="minorEastAsia"/>
           <w:color w:val="000000" w:themeColor="text1"/>
         </w:rPr>
-        <w:t>Esta seção descreve os requisitos não funcionais associados à frequência, severidade de falhas do sistema e habilidade de recuperação das mesmas, bem como à correção do sistema.</w:t>
+        <w:t xml:space="preserve">Esta seção descreve os requisitos não funcionais associados à frequência, severidade de falhas do sistema e habilidade de recuperação </w:t>
+      </w:r>
+      <w:proofErr w:type="gramStart"/>
+      <w:r>
+        <w:rPr>
+          <w:rFonts w:eastAsiaTheme="minorEastAsia"/>
+          <w:color w:val="000000" w:themeColor="text1"/>
+        </w:rPr>
+        <w:t>das mesmas</w:t>
+      </w:r>
+      <w:proofErr w:type="gramEnd"/>
+      <w:r>
+        <w:rPr>
+          <w:rFonts w:eastAsiaTheme="minorEastAsia"/>
+          <w:color w:val="000000" w:themeColor="text1"/>
+        </w:rPr>
+        <w:t>, bem como à correção do sistema.</w:t>
       </w:r>
     </w:p>
     <w:p>
@@ -8009,123 +8225,130 @@
           <w:bCs/>
           <w:color w:val="000000" w:themeColor="text1"/>
         </w:rPr>
+        <w:t>[NF00</w:t>
+      </w:r>
+      <w:r>
+        <w:rPr>
+          <w:rFonts w:eastAsiaTheme="minorEastAsia"/>
+          <w:b/>
+          <w:bCs/>
+          <w:color w:val="000000" w:themeColor="text1"/>
+        </w:rPr>
+        <w:t>9</w:t>
+      </w:r>
+      <w:r>
+        <w:rPr>
+          <w:rFonts w:eastAsiaTheme="minorEastAsia"/>
+          <w:b/>
+          <w:bCs/>
+          <w:color w:val="000000" w:themeColor="text1"/>
+        </w:rPr>
+        <w:t>]</w:t>
+      </w:r>
+      <w:r>
+        <w:rPr>
+          <w:rFonts w:eastAsiaTheme="minorEastAsia"/>
+        </w:rPr>
+        <w:t xml:space="preserve"> </w:t>
+      </w:r>
+      <w:r>
+        <w:rPr>
+          <w:rFonts w:eastAsiaTheme="minorEastAsia"/>
+          <w:b/>
+          <w:bCs/>
+        </w:rPr>
+        <w:t>Registro de Atividades</w:t>
+      </w:r>
+      <w:r>
+        <w:br/>
+      </w:r>
+      <w:r>
+        <w:rPr>
+          <w:rFonts w:eastAsiaTheme="minorEastAsia"/>
+        </w:rPr>
+        <w:t>O sistema deverá registrar atividades importantes realizadas dentro da plataforma, como criação, edição ou exclusão de notícias, criação de salas e gerenciamento de usuários, permitindo que a equipe de TI acompanhe as ações realizadas no sistema.</w:t>
+      </w:r>
+      <w:r>
+        <w:br/>
+      </w:r>
+      <w:r>
+        <w:rPr>
+          <w:rFonts w:eastAsiaTheme="minorEastAsia"/>
+          <w:b/>
+          <w:bCs/>
+          <w:color w:val="000000" w:themeColor="text1"/>
+        </w:rPr>
+        <w:t>Prioridade:</w:t>
+      </w:r>
+      <w:r>
+        <w:rPr>
+          <w:rFonts w:eastAsiaTheme="minorEastAsia"/>
+          <w:color w:val="000000" w:themeColor="text1"/>
+        </w:rPr>
+        <w:t xml:space="preserve"> ☑ Essencial ☐ Importante ☐ Desejável</w:t>
+      </w:r>
+    </w:p>
+    <w:p>
+      <w:pPr>
+        <w:spacing w:before="240" w:after="240"/>
+        <w:rPr>
+          <w:rFonts w:eastAsiaTheme="minorEastAsia"/>
+          <w:color w:val="000000" w:themeColor="text1"/>
+        </w:rPr>
+      </w:pPr>
+    </w:p>
+    <w:p>
+      <w:pPr>
+        <w:spacing w:before="240" w:after="240"/>
+        <w:rPr>
+          <w:rFonts w:eastAsiaTheme="minorEastAsia"/>
+          <w:color w:val="0F4761" w:themeColor="accent1" w:themeShade="BF"/>
+        </w:rPr>
+      </w:pPr>
+      <w:r>
+        <w:rPr>
+          <w:rFonts w:eastAsiaTheme="minorEastAsia"/>
+          <w:b/>
+          <w:bCs/>
+          <w:color w:val="000000" w:themeColor="text1"/>
+        </w:rPr>
+        <w:t>[NF0</w:t>
+      </w:r>
+      <w:r>
+        <w:rPr>
+          <w:rFonts w:eastAsiaTheme="minorEastAsia"/>
+          <w:b/>
+          <w:bCs/>
+          <w:color w:val="000000" w:themeColor="text1"/>
+        </w:rPr>
+        <w:t>10</w:t>
+      </w:r>
+      <w:r>
+        <w:rPr>
+          <w:rFonts w:eastAsiaTheme="minorEastAsia"/>
+          <w:b/>
+          <w:bCs/>
+          <w:color w:val="000000" w:themeColor="text1"/>
+        </w:rPr>
+        <w:t>] Tolerância a Falhas</w:t>
+      </w:r>
+      <w:r>
+        <w:br/>
+      </w:r>
+      <w:r>
+        <w:rPr>
+          <w:rFonts w:eastAsiaTheme="minorEastAsia"/>
+          <w:color w:val="000000" w:themeColor="text1"/>
+        </w:rPr>
+        <w:t xml:space="preserve">O sistema deverá ser projetado para garantir que falhas em um componente não afetem a </w:t>
+      </w:r>
+      <w:r>
+        <w:rPr>
+          <w:rFonts w:eastAsiaTheme="minorEastAsia"/>
+          <w:color w:val="000000" w:themeColor="text1"/>
+        </w:rPr>
         <w:lastRenderedPageBreak/>
-        <w:t>[NF00</w:t>
-      </w:r>
-      <w:r>
-        <w:rPr>
-          <w:rFonts w:eastAsiaTheme="minorEastAsia"/>
-          <w:b/>
-          <w:bCs/>
-          <w:color w:val="000000" w:themeColor="text1"/>
-        </w:rPr>
-        <w:t>9</w:t>
-      </w:r>
-      <w:r>
-        <w:rPr>
-          <w:rFonts w:eastAsiaTheme="minorEastAsia"/>
-          <w:b/>
-          <w:bCs/>
-          <w:color w:val="000000" w:themeColor="text1"/>
-        </w:rPr>
-        <w:t>]</w:t>
-      </w:r>
-      <w:r>
-        <w:rPr>
-          <w:rFonts w:eastAsiaTheme="minorEastAsia"/>
-        </w:rPr>
-        <w:t xml:space="preserve"> </w:t>
-      </w:r>
-      <w:r>
-        <w:rPr>
-          <w:rFonts w:eastAsiaTheme="minorEastAsia"/>
-          <w:b/>
-          <w:bCs/>
-        </w:rPr>
-        <w:t>Registro de Atividades</w:t>
-      </w:r>
-      <w:r>
-        <w:br/>
-      </w:r>
-      <w:r>
-        <w:rPr>
-          <w:rFonts w:eastAsiaTheme="minorEastAsia"/>
-        </w:rPr>
-        <w:t>O sistema deverá registrar atividades importantes realizadas dentro da plataforma, como criação, edição ou exclusão de notícias, criação de salas e gerenciamento de usuários, permitindo que a equipe de TI acompanhe as ações realizadas no sistema.</w:t>
-      </w:r>
-      <w:r>
-        <w:br/>
-      </w:r>
-      <w:r>
-        <w:rPr>
-          <w:rFonts w:eastAsiaTheme="minorEastAsia"/>
-          <w:b/>
-          <w:bCs/>
-          <w:color w:val="000000" w:themeColor="text1"/>
-        </w:rPr>
-        <w:t>Prioridade:</w:t>
-      </w:r>
-      <w:r>
-        <w:rPr>
-          <w:rFonts w:eastAsiaTheme="minorEastAsia"/>
-          <w:color w:val="000000" w:themeColor="text1"/>
-        </w:rPr>
-        <w:t xml:space="preserve"> ☑ Essencial ☐ Importante ☐ Desejável</w:t>
-      </w:r>
-    </w:p>
-    <w:p>
-      <w:pPr>
-        <w:spacing w:before="240" w:after="240"/>
-        <w:rPr>
-          <w:rFonts w:eastAsiaTheme="minorEastAsia"/>
-          <w:color w:val="000000" w:themeColor="text1"/>
-        </w:rPr>
-      </w:pPr>
-    </w:p>
-    <w:p>
-      <w:pPr>
-        <w:spacing w:before="240" w:after="240"/>
-        <w:rPr>
-          <w:rFonts w:eastAsiaTheme="minorEastAsia"/>
-          <w:color w:val="0F4761" w:themeColor="accent1" w:themeShade="BF"/>
-        </w:rPr>
-      </w:pPr>
-      <w:r>
-        <w:rPr>
-          <w:rFonts w:eastAsiaTheme="minorEastAsia"/>
-          <w:b/>
-          <w:bCs/>
-          <w:color w:val="000000" w:themeColor="text1"/>
-        </w:rPr>
-        <w:t>[NF0</w:t>
-      </w:r>
-      <w:r>
-        <w:rPr>
-          <w:rFonts w:eastAsiaTheme="minorEastAsia"/>
-          <w:b/>
-          <w:bCs/>
-          <w:color w:val="000000" w:themeColor="text1"/>
-        </w:rPr>
-        <w:t>10</w:t>
-      </w:r>
-      <w:r>
-        <w:rPr>
-          <w:rFonts w:eastAsiaTheme="minorEastAsia"/>
-          <w:b/>
-          <w:bCs/>
-          <w:color w:val="000000" w:themeColor="text1"/>
-        </w:rPr>
-        <w:t>] Tolerância a Falhas</w:t>
-      </w:r>
-      <w:r>
-        <w:br/>
-      </w:r>
-      <w:r>
-        <w:rPr>
-          <w:rFonts w:eastAsiaTheme="minorEastAsia"/>
-          <w:color w:val="000000" w:themeColor="text1"/>
-        </w:rPr>
-        <w:t>O sistema deverá ser projetado para garantir que falhas em um componente não afetem a operação de outros componentes, mantendo a integridade dos dados e a continuidade das operações.</w:t>
+        <w:t>operação de outros componentes, mantendo a integridade dos dados e a continuidade das operações.</w:t>
       </w:r>
       <w:r>
         <w:br/>
@@ -8288,7 +8511,7 @@
           <w:bCs/>
           <w:color w:val="000000" w:themeColor="text1"/>
         </w:rPr>
-        <w:t>[NF001</w:t>
+        <w:t>[NF01</w:t>
       </w:r>
       <w:r>
         <w:rPr>
@@ -8376,7 +8599,7 @@
           <w:bCs/>
           <w:color w:val="000000" w:themeColor="text1"/>
         </w:rPr>
-        <w:t>[NF001</w:t>
+        <w:t>[NF01</w:t>
       </w:r>
       <w:r>
         <w:rPr>
@@ -8484,171 +8707,171 @@
           <w:bCs/>
           <w:color w:val="000000" w:themeColor="text1"/>
         </w:rPr>
+        <w:t>[NF0</w:t>
+      </w:r>
+      <w:r>
+        <w:rPr>
+          <w:rFonts w:eastAsiaTheme="minorEastAsia" w:cstheme="minorHAnsi"/>
+          <w:b/>
+          <w:bCs/>
+          <w:color w:val="000000" w:themeColor="text1"/>
+        </w:rPr>
+        <w:t>14</w:t>
+      </w:r>
+      <w:r>
+        <w:rPr>
+          <w:rFonts w:eastAsiaTheme="minorEastAsia" w:cstheme="minorHAnsi"/>
+          <w:b/>
+          <w:bCs/>
+          <w:color w:val="000000" w:themeColor="text1"/>
+        </w:rPr>
+        <w:t>] Criptografia de Senhas</w:t>
+      </w:r>
+    </w:p>
+    <w:p>
+      <w:pPr>
+        <w:spacing w:before="240" w:after="240"/>
+        <w:rPr>
+          <w:rFonts w:eastAsiaTheme="minorEastAsia" w:cstheme="minorHAnsi"/>
+          <w:color w:val="000000" w:themeColor="text1"/>
+        </w:rPr>
+      </w:pPr>
+      <w:r>
+        <w:rPr>
+          <w:rFonts w:eastAsiaTheme="minorEastAsia" w:cstheme="minorHAnsi"/>
+          <w:color w:val="000000" w:themeColor="text1"/>
+        </w:rPr>
+        <w:t>O sistema deverá armazenar as senhas dos usuários de forma criptografada, garantindo a proteção contra acessos indevidos.</w:t>
+      </w:r>
+      <w:r>
+        <w:rPr>
+          <w:rFonts w:eastAsiaTheme="minorEastAsia" w:cstheme="minorHAnsi"/>
+          <w:color w:val="000000" w:themeColor="text1"/>
+        </w:rPr>
+        <w:br/>
+      </w:r>
+      <w:r>
+        <w:rPr>
+          <w:rFonts w:eastAsiaTheme="minorEastAsia" w:cstheme="minorHAnsi"/>
+          <w:b/>
+          <w:bCs/>
+          <w:color w:val="000000" w:themeColor="text1"/>
+        </w:rPr>
+        <w:t>Prioridade:</w:t>
+      </w:r>
+      <w:r>
+        <w:rPr>
+          <w:rFonts w:eastAsiaTheme="minorEastAsia" w:cstheme="minorHAnsi"/>
+          <w:color w:val="000000" w:themeColor="text1"/>
+        </w:rPr>
+        <w:t xml:space="preserve"> </w:t>
+      </w:r>
+      <w:r>
+        <w:rPr>
+          <w:rFonts w:ascii="Segoe UI Symbol" w:eastAsiaTheme="minorEastAsia" w:hAnsi="Segoe UI Symbol" w:cs="Segoe UI Symbol"/>
+          <w:color w:val="000000" w:themeColor="text1"/>
+        </w:rPr>
+        <w:t>☑</w:t>
+      </w:r>
+      <w:r>
+        <w:rPr>
+          <w:rFonts w:eastAsiaTheme="minorEastAsia" w:cstheme="minorHAnsi"/>
+          <w:color w:val="000000" w:themeColor="text1"/>
+        </w:rPr>
+        <w:t xml:space="preserve"> Essencial </w:t>
+      </w:r>
+      <w:r>
+        <w:rPr>
+          <w:rFonts w:ascii="Segoe UI Symbol" w:eastAsiaTheme="minorEastAsia" w:hAnsi="Segoe UI Symbol" w:cs="Segoe UI Symbol"/>
+          <w:color w:val="000000" w:themeColor="text1"/>
+        </w:rPr>
+        <w:t>☐</w:t>
+      </w:r>
+      <w:r>
+        <w:rPr>
+          <w:rFonts w:eastAsiaTheme="minorEastAsia" w:cstheme="minorHAnsi"/>
+          <w:color w:val="000000" w:themeColor="text1"/>
+        </w:rPr>
+        <w:t xml:space="preserve"> Importante </w:t>
+      </w:r>
+      <w:r>
+        <w:rPr>
+          <w:rFonts w:ascii="Segoe UI Symbol" w:eastAsiaTheme="minorEastAsia" w:hAnsi="Segoe UI Symbol" w:cs="Segoe UI Symbol"/>
+          <w:color w:val="000000" w:themeColor="text1"/>
+        </w:rPr>
+        <w:t>☐</w:t>
+      </w:r>
+      <w:r>
+        <w:rPr>
+          <w:rFonts w:eastAsiaTheme="minorEastAsia" w:cstheme="minorHAnsi"/>
+          <w:color w:val="000000" w:themeColor="text1"/>
+        </w:rPr>
+        <w:t xml:space="preserve"> Desejável</w:t>
+      </w:r>
+    </w:p>
+    <w:p>
+      <w:pPr>
+        <w:spacing w:before="240" w:after="240"/>
+        <w:rPr>
+          <w:rFonts w:eastAsiaTheme="minorEastAsia" w:cstheme="minorHAnsi"/>
+          <w:b/>
+          <w:bCs/>
+          <w:color w:val="000000" w:themeColor="text1"/>
+        </w:rPr>
+      </w:pPr>
+    </w:p>
+    <w:p>
+      <w:pPr>
+        <w:spacing w:before="240" w:after="240"/>
+        <w:rPr>
+          <w:rFonts w:eastAsiaTheme="minorEastAsia" w:cstheme="minorHAnsi"/>
+          <w:b/>
+          <w:bCs/>
+          <w:color w:val="000000" w:themeColor="text1"/>
+        </w:rPr>
+      </w:pPr>
+      <w:r>
+        <w:rPr>
+          <w:rFonts w:eastAsiaTheme="minorEastAsia" w:cstheme="minorHAnsi"/>
+          <w:b/>
+          <w:bCs/>
+          <w:color w:val="000000" w:themeColor="text1"/>
+        </w:rPr>
+        <w:t>[NF0</w:t>
+      </w:r>
+      <w:r>
+        <w:rPr>
+          <w:rFonts w:eastAsiaTheme="minorEastAsia" w:cstheme="minorHAnsi"/>
+          <w:b/>
+          <w:bCs/>
+          <w:color w:val="000000" w:themeColor="text1"/>
+        </w:rPr>
+        <w:t>15</w:t>
+      </w:r>
+      <w:r>
+        <w:rPr>
+          <w:rFonts w:eastAsiaTheme="minorEastAsia" w:cstheme="minorHAnsi"/>
+          <w:b/>
+          <w:bCs/>
+          <w:color w:val="000000" w:themeColor="text1"/>
+        </w:rPr>
+        <w:t>] Validação de Entradas</w:t>
+      </w:r>
+    </w:p>
+    <w:p>
+      <w:pPr>
+        <w:spacing w:before="240" w:after="240"/>
+        <w:rPr>
+          <w:rFonts w:eastAsiaTheme="minorEastAsia" w:cstheme="minorHAnsi"/>
+          <w:color w:val="000000" w:themeColor="text1"/>
+        </w:rPr>
+      </w:pPr>
+      <w:r>
+        <w:rPr>
+          <w:rFonts w:eastAsiaTheme="minorEastAsia" w:cstheme="minorHAnsi"/>
+          <w:color w:val="000000" w:themeColor="text1"/>
+        </w:rPr>
         <w:lastRenderedPageBreak/>
-        <w:t>[NF0</w:t>
-      </w:r>
-      <w:r>
-        <w:rPr>
-          <w:rFonts w:eastAsiaTheme="minorEastAsia" w:cstheme="minorHAnsi"/>
-          <w:b/>
-          <w:bCs/>
-          <w:color w:val="000000" w:themeColor="text1"/>
-        </w:rPr>
-        <w:t>14</w:t>
-      </w:r>
-      <w:r>
-        <w:rPr>
-          <w:rFonts w:eastAsiaTheme="minorEastAsia" w:cstheme="minorHAnsi"/>
-          <w:b/>
-          <w:bCs/>
-          <w:color w:val="000000" w:themeColor="text1"/>
-        </w:rPr>
-        <w:t>] Criptografia de Senhas</w:t>
-      </w:r>
-    </w:p>
-    <w:p>
-      <w:pPr>
-        <w:spacing w:before="240" w:after="240"/>
-        <w:rPr>
-          <w:rFonts w:eastAsiaTheme="minorEastAsia" w:cstheme="minorHAnsi"/>
-          <w:color w:val="000000" w:themeColor="text1"/>
-        </w:rPr>
-      </w:pPr>
-      <w:r>
-        <w:rPr>
-          <w:rFonts w:eastAsiaTheme="minorEastAsia" w:cstheme="minorHAnsi"/>
-          <w:color w:val="000000" w:themeColor="text1"/>
-        </w:rPr>
-        <w:t>O sistema deverá armazenar as senhas dos usuários de forma criptografada, garantindo a proteção contra acessos indevidos.</w:t>
-      </w:r>
-      <w:r>
-        <w:rPr>
-          <w:rFonts w:eastAsiaTheme="minorEastAsia" w:cstheme="minorHAnsi"/>
-          <w:color w:val="000000" w:themeColor="text1"/>
-        </w:rPr>
-        <w:br/>
-      </w:r>
-      <w:r>
-        <w:rPr>
-          <w:rFonts w:eastAsiaTheme="minorEastAsia" w:cstheme="minorHAnsi"/>
-          <w:b/>
-          <w:bCs/>
-          <w:color w:val="000000" w:themeColor="text1"/>
-        </w:rPr>
-        <w:t>Prioridade:</w:t>
-      </w:r>
-      <w:r>
-        <w:rPr>
-          <w:rFonts w:eastAsiaTheme="minorEastAsia" w:cstheme="minorHAnsi"/>
-          <w:color w:val="000000" w:themeColor="text1"/>
-        </w:rPr>
-        <w:t xml:space="preserve"> </w:t>
-      </w:r>
-      <w:r>
-        <w:rPr>
-          <w:rFonts w:ascii="Segoe UI Symbol" w:eastAsiaTheme="minorEastAsia" w:hAnsi="Segoe UI Symbol" w:cs="Segoe UI Symbol"/>
-          <w:color w:val="000000" w:themeColor="text1"/>
-        </w:rPr>
-        <w:t>☑</w:t>
-      </w:r>
-      <w:r>
-        <w:rPr>
-          <w:rFonts w:eastAsiaTheme="minorEastAsia" w:cstheme="minorHAnsi"/>
-          <w:color w:val="000000" w:themeColor="text1"/>
-        </w:rPr>
-        <w:t xml:space="preserve"> Essencial </w:t>
-      </w:r>
-      <w:r>
-        <w:rPr>
-          <w:rFonts w:ascii="Segoe UI Symbol" w:eastAsiaTheme="minorEastAsia" w:hAnsi="Segoe UI Symbol" w:cs="Segoe UI Symbol"/>
-          <w:color w:val="000000" w:themeColor="text1"/>
-        </w:rPr>
-        <w:t>☐</w:t>
-      </w:r>
-      <w:r>
-        <w:rPr>
-          <w:rFonts w:eastAsiaTheme="minorEastAsia" w:cstheme="minorHAnsi"/>
-          <w:color w:val="000000" w:themeColor="text1"/>
-        </w:rPr>
-        <w:t xml:space="preserve"> Importante </w:t>
-      </w:r>
-      <w:r>
-        <w:rPr>
-          <w:rFonts w:ascii="Segoe UI Symbol" w:eastAsiaTheme="minorEastAsia" w:hAnsi="Segoe UI Symbol" w:cs="Segoe UI Symbol"/>
-          <w:color w:val="000000" w:themeColor="text1"/>
-        </w:rPr>
-        <w:t>☐</w:t>
-      </w:r>
-      <w:r>
-        <w:rPr>
-          <w:rFonts w:eastAsiaTheme="minorEastAsia" w:cstheme="minorHAnsi"/>
-          <w:color w:val="000000" w:themeColor="text1"/>
-        </w:rPr>
-        <w:t xml:space="preserve"> Desejável</w:t>
-      </w:r>
-    </w:p>
-    <w:p>
-      <w:pPr>
-        <w:spacing w:before="240" w:after="240"/>
-        <w:rPr>
-          <w:rFonts w:eastAsiaTheme="minorEastAsia" w:cstheme="minorHAnsi"/>
-          <w:b/>
-          <w:bCs/>
-          <w:color w:val="000000" w:themeColor="text1"/>
-        </w:rPr>
-      </w:pPr>
-    </w:p>
-    <w:p>
-      <w:pPr>
-        <w:spacing w:before="240" w:after="240"/>
-        <w:rPr>
-          <w:rFonts w:eastAsiaTheme="minorEastAsia" w:cstheme="minorHAnsi"/>
-          <w:b/>
-          <w:bCs/>
-          <w:color w:val="000000" w:themeColor="text1"/>
-        </w:rPr>
-      </w:pPr>
-      <w:r>
-        <w:rPr>
-          <w:rFonts w:eastAsiaTheme="minorEastAsia" w:cstheme="minorHAnsi"/>
-          <w:b/>
-          <w:bCs/>
-          <w:color w:val="000000" w:themeColor="text1"/>
-        </w:rPr>
-        <w:t>[NF0</w:t>
-      </w:r>
-      <w:r>
-        <w:rPr>
-          <w:rFonts w:eastAsiaTheme="minorEastAsia" w:cstheme="minorHAnsi"/>
-          <w:b/>
-          <w:bCs/>
-          <w:color w:val="000000" w:themeColor="text1"/>
-        </w:rPr>
-        <w:t>15</w:t>
-      </w:r>
-      <w:r>
-        <w:rPr>
-          <w:rFonts w:eastAsiaTheme="minorEastAsia" w:cstheme="minorHAnsi"/>
-          <w:b/>
-          <w:bCs/>
-          <w:color w:val="000000" w:themeColor="text1"/>
-        </w:rPr>
-        <w:t>] Validação de Entradas</w:t>
-      </w:r>
-    </w:p>
-    <w:p>
-      <w:pPr>
-        <w:spacing w:before="240" w:after="240"/>
-        <w:rPr>
-          <w:rFonts w:eastAsiaTheme="minorEastAsia" w:cstheme="minorHAnsi"/>
-          <w:color w:val="000000" w:themeColor="text1"/>
-        </w:rPr>
-      </w:pPr>
-      <w:r>
-        <w:rPr>
-          <w:rFonts w:eastAsiaTheme="minorEastAsia" w:cstheme="minorHAnsi"/>
-          <w:color w:val="000000" w:themeColor="text1"/>
-        </w:rPr>
         <w:t>O sistema deverá validar todos os dados inseridos pelos usuários, prevenindo erros, inconsistências e possíveis ataques.</w:t>
       </w:r>
       <w:r>
@@ -8913,7 +9136,21 @@
         <w:rPr>
           <w:rFonts w:eastAsiaTheme="minorEastAsia"/>
         </w:rPr>
-        <w:t>O sistema deverá processar rapidamente as ações relacionadas às publicações, como criação de posts, aprovação de conteúdos pelos usuários verificados e publicação de notícias</w:t>
+        <w:t xml:space="preserve">O sistema deverá processar rapidamente as ações relacionadas às publicações, como criação de posts, aprovação de </w:t>
+      </w:r>
+      <w:proofErr w:type="spellStart"/>
+      <w:r>
+        <w:rPr>
+          <w:rFonts w:eastAsiaTheme="minorEastAsia"/>
+        </w:rPr>
+        <w:t>conteúdos</w:t>
+      </w:r>
+      <w:proofErr w:type="spellEnd"/>
+      <w:r>
+        <w:rPr>
+          <w:rFonts w:eastAsiaTheme="minorEastAsia"/>
+        </w:rPr>
+        <w:t xml:space="preserve"> pelos usuários verificados e publicação de notícias</w:t>
       </w:r>
       <w:r>
         <w:rPr>
@@ -9055,7 +9292,6 @@
           <w:rFonts w:asciiTheme="minorHAnsi" w:eastAsiaTheme="minorEastAsia" w:hAnsiTheme="minorHAnsi" w:cstheme="minorBidi"/>
           <w:color w:val="D52E5D"/>
         </w:rPr>
-        <w:lastRenderedPageBreak/>
         <w:t>Padrões</w:t>
       </w:r>
       <w:r>
@@ -9558,7 +9794,6 @@
           <w:rFonts w:asciiTheme="minorHAnsi" w:eastAsiaTheme="minorEastAsia" w:hAnsiTheme="minorHAnsi" w:cstheme="minorBidi"/>
           <w:color w:val="D52E5D"/>
         </w:rPr>
-        <w:lastRenderedPageBreak/>
         <w:t xml:space="preserve">Aprovação </w:t>
       </w:r>
     </w:p>
@@ -9825,7 +10060,7 @@
                           <pic:cNvPicPr/>
                         </pic:nvPicPr>
                         <pic:blipFill>
-                          <a:blip r:embed="rId12">
+                          <a:blip r:embed="rId13">
                             <a:extLst>
                               <a:ext uri="{28A0092B-C50C-407E-A947-70E740481C1C}">
                                 <a14:useLocalDpi xmlns:a14="http://schemas.microsoft.com/office/drawing/2010/main"/>
@@ -9909,7 +10144,7 @@
                           <pic:cNvPicPr/>
                         </pic:nvPicPr>
                         <pic:blipFill>
-                          <a:blip r:embed="rId13">
+                          <a:blip r:embed="rId14">
                             <a:extLst>
                               <a:ext uri="{28A0092B-C50C-407E-A947-70E740481C1C}">
                                 <a14:useLocalDpi xmlns:a14="http://schemas.microsoft.com/office/drawing/2010/main"/>
@@ -9964,6 +10199,7 @@
               </w:rPr>
             </w:pPr>
             <w:r>
+              <w:lastRenderedPageBreak/>
               <w:br/>
             </w:r>
             <w:r>
@@ -9973,8 +10209,19 @@
                 <w:sz w:val="22"/>
                 <w:szCs w:val="22"/>
               </w:rPr>
-              <w:t>Clara Antonacci</w:t>
+              <w:t xml:space="preserve">Clara </w:t>
             </w:r>
+            <w:proofErr w:type="spellStart"/>
+            <w:r>
+              <w:rPr>
+                <w:rFonts w:eastAsiaTheme="minorEastAsia"/>
+                <w:color w:val="000000" w:themeColor="text1"/>
+                <w:sz w:val="22"/>
+                <w:szCs w:val="22"/>
+              </w:rPr>
+              <w:t>Antonacci</w:t>
+            </w:r>
+            <w:proofErr w:type="spellEnd"/>
           </w:p>
           <w:p>
             <w:pPr>
@@ -9994,8 +10241,19 @@
                 <w:sz w:val="22"/>
                 <w:szCs w:val="22"/>
               </w:rPr>
-              <w:t>Luiza Corazin</w:t>
+              <w:t xml:space="preserve">Luiza </w:t>
             </w:r>
+            <w:proofErr w:type="spellStart"/>
+            <w:r>
+              <w:rPr>
+                <w:rFonts w:eastAsiaTheme="minorEastAsia"/>
+                <w:color w:val="000000" w:themeColor="text1"/>
+                <w:sz w:val="22"/>
+                <w:szCs w:val="22"/>
+              </w:rPr>
+              <w:t>Corazin</w:t>
+            </w:r>
+            <w:proofErr w:type="spellEnd"/>
           </w:p>
           <w:p>
             <w:pPr>
@@ -10127,6 +10385,7 @@
                 <w:szCs w:val="22"/>
               </w:rPr>
             </w:pPr>
+            <w:proofErr w:type="spellStart"/>
             <w:r>
               <w:rPr>
                 <w:rFonts w:eastAsiaTheme="minorEastAsia"/>
@@ -10134,7 +10393,17 @@
                 <w:sz w:val="22"/>
                 <w:szCs w:val="22"/>
               </w:rPr>
-              <w:t xml:space="preserve">Reenye Lima </w:t>
+              <w:t>Reenye</w:t>
+            </w:r>
+            <w:proofErr w:type="spellEnd"/>
+            <w:r>
+              <w:rPr>
+                <w:rFonts w:eastAsiaTheme="minorEastAsia"/>
+                <w:color w:val="000000" w:themeColor="text1"/>
+                <w:sz w:val="22"/>
+                <w:szCs w:val="22"/>
+              </w:rPr>
+              <w:t xml:space="preserve"> Lima </w:t>
             </w:r>
             <w:r>
               <w:br/>
@@ -10146,8 +10415,19 @@
                 <w:sz w:val="22"/>
                 <w:szCs w:val="22"/>
               </w:rPr>
-              <w:t>Robson Bachin</w:t>
+              <w:t xml:space="preserve">Robson </w:t>
             </w:r>
+            <w:proofErr w:type="spellStart"/>
+            <w:r>
+              <w:rPr>
+                <w:rFonts w:eastAsiaTheme="minorEastAsia"/>
+                <w:color w:val="000000" w:themeColor="text1"/>
+                <w:sz w:val="22"/>
+                <w:szCs w:val="22"/>
+              </w:rPr>
+              <w:t>Bachin</w:t>
+            </w:r>
+            <w:proofErr w:type="spellEnd"/>
           </w:p>
         </w:tc>
       </w:tr>
@@ -10169,8 +10449,8 @@
       </w:pPr>
     </w:p>
     <w:sectPr>
-      <w:headerReference w:type="default" r:id="rId14"/>
-      <w:footerReference w:type="default" r:id="rId15"/>
+      <w:headerReference w:type="default" r:id="rId15"/>
+      <w:footerReference w:type="default" r:id="rId16"/>
       <w:pgSz w:w="11906" w:h="16838"/>
       <w:pgMar w:top="1440" w:right="1440" w:bottom="1440" w:left="1440" w:header="720" w:footer="720" w:gutter="0"/>
       <w:cols w:space="720"/>
@@ -11978,6 +12258,7 @@
   <w:style w:type="character" w:default="1" w:styleId="Fontepargpadro">
     <w:name w:val="Default Paragraph Font"/>
     <w:uiPriority w:val="1"/>
+    <w:semiHidden/>
     <w:unhideWhenUsed/>
   </w:style>
   <w:style w:type="table" w:default="1" w:styleId="Tabelanormal">
@@ -12370,6 +12651,23 @@
 </file>
 
 <file path=customXml/item1.xml><?xml version="1.0" encoding="utf-8"?>
+<p:properties xmlns:p="http://schemas.microsoft.com/office/2006/metadata/properties" xmlns:xsi="http://www.w3.org/2001/XMLSchema-instance" xmlns:pc="http://schemas.microsoft.com/office/infopath/2007/PartnerControls">
+  <documentManagement>
+    <_activity xmlns="1f548850-5073-4032-9aae-e15db7a3c438" xsi:nil="true"/>
+  </documentManagement>
+</p:properties>
+</file>
+
+<file path=customXml/item2.xml><?xml version="1.0" encoding="utf-8"?>
+<?mso-contentType ?>
+<FormTemplates xmlns="http://schemas.microsoft.com/sharepoint/v3/contenttype/forms">
+  <Display>DocumentLibraryForm</Display>
+  <Edit>DocumentLibraryForm</Edit>
+  <New>DocumentLibraryForm</New>
+</FormTemplates>
+</file>
+
+<file path=customXml/item3.xml><?xml version="1.0" encoding="utf-8"?>
 <ct:contentTypeSchema xmlns:ct="http://schemas.microsoft.com/office/2006/metadata/contentType" xmlns:ma="http://schemas.microsoft.com/office/2006/metadata/properties/metaAttributes" ct:_="" ma:_="" ma:contentTypeName="Documento" ma:contentTypeID="0x01010073AA3EC88D3BF54BAC9B2D97A66CC12F" ma:contentTypeVersion="18" ma:contentTypeDescription="Crie um novo documento." ma:contentTypeScope="" ma:versionID="47ecd7b908bf5d0ea9842bed1f01ca7d">
   <xsd:schema xmlns:xsd="http://www.w3.org/2001/XMLSchema" xmlns:xs="http://www.w3.org/2001/XMLSchema" xmlns:p="http://schemas.microsoft.com/office/2006/metadata/properties" xmlns:ns3="1f548850-5073-4032-9aae-e15db7a3c438" xmlns:ns4="9993520d-580e-4385-b778-42ff3425937d" targetNamespace="http://schemas.microsoft.com/office/2006/metadata/properties" ma:root="true" ma:fieldsID="a7d9ee50a1d2d90a3804e1367a794824" ns3:_="" ns4:_="">
     <xsd:import namespace="1f548850-5073-4032-9aae-e15db7a3c438"/>
@@ -12622,24 +12920,29 @@
 </ct:contentTypeSchema>
 </file>
 
-<file path=customXml/item2.xml><?xml version="1.0" encoding="utf-8"?>
-<?mso-contentType ?>
-<FormTemplates xmlns="http://schemas.microsoft.com/sharepoint/v3/contenttype/forms">
-  <Display>DocumentLibraryForm</Display>
-  <Edit>DocumentLibraryForm</Edit>
-  <New>DocumentLibraryForm</New>
-</FormTemplates>
-</file>
-
-<file path=customXml/item3.xml><?xml version="1.0" encoding="utf-8"?>
-<p:properties xmlns:p="http://schemas.microsoft.com/office/2006/metadata/properties" xmlns:xsi="http://www.w3.org/2001/XMLSchema-instance" xmlns:pc="http://schemas.microsoft.com/office/infopath/2007/PartnerControls">
-  <documentManagement>
-    <_activity xmlns="1f548850-5073-4032-9aae-e15db7a3c438" xsi:nil="true"/>
-  </documentManagement>
-</p:properties>
+<file path=customXml/item4.xml><?xml version="1.0" encoding="utf-8"?>
+<b:Sources xmlns:b="http://schemas.openxmlformats.org/officeDocument/2006/bibliography" xmlns="http://schemas.openxmlformats.org/officeDocument/2006/bibliography" SelectedStyle="\APASixthEditionOfficeOnline.xsl" StyleName="APA" Version="6"/>
 </file>
 
 <file path=customXml/itemProps1.xml><?xml version="1.0" encoding="utf-8"?>
+<ds:datastoreItem xmlns:ds="http://schemas.openxmlformats.org/officeDocument/2006/customXml" ds:itemID="{27E1BD49-787F-4F65-A5CA-8D1532D98D2A}">
+  <ds:schemaRefs>
+    <ds:schemaRef ds:uri="http://schemas.microsoft.com/office/2006/metadata/properties"/>
+    <ds:schemaRef ds:uri="http://schemas.microsoft.com/office/infopath/2007/PartnerControls"/>
+    <ds:schemaRef ds:uri="1f548850-5073-4032-9aae-e15db7a3c438"/>
+  </ds:schemaRefs>
+</ds:datastoreItem>
+</file>
+
+<file path=customXml/itemProps2.xml><?xml version="1.0" encoding="utf-8"?>
+<ds:datastoreItem xmlns:ds="http://schemas.openxmlformats.org/officeDocument/2006/customXml" ds:itemID="{34018D4B-D18A-47F4-B201-4ED8A724A490}">
+  <ds:schemaRefs>
+    <ds:schemaRef ds:uri="http://schemas.microsoft.com/sharepoint/v3/contenttype/forms"/>
+  </ds:schemaRefs>
+</ds:datastoreItem>
+</file>
+
+<file path=customXml/itemProps3.xml><?xml version="1.0" encoding="utf-8"?>
 <ds:datastoreItem xmlns:ds="http://schemas.openxmlformats.org/officeDocument/2006/customXml" ds:itemID="{0D5606D6-D8A0-47AB-89B6-4F1E59CB042F}">
   <ds:schemaRefs>
     <ds:schemaRef ds:uri="http://schemas.microsoft.com/office/2006/metadata/contentType"/>
@@ -12658,20 +12961,10 @@
 </ds:datastoreItem>
 </file>
 
-<file path=customXml/itemProps2.xml><?xml version="1.0" encoding="utf-8"?>
-<ds:datastoreItem xmlns:ds="http://schemas.openxmlformats.org/officeDocument/2006/customXml" ds:itemID="{34018D4B-D18A-47F4-B201-4ED8A724A490}">
+<file path=customXml/itemProps4.xml><?xml version="1.0" encoding="utf-8"?>
+<ds:datastoreItem xmlns:ds="http://schemas.openxmlformats.org/officeDocument/2006/customXml" ds:itemID="{0DF653E5-058A-4B39-A7A5-3EB8323BDDBF}">
   <ds:schemaRefs>
-    <ds:schemaRef ds:uri="http://schemas.microsoft.com/sharepoint/v3/contenttype/forms"/>
-  </ds:schemaRefs>
-</ds:datastoreItem>
-</file>
-
-<file path=customXml/itemProps3.xml><?xml version="1.0" encoding="utf-8"?>
-<ds:datastoreItem xmlns:ds="http://schemas.openxmlformats.org/officeDocument/2006/customXml" ds:itemID="{27E1BD49-787F-4F65-A5CA-8D1532D98D2A}">
-  <ds:schemaRefs>
-    <ds:schemaRef ds:uri="http://schemas.microsoft.com/office/2006/metadata/properties"/>
-    <ds:schemaRef ds:uri="http://schemas.microsoft.com/office/infopath/2007/PartnerControls"/>
-    <ds:schemaRef ds:uri="1f548850-5073-4032-9aae-e15db7a3c438"/>
+    <ds:schemaRef ds:uri="http://schemas.openxmlformats.org/officeDocument/2006/bibliography"/>
   </ds:schemaRefs>
 </ds:datastoreItem>
 </file>